--- a/downloads/student/ai-7-week-08.docx
+++ b/downloads/student/ai-7-week-08.docx
@@ -813,6 +813,16 @@
     <w:p>
       <w:r>
         <w:t>Eight cases do not establish a stable advantage or statistical significance.</w:t>
+      </w:r>
+    </w:p>
+    <w:p>
+      <w:r>
+        <w:t>Read the labelled picture: Calculate 6/8 and 7/8 correctness and name the one-case gain. Why is giving B the answer key incompatible with an unseen comparison to the simple baseline?</w:t>
+      </w:r>
+    </w:p>
+    <w:p>
+      <w:r>
+        <w:t>Change one thing: Give B the answer key before testing. Predict the result before checking the explanation. What remains the same?</w:t>
       </w:r>
     </w:p>
     <w:p>
@@ -1911,6 +1921,187 @@
         <w:t>Attempt the independent case before hints. Record whether you worked alone, used a hint or followed a model. After feedback, fix the first unsupported step and explain why it changed. A later check uses a changed case, not a copied answer.</w:t>
       </w:r>
     </w:p>
+    <w:p>
+      <w:pPr>
+        <w:pStyle w:val="Heading1"/>
+      </w:pPr>
+      <w:r>
+        <w:t>15. Your lesson route</w:t>
+      </w:r>
+    </w:p>
+    <w:p>
+      <w:r>
+        <w:t>Start with this question: A baseline deserves a fair chance. Two classifiers answer the same eight fixed questions with the same allowed sources.</w:t>
+      </w:r>
+    </w:p>
+    <w:tbl>
+      <w:tblPr>
+        <w:tblStyle w:val="LightShading-Accent1"/>
+        <w:tblW w:type="auto" w:w="0"/>
+        <w:tblLook w:firstColumn="1" w:firstRow="1" w:lastColumn="0" w:lastRow="0" w:noHBand="0" w:noVBand="1" w:val="04A0"/>
+      </w:tblPr>
+      <w:tblGrid>
+        <w:gridCol w:w="5112"/>
+        <w:gridCol w:w="5112"/>
+      </w:tblGrid>
+      <w:tr>
+        <w:trPr>
+          <w:tblHeader/>
+        </w:trPr>
+        <w:tc>
+          <w:tcPr>
+            <w:tcW w:type="dxa" w:w="5112"/>
+          </w:tcPr>
+          <w:p>
+            <w:r>
+              <w:t>By the end, I can</w:t>
+            </w:r>
+          </w:p>
+        </w:tc>
+        <w:tc>
+          <w:tcPr>
+            <w:tcW w:type="dxa" w:w="5112"/>
+          </w:tcPr>
+          <w:p>
+            <w:r>
+              <w:t>How I will show it</w:t>
+            </w:r>
+          </w:p>
+        </w:tc>
+      </w:tr>
+      <w:tr>
+        <w:tc>
+          <w:tcPr>
+            <w:tcW w:type="dxa" w:w="5112"/>
+          </w:tcPr>
+          <w:p>
+            <w:r>
+              <w:t>Explain the mechanism and terminology of baselines and fair comparisons</w:t>
+            </w:r>
+          </w:p>
+        </w:tc>
+        <w:tc>
+          <w:tcPr>
+            <w:tcW w:type="dxa" w:w="5112"/>
+          </w:tcPr>
+          <w:p>
+            <w:r>
+              <w:t>Explain the deciding step, show a trace or test, and state one limit.</w:t>
+            </w:r>
+          </w:p>
+        </w:tc>
+      </w:tr>
+      <w:tr>
+        <w:tc>
+          <w:tcPr>
+            <w:tcW w:type="dxa" w:w="5112"/>
+          </w:tcPr>
+          <w:p>
+            <w:r>
+              <w:t>Apply the stated procedure to a new case with a traceable result</w:t>
+            </w:r>
+          </w:p>
+        </w:tc>
+        <w:tc>
+          <w:tcPr>
+            <w:tcW w:type="dxa" w:w="5112"/>
+          </w:tcPr>
+          <w:p>
+            <w:r>
+              <w:t>Explain the deciding step, show a trace or test, and state one limit.</w:t>
+            </w:r>
+          </w:p>
+        </w:tc>
+      </w:tr>
+      <w:tr>
+        <w:tc>
+          <w:tcPr>
+            <w:tcW w:type="dxa" w:w="5112"/>
+          </w:tcPr>
+          <w:p>
+            <w:r>
+              <w:t>Identify an assumption or limitation and design a revealing follow-up</w:t>
+            </w:r>
+          </w:p>
+        </w:tc>
+        <w:tc>
+          <w:tcPr>
+            <w:tcW w:type="dxa" w:w="5112"/>
+          </w:tcPr>
+          <w:p>
+            <w:r>
+              <w:t>Explain the deciding step, show a trace or test, and state one limit.</w:t>
+            </w:r>
+          </w:p>
+        </w:tc>
+      </w:tr>
+    </w:tbl>
+    <w:p>
+      <w:r>
+        <w:t>Remember → watch and explain → try with help → investigate → try independently → keep project evidence. Your teacher may spread this lesson across several classes.</w:t>
+      </w:r>
+    </w:p>
+    <w:p>
+      <w:r>
+        <w:t>Keep your first prediction. Compare it with what the evidence shows and explain any change.</w:t>
+      </w:r>
+    </w:p>
+    <w:p>
+      <w:pPr>
+        <w:pStyle w:val="Heading1"/>
+      </w:pPr>
+      <w:r>
+        <w:t>16. Finish and return</w:t>
+      </w:r>
+    </w:p>
+    <w:p>
+      <w:r>
+        <w:t>Close your notes. Explain this goal in your own words: Explain the mechanism and terminology of baselines and fair comparisons</w:t>
+      </w:r>
+    </w:p>
+    <w:p>
+      <w:pPr>
+        <w:pStyle w:val="Heading3"/>
+      </w:pPr>
+      <w:r>
+        <w:t>My deciding step, evidence and one remaining question</w:t>
+      </w:r>
+    </w:p>
+    <w:p>
+      <w:r>
+        <w:t>________________________________________________________________</w:t>
+      </w:r>
+    </w:p>
+    <w:p>
+      <w:r>
+        <w:t>________________________________________________________________</w:t>
+      </w:r>
+    </w:p>
+    <w:p>
+      <w:r>
+        <w:t>________________________________________________________________</w:t>
+      </w:r>
+    </w:p>
+    <w:p>
+      <w:r>
+        <w:t>________________________________________________________________</w:t>
+      </w:r>
+    </w:p>
+    <w:p>
+      <w:r>
+        <w:t>________________________________________________________________</w:t>
+      </w:r>
+    </w:p>
+    <w:p>
+      <w:r>
+        <w:t>If you are unsure, return to the worked picture and explain one arrow. If you are ready, change an input or assumption and justify your prediction.</w:t>
+      </w:r>
+    </w:p>
+    <w:p>
+      <w:r>
+        <w:t>Save your workbook evidence. At the next review, try a different case before opening your old answer.</w:t>
+      </w:r>
+    </w:p>
     <w:sectPr>
       <w:pgSz w:w="12240" w:h="15840"/>
       <w:pgMar w:top="936" w:right="1008" w:bottom="936" w:left="1008" w:header="720" w:footer="720" w:gutter="0"/>

--- a/downloads/student/ai-7-week-08.docx
+++ b/downloads/student/ai-7-week-08.docx
@@ -2102,6 +2102,202 @@
         <w:t>Save your workbook evidence. At the next review, try a different case before opening your old answer.</w:t>
       </w:r>
     </w:p>
+    <w:p>
+      <w:pPr>
+        <w:pStyle w:val="Heading1"/>
+      </w:pPr>
+      <w:r>
+        <w:t>17. Supported practice, repair and portfolio</w:t>
+      </w:r>
+    </w:p>
+    <w:p>
+      <w:r>
+        <w:t>Use this supported practice once, in the browser or on paper. Keep the reserved independent assessment for a separate first attempt before teacher feedback.</w:t>
+      </w:r>
+    </w:p>
+    <w:p>
+      <w:r>
+        <w:t>A baseline deserves a fair chance. Two classifiers answer the same eight fixed questions with the same allowed sources.</w:t>
+      </w:r>
+    </w:p>
+    <w:p>
+      <w:pPr>
+        <w:pStyle w:val="Heading3"/>
+      </w:pPr>
+      <w:r>
+        <w:t>Practice 1: explain the deciding evidence</w:t>
+      </w:r>
+    </w:p>
+    <w:p>
+      <w:r>
+        <w:t>Which labelled step matches this detail? B adds one correct case here; compare resources and failure types too.</w:t>
+      </w:r>
+    </w:p>
+    <w:p>
+      <w:r>
+        <w:t>1. Declare baseline</w:t>
+      </w:r>
+    </w:p>
+    <w:p>
+      <w:r>
+        <w:t>2. Interpret cautiously</w:t>
+      </w:r>
+    </w:p>
+    <w:p>
+      <w:r>
+        <w:t>3. Measure fairly</w:t>
+      </w:r>
+    </w:p>
+    <w:p>
+      <w:pPr>
+        <w:pStyle w:val="Heading3"/>
+      </w:pPr>
+      <w:r>
+        <w:t>My selected conclusion, deciding fact and explanation</w:t>
+      </w:r>
+    </w:p>
+    <w:p>
+      <w:r>
+        <w:t>________________________________________________________________</w:t>
+      </w:r>
+    </w:p>
+    <w:p>
+      <w:r>
+        <w:t>________________________________________________________________</w:t>
+      </w:r>
+    </w:p>
+    <w:p>
+      <w:r>
+        <w:t>________________________________________________________________</w:t>
+      </w:r>
+    </w:p>
+    <w:p>
+      <w:r>
+        <w:t>________________________________________________________________</w:t>
+      </w:r>
+    </w:p>
+    <w:p>
+      <w:r>
+        <w:t>________________________________________________________________</w:t>
+      </w:r>
+    </w:p>
+    <w:p>
+      <w:r>
+        <w:t>Hint if needed: Read the steps in the pictorial case. Match the supplied detail to the stage that performs or records it.</w:t>
+      </w:r>
+    </w:p>
+    <w:p>
+      <w:r>
+        <w:t>After your attempt, compare with the supported explanation: Interpret cautiously B adds one correct case here; compare resources and failure types too. A baseline anchors the claim of improvement. Fair comparison keeps information access, cases and scoring aligned while allowing the declared method difference.</w:t>
+      </w:r>
+    </w:p>
+    <w:p>
+      <w:pPr>
+        <w:pStyle w:val="Heading3"/>
+      </w:pPr>
+      <w:r>
+        <w:t>Practice 2: explain the deciding evidence</w:t>
+      </w:r>
+    </w:p>
+    <w:p>
+      <w:r>
+        <w:t>Changed-case practice: Give B the answer key before testing. Which conclusion is supported by the supplied facts?</w:t>
+      </w:r>
+    </w:p>
+    <w:p>
+      <w:r>
+        <w:t>1. We can decide the result without examining the changed input or the procedure.</w:t>
+      </w:r>
+    </w:p>
+    <w:p>
+      <w:r>
+        <w:t>2. The resulting comparison is invalid as unseen evaluation.</w:t>
+      </w:r>
+    </w:p>
+    <w:p>
+      <w:r>
+        <w:t>3. This one example guarantees correct results for every future input.</w:t>
+      </w:r>
+    </w:p>
+    <w:p>
+      <w:pPr>
+        <w:pStyle w:val="Heading3"/>
+      </w:pPr>
+      <w:r>
+        <w:t>My selected conclusion, deciding fact and explanation</w:t>
+      </w:r>
+    </w:p>
+    <w:p>
+      <w:r>
+        <w:t>________________________________________________________________</w:t>
+      </w:r>
+    </w:p>
+    <w:p>
+      <w:r>
+        <w:t>________________________________________________________________</w:t>
+      </w:r>
+    </w:p>
+    <w:p>
+      <w:r>
+        <w:t>________________________________________________________________</w:t>
+      </w:r>
+    </w:p>
+    <w:p>
+      <w:r>
+        <w:t>________________________________________________________________</w:t>
+      </w:r>
+    </w:p>
+    <w:p>
+      <w:r>
+        <w:t>________________________________________________________________</w:t>
+      </w:r>
+    </w:p>
+    <w:p>
+      <w:r>
+        <w:t>Hint if needed: Use the changed condition and the deciding step in the pictorial trace. The answer must say what follows from those facts.</w:t>
+      </w:r>
+    </w:p>
+    <w:p>
+      <w:r>
+        <w:t>After your attempt, compare with the supported explanation: The resulting comparison is invalid as unseen evaluation. B would receive privileged information that A did not receive.</w:t>
+      </w:r>
+    </w:p>
+    <w:p>
+      <w:pPr>
+        <w:pStyle w:val="Heading3"/>
+      </w:pPr>
+      <w:r>
+        <w:t>Repair a missing building block</w:t>
+      </w:r>
+    </w:p>
+    <w:p>
+      <w:r>
+        <w:t>Review Hypotheses and measurable outcomes (ai-7/7). Goal: Explain the mechanism and terminology of hypotheses and measurable outcomes. Short practice: Name the predicted outcome and how unsupported is scored. If B sounds friendlier but ties A’s unsupported count, does the recorded improvement hypothesis receive support?. Return to this week and explain what you changed.</w:t>
+      </w:r>
+    </w:p>
+    <w:p>
+      <w:r>
+        <w:t>Review Replication and reproduction (ai-7/5). Goal: Explain the mechanism and terminology of replication and reproduction. Short practice: Calculate the scores from the original and new four-record sets. Which activity reproduces saved analysis, which repeats the protocol, and why does a different rerun of the original data need investigation?. Return to this week and explain what you changed.</w:t>
+      </w:r>
+    </w:p>
+    <w:p>
+      <w:r>
+        <w:t>Review Reading a research claim (ai-7/2). Goal: Explain the mechanism and terminology of reading a research claim. Short practice: Calculate the baseline and new rates for 2/10 and 4/10. Explain both twice the rate and the percentage-point change, and say why neither measures every learner’s improvement.. Return to this week and explain what you changed.</w:t>
+      </w:r>
+    </w:p>
+    <w:p>
+      <w:pPr>
+        <w:pStyle w:val="Heading3"/>
+      </w:pPr>
+      <w:r>
+        <w:t>Keep your completed work</w:t>
+      </w:r>
+    </w:p>
+    <w:p>
+      <w:r>
+        <w:t>Use Download completed work in the hosted lesson to export your answers, reflections, practice feedback and code-run evidence. Open the HTML copy to read or print it. Drafts stay in this browser when storage is available; clear drafts on a shared device.</w:t>
+      </w:r>
+    </w:p>
     <w:sectPr>
       <w:pgSz w:w="12240" w:h="15840"/>
       <w:pgMar w:top="936" w:right="1008" w:bottom="936" w:left="1008" w:header="720" w:footer="720" w:gutter="0"/>

--- a/downloads/student/ai-7-week-08.docx
+++ b/downloads/student/ai-7-week-08.docx
@@ -42,6 +42,11 @@
       </w:r>
     </w:p>
     <w:p>
+      <w:r>
+        <w:t>Start with the target: Explain the mechanism and terminology of baselines and fair comparisons. Try the recall before opening notes.</w:t>
+      </w:r>
+    </w:p>
+    <w:p>
       <w:pPr>
         <w:pStyle w:val="Heading3"/>
       </w:pPr>
@@ -50,17 +55,59 @@
       </w:r>
     </w:p>
     <w:p>
-      <w:r>
-        <w:t>I can explain the mechanism and terminology of baselines and fair comparisons.</w:t>
-      </w:r>
-    </w:p>
-    <w:p>
-      <w:r>
+      <w:pPr>
+        <w:spacing w:line="336" w:lineRule="auto" w:after="180"/>
+      </w:pPr>
+      <w:r>
+        <w:rPr>
+          <w:b w:val="0"/>
+        </w:rPr>
+        <w:t xml:space="preserve">I can explain the </w:t>
+      </w:r>
+      <w:r>
+        <w:rPr>
+          <w:b/>
+        </w:rPr>
+        <w:t>mechanism</w:t>
+      </w:r>
+      <w:r>
+        <w:rPr>
+          <w:b w:val="0"/>
+        </w:rPr>
+        <w:t xml:space="preserve"> and terminology of </w:t>
+      </w:r>
+      <w:r>
+        <w:rPr>
+          <w:b/>
+        </w:rPr>
+        <w:t>baseline</w:t>
+      </w:r>
+      <w:r>
+        <w:rPr>
+          <w:b w:val="0"/>
+        </w:rPr>
+        <w:t>s and fair comparisons.</w:t>
+      </w:r>
+    </w:p>
+    <w:p>
+      <w:pPr>
+        <w:spacing w:line="336" w:lineRule="auto" w:after="180"/>
+      </w:pPr>
+      <w:r>
+        <w:rPr>
+          <w:b w:val="0"/>
+        </w:rPr>
         <w:t>I can apply the stated procedure to a new case with a traceable result.</w:t>
       </w:r>
     </w:p>
     <w:p>
-      <w:r>
+      <w:pPr>
+        <w:spacing w:line="336" w:lineRule="auto" w:after="180"/>
+      </w:pPr>
+      <w:r>
+        <w:rPr>
+          <w:b w:val="0"/>
+        </w:rPr>
         <w:t>I can identify an assumption or limitation and design a revealing follow-up.</w:t>
       </w:r>
     </w:p>
@@ -73,47 +120,137 @@
       </w:r>
     </w:p>
     <w:p>
-      <w:r>
+      <w:pPr>
+        <w:spacing w:line="336" w:lineRule="auto" w:after="180"/>
+      </w:pPr>
+      <w:r>
+        <w:rPr>
+          <w:b w:val="0"/>
+        </w:rPr>
         <w:t>Close your notes first. A rough first answer helps us choose the right starting point; it is not a score for your ability.</w:t>
       </w:r>
     </w:p>
     <w:p>
-      <w:r>
+      <w:pPr>
+        <w:spacing w:line="336" w:lineRule="auto" w:after="180"/>
+      </w:pPr>
+      <w:r>
+        <w:rPr>
+          <w:b w:val="0"/>
+        </w:rPr>
         <w:t>Without opening the old lesson, explain one key idea from Hypotheses and measurable outcomes. Give an example and a mistake that the idea helps you avoid.</w:t>
       </w:r>
     </w:p>
     <w:p>
-      <w:r>
+      <w:pPr>
+        <w:spacing w:line="336" w:lineRule="auto" w:after="180"/>
+      </w:pPr>
+      <w:r>
+        <w:rPr>
+          <w:b w:val="0"/>
+        </w:rPr>
         <w:t>Without opening the old lesson, explain one key idea from Replication and reproduction. Give an example and a mistake that the idea helps you avoid.</w:t>
       </w:r>
     </w:p>
     <w:p>
-      <w:r>
+      <w:pPr>
+        <w:spacing w:line="336" w:lineRule="auto" w:after="180"/>
+      </w:pPr>
+      <w:r>
+        <w:rPr>
+          <w:b w:val="0"/>
+        </w:rPr>
         <w:t>Without opening the old lesson, explain one key idea from Reading a research claim. Give an example and a mistake that the idea helps you avoid.</w:t>
       </w:r>
     </w:p>
     <w:p>
-      <w:r>
-        <w:t>After trying, check the relevant lesson or ask your teacher. Change the part of your explanation that the evidence shows was wrong.</w:t>
-      </w:r>
-    </w:p>
-    <w:p>
-      <w:r>
+      <w:pPr>
+        <w:spacing w:line="336" w:lineRule="auto" w:after="180"/>
+      </w:pPr>
+      <w:r>
+        <w:rPr>
+          <w:b w:val="0"/>
+        </w:rPr>
+        <w:t xml:space="preserve">After trying, check the relevant lesson or ask your teacher. Change the part of your explanation that the </w:t>
+      </w:r>
+      <w:r>
+        <w:rPr>
+          <w:b/>
+        </w:rPr>
+        <w:t>evidence</w:t>
+      </w:r>
+      <w:r>
+        <w:rPr>
+          <w:b w:val="0"/>
+        </w:rPr>
+        <w:t xml:space="preserve"> shows was wrong.</w:t>
+      </w:r>
+    </w:p>
+    <w:p>
+      <w:pPr>
+        <w:spacing w:line="336" w:lineRule="auto" w:after="180"/>
+      </w:pPr>
+      <w:r>
+        <w:rPr>
+          <w:b w:val="0"/>
+        </w:rPr>
         <w:t>This week you will practise:</w:t>
       </w:r>
     </w:p>
     <w:p>
-      <w:r>
-        <w:t>Explain the mechanism and terminology of baselines and fair comparisons</w:t>
-      </w:r>
-    </w:p>
-    <w:p>
-      <w:r>
+      <w:pPr>
+        <w:spacing w:line="336" w:lineRule="auto" w:after="180"/>
+      </w:pPr>
+      <w:r>
+        <w:rPr>
+          <w:b w:val="0"/>
+        </w:rPr>
+        <w:t xml:space="preserve">Explain the </w:t>
+      </w:r>
+      <w:r>
+        <w:rPr>
+          <w:b/>
+        </w:rPr>
+        <w:t>mechanism</w:t>
+      </w:r>
+      <w:r>
+        <w:rPr>
+          <w:b w:val="0"/>
+        </w:rPr>
+        <w:t xml:space="preserve"> and terminology of </w:t>
+      </w:r>
+      <w:r>
+        <w:rPr>
+          <w:b/>
+        </w:rPr>
+        <w:t>baseline</w:t>
+      </w:r>
+      <w:r>
+        <w:rPr>
+          <w:b w:val="0"/>
+        </w:rPr>
+        <w:t>s and fair comparisons</w:t>
+      </w:r>
+    </w:p>
+    <w:p>
+      <w:pPr>
+        <w:spacing w:line="336" w:lineRule="auto" w:after="180"/>
+      </w:pPr>
+      <w:r>
+        <w:rPr>
+          <w:b w:val="0"/>
+        </w:rPr>
         <w:t>Apply the stated procedure to a new case with a traceable result</w:t>
       </w:r>
     </w:p>
     <w:p>
-      <w:r>
+      <w:pPr>
+        <w:spacing w:line="336" w:lineRule="auto" w:after="180"/>
+      </w:pPr>
+      <w:r>
+        <w:rPr>
+          <w:b w:val="0"/>
+        </w:rPr>
         <w:t>Identify an assumption or limitation and design a revealing follow-up</w:t>
       </w:r>
     </w:p>
@@ -126,8 +263,38 @@
       </w:r>
     </w:p>
     <w:p>
-      <w:r>
-        <w:t>Recall Hypotheses and measurable outcomes. Explain why a recorded result needs its input conditions and evidence source before it can support a claim.</w:t>
+      <w:pPr>
+        <w:spacing w:line="336" w:lineRule="auto" w:after="180"/>
+      </w:pPr>
+      <w:r>
+        <w:rPr>
+          <w:b w:val="0"/>
+        </w:rPr>
+        <w:t xml:space="preserve">Recall Hypotheses and measurable outcomes. Explain why a recorded result needs its </w:t>
+      </w:r>
+      <w:r>
+        <w:rPr>
+          <w:b/>
+        </w:rPr>
+        <w:t>input</w:t>
+      </w:r>
+      <w:r>
+        <w:rPr>
+          <w:b w:val="0"/>
+        </w:rPr>
+        <w:t xml:space="preserve"> conditions and </w:t>
+      </w:r>
+      <w:r>
+        <w:rPr>
+          <w:b/>
+        </w:rPr>
+        <w:t>evidence</w:t>
+      </w:r>
+      <w:r>
+        <w:rPr>
+          <w:b w:val="0"/>
+        </w:rPr>
+        <w:t xml:space="preserve"> source before it can support a claim.</w:t>
       </w:r>
     </w:p>
     <w:p>
@@ -162,8 +329,26 @@
       </w:r>
     </w:p>
     <w:p>
-      <w:r>
-        <w:t>Explain baselines and fair comparisons using the records and boundaries of this fictional investigation.</w:t>
+      <w:pPr>
+        <w:spacing w:line="336" w:lineRule="auto" w:after="180"/>
+      </w:pPr>
+      <w:r>
+        <w:rPr>
+          <w:b w:val="0"/>
+        </w:rPr>
+        <w:t xml:space="preserve">Explain </w:t>
+      </w:r>
+      <w:r>
+        <w:rPr>
+          <w:b/>
+        </w:rPr>
+        <w:t>baseline</w:t>
+      </w:r>
+      <w:r>
+        <w:rPr>
+          <w:b w:val="0"/>
+        </w:rPr>
+        <w:t>s and fair comparisons using the records and boundaries of this fictional investigation.</w:t>
       </w:r>
     </w:p>
     <w:p>
@@ -176,12 +361,64 @@
     </w:p>
     <w:p>
       <w:r>
-        <w:t>Fair baselines use credible procedures on matched evidence and resource conditions. A weak arbitrary reference can exaggerate improvement.</w:t>
-      </w:r>
-    </w:p>
-    <w:p>
-      <w:r>
-        <w:t>Begin by writing the question the procedure is intended to answer. Identify the information already supplied, the information it will produce and the information still missing. These are constructed classroom examples; they do not require live accounts, private records or an external service. Do not treat a plausible explanation as a measured outcome.</w:t>
+        <w:t>Investigate the supplied Baselines and fair comparisons case. Separate observations, given facts and assumptions before choosing an explanation.</w:t>
+      </w:r>
+    </w:p>
+    <w:p>
+      <w:pPr>
+        <w:spacing w:line="336" w:lineRule="auto" w:after="180"/>
+      </w:pPr>
+      <w:r>
+        <w:rPr>
+          <w:b w:val="0"/>
+        </w:rPr>
+        <w:t xml:space="preserve">Fair </w:t>
+      </w:r>
+      <w:r>
+        <w:rPr>
+          <w:b/>
+        </w:rPr>
+        <w:t>baseline</w:t>
+      </w:r>
+      <w:r>
+        <w:rPr>
+          <w:b w:val="0"/>
+        </w:rPr>
+        <w:t xml:space="preserve">s use credible procedures on matched </w:t>
+      </w:r>
+      <w:r>
+        <w:rPr>
+          <w:b/>
+        </w:rPr>
+        <w:t>evidence</w:t>
+      </w:r>
+      <w:r>
+        <w:rPr>
+          <w:b w:val="0"/>
+        </w:rPr>
+        <w:t xml:space="preserve"> and resource conditions. A weak arbitrary reference can exaggerate improvement.</w:t>
+      </w:r>
+    </w:p>
+    <w:p>
+      <w:pPr>
+        <w:spacing w:line="336" w:lineRule="auto" w:after="180"/>
+      </w:pPr>
+      <w:r>
+        <w:rPr>
+          <w:b w:val="0"/>
+        </w:rPr>
+        <w:t>Begin by writing the question the procedure is intended to answer. Identify the information already supplied, the information it will produce and the information still missing.</w:t>
+      </w:r>
+    </w:p>
+    <w:p>
+      <w:pPr>
+        <w:spacing w:line="336" w:lineRule="auto" w:after="180"/>
+      </w:pPr>
+      <w:r>
+        <w:rPr>
+          <w:b w:val="0"/>
+        </w:rPr>
+        <w:t>These are constructed classroom examples; they do not require live accounts, private records or an external service. Do not treat a plausible explanation as a measured outcome.</w:t>
       </w:r>
     </w:p>
     <w:p>
@@ -217,6 +454,17 @@
     </w:p>
     <w:p>
       <w:r>
+        <w:t>Follow the mechanism for Baselines and fair comparisons. Connect each labelled input, deciding step and result.</w:t>
+      </w:r>
+    </w:p>
+    <w:p>
+      <w:pPr>
+        <w:spacing w:line="336" w:lineRule="auto" w:after="180"/>
+      </w:pPr>
+      <w:r>
+        <w:rPr>
+          <w:b w:val="0"/>
+        </w:rPr>
         <w:t>For a room-reporting study use manual authoritative lookup or a deterministic same-room rule, not random room names. Match cases, available sources and scoring.</w:t>
       </w:r>
     </w:p>
@@ -313,8 +561,49 @@
       </w:r>
     </w:p>
     <w:p>
-      <w:r>
-        <w:t>Before applying the procedure, write its units, denominator or decision boundary where relevant. A partner should be able to repeat each step using the same inputs. If a required input is absent or violates the stated contract, record that condition explicitly instead of quietly replacing it with a convenient value.</w:t>
+      <w:pPr>
+        <w:spacing w:line="336" w:lineRule="auto" w:after="180"/>
+      </w:pPr>
+      <w:r>
+        <w:rPr>
+          <w:b w:val="0"/>
+        </w:rPr>
+        <w:t xml:space="preserve">Before applying the procedure, write its units, denominator or decision boundary where relevant. A partner should be able to repeat each step using the same </w:t>
+      </w:r>
+      <w:r>
+        <w:rPr>
+          <w:b/>
+        </w:rPr>
+        <w:t>input</w:t>
+      </w:r>
+      <w:r>
+        <w:rPr>
+          <w:b w:val="0"/>
+        </w:rPr>
+        <w:t>s.</w:t>
+      </w:r>
+    </w:p>
+    <w:p>
+      <w:pPr>
+        <w:spacing w:line="336" w:lineRule="auto" w:after="180"/>
+      </w:pPr>
+      <w:r>
+        <w:rPr>
+          <w:b w:val="0"/>
+        </w:rPr>
+        <w:t xml:space="preserve">If a required </w:t>
+      </w:r>
+      <w:r>
+        <w:rPr>
+          <w:b/>
+        </w:rPr>
+        <w:t>input</w:t>
+      </w:r>
+      <w:r>
+        <w:rPr>
+          <w:b w:val="0"/>
+        </w:rPr>
+        <w:t xml:space="preserve"> is absent or violates the stated contract, record that condition explicitly instead of quietly replacing it with a convenient value.</w:t>
       </w:r>
     </w:p>
     <w:p>
@@ -326,8 +615,26 @@
       </w:r>
     </w:p>
     <w:p>
-      <w:r>
-        <w:t>Point to the input, the deciding step and the result in this week’s visual. Explain the same step in ordinary words. A picture helps when you can say what each part represents.</w:t>
+      <w:pPr>
+        <w:spacing w:line="336" w:lineRule="auto" w:after="180"/>
+      </w:pPr>
+      <w:r>
+        <w:rPr>
+          <w:b w:val="0"/>
+        </w:rPr>
+        <w:t xml:space="preserve">Point to the </w:t>
+      </w:r>
+      <w:r>
+        <w:rPr>
+          <w:b/>
+        </w:rPr>
+        <w:t>input</w:t>
+      </w:r>
+      <w:r>
+        <w:rPr>
+          <w:b w:val="0"/>
+        </w:rPr>
+        <w:t>, the deciding step and the result in this week’s visual. Explain the same step in ordinary words. A picture helps when you can say what each part represents.</w:t>
       </w:r>
     </w:p>
     <w:p>
@@ -339,6 +646,11 @@
       </w:r>
     </w:p>
     <w:p>
+      <w:r>
+        <w:t>Compare the supplied cases for Baselines and fair comparisons. Identify the detail that changes the conclusion.</w:t>
+      </w:r>
+    </w:p>
+    <w:p>
       <w:pPr>
         <w:pStyle w:val="Heading3"/>
       </w:pPr>
@@ -347,8 +659,26 @@
       </w:r>
     </w:p>
     <w:p>
-      <w:r>
-        <w:t>Assistant gets current register; baseline gets an obsolete one. Assistant scores higher. Show the intermediate steps and give the conclusion with its scope.</w:t>
+      <w:pPr>
+        <w:spacing w:line="336" w:lineRule="auto" w:after="180"/>
+      </w:pPr>
+      <w:r>
+        <w:rPr>
+          <w:b w:val="0"/>
+        </w:rPr>
+        <w:t xml:space="preserve">Assistant gets current register; </w:t>
+      </w:r>
+      <w:r>
+        <w:rPr>
+          <w:b/>
+        </w:rPr>
+        <w:t>baseline</w:t>
+      </w:r>
+      <w:r>
+        <w:rPr>
+          <w:b w:val="0"/>
+        </w:rPr>
+        <w:t xml:space="preserve"> gets an obsolete one. Assistant scores higher. Show the intermediate steps and give the conclusion with its scope.</w:t>
       </w:r>
     </w:p>
     <w:p>
@@ -393,17 +723,68 @@
       </w:r>
     </w:p>
     <w:p>
-      <w:r>
+      <w:pPr>
+        <w:pStyle w:val="Heading3"/>
+      </w:pPr>
+      <w:r>
+        <w:t>Change one thing</w:t>
+      </w:r>
+    </w:p>
+    <w:p>
+      <w:pPr>
+        <w:spacing w:line="336" w:lineRule="auto" w:after="180"/>
+        <w:shd w:fill="F5F1FB"/>
+      </w:pPr>
+      <w:r>
+        <w:rPr>
+          <w:b w:val="0"/>
+        </w:rPr>
         <w:t>Change: Give B the answer key before testing.</w:t>
       </w:r>
     </w:p>
     <w:p>
-      <w:r>
-        <w:t>Prediction: The resulting comparison is invalid as unseen evaluation.</w:t>
-      </w:r>
-    </w:p>
-    <w:p>
-      <w:r>
+      <w:pPr>
+        <w:pStyle w:val="Heading3"/>
+      </w:pPr>
+      <w:r>
+        <w:t>Predicted result</w:t>
+      </w:r>
+    </w:p>
+    <w:p>
+      <w:pPr>
+        <w:spacing w:line="336" w:lineRule="auto" w:after="180"/>
+        <w:shd w:fill="F1F6FC"/>
+      </w:pPr>
+      <w:r>
+        <w:rPr>
+          <w:b/>
+        </w:rPr>
+        <w:t>Prediction</w:t>
+      </w:r>
+      <w:r>
+        <w:rPr>
+          <w:b w:val="0"/>
+        </w:rPr>
+        <w:t>: The resulting comparison is invalid as unseen evaluation.</w:t>
+      </w:r>
+    </w:p>
+    <w:p>
+      <w:pPr>
+        <w:pStyle w:val="Heading3"/>
+      </w:pPr>
+      <w:r>
+        <w:t>Why the result follows</w:t>
+      </w:r>
+    </w:p>
+    <w:p>
+      <w:pPr>
+        <w:spacing w:line="336" w:lineRule="auto" w:after="180"/>
+        <w:shd w:fill="F1F6FC"/>
+      </w:pPr>
+      <w:r>
+        <w:rPr>
+          <w:b w:val="0"/>
+        </w:rPr>
         <w:t>Reason: B would receive privileged information that A did not receive.</w:t>
       </w:r>
     </w:p>
@@ -413,6 +794,11 @@
       </w:pPr>
       <w:r>
         <w:t>05. Words that unlock the idea</w:t>
+      </w:r>
+    </w:p>
+    <w:p>
+      <w:r>
+        <w:t>Use the vocabulary of Baselines and fair comparisons to explain a concrete decision, rather than only memorising definitions.</w:t>
       </w:r>
     </w:p>
     <w:tbl>
@@ -550,29 +936,127 @@
     </w:p>
     <w:p>
       <w:r>
-        <w:t>Assistant gets current register; baseline gets an obsolete one. Assistant scores higher.</w:t>
-      </w:r>
-    </w:p>
-    <w:p>
-      <w:r>
+        <w:t>Follow the worked trace for Baselines and fair comparisons, predict a step, then compare with its explanation.</w:t>
+      </w:r>
+    </w:p>
+    <w:p>
+      <w:pPr>
+        <w:spacing w:line="336" w:lineRule="auto" w:after="180"/>
+      </w:pPr>
+      <w:r>
+        <w:rPr>
+          <w:b w:val="0"/>
+        </w:rPr>
+        <w:t xml:space="preserve">Assistant gets current register; </w:t>
+      </w:r>
+      <w:r>
+        <w:rPr>
+          <w:b/>
+        </w:rPr>
+        <w:t>baseline</w:t>
+      </w:r>
+      <w:r>
+        <w:rPr>
+          <w:b w:val="0"/>
+        </w:rPr>
+        <w:t xml:space="preserve"> gets an obsolete one. Assistant scores higher.</w:t>
+      </w:r>
+    </w:p>
+    <w:p>
+      <w:pPr>
+        <w:spacing w:line="336" w:lineRule="auto" w:after="180"/>
+      </w:pPr>
+      <w:r>
+        <w:rPr>
+          <w:b w:val="0"/>
+        </w:rPr>
         <w:t>Source freshness is confounded with procedure. Provide both the same eligible current sources or report the unequal comparison without isolating method.</w:t>
       </w:r>
     </w:p>
     <w:p>
-      <w:r>
-        <w:t>Compare the intermediate evidence with the final statement. Explain why each number or decision follows from the stated inputs. The conclusion belongs to this scenario and procedure; changing the inputs, evaluation population or authority can change what it establishes. Retain the raw record so a later revision can be compared honestly.</w:t>
-      </w:r>
-    </w:p>
-    <w:p>
       <w:pPr>
         <w:pStyle w:val="Heading3"/>
       </w:pPr>
       <w:r>
+        <w:t>Worked explanation · Baselines and fair comparisons</w:t>
+      </w:r>
+    </w:p>
+    <w:p>
+      <w:pPr>
+        <w:spacing w:line="336" w:lineRule="auto" w:after="180"/>
+        <w:shd w:fill="F1F6FC"/>
+      </w:pPr>
+      <w:r>
+        <w:rPr>
+          <w:b w:val="0"/>
+        </w:rPr>
+        <w:t xml:space="preserve">Compare the intermediate </w:t>
+      </w:r>
+      <w:r>
+        <w:rPr>
+          <w:b/>
+        </w:rPr>
+        <w:t>evidence</w:t>
+      </w:r>
+      <w:r>
+        <w:rPr>
+          <w:b w:val="0"/>
+        </w:rPr>
+        <w:t xml:space="preserve"> with the final statement. Explain why each number or decision follows from the stated </w:t>
+      </w:r>
+      <w:r>
+        <w:rPr>
+          <w:b/>
+        </w:rPr>
+        <w:t>input</w:t>
+      </w:r>
+      <w:r>
+        <w:rPr>
+          <w:b w:val="0"/>
+        </w:rPr>
+        <w:t>s.</w:t>
+      </w:r>
+    </w:p>
+    <w:p>
+      <w:pPr>
+        <w:spacing w:line="336" w:lineRule="auto" w:after="180"/>
+        <w:shd w:fill="F1F6FC"/>
+      </w:pPr>
+      <w:r>
+        <w:rPr>
+          <w:b w:val="0"/>
+        </w:rPr>
+        <w:t xml:space="preserve">The conclusion belongs to this scenario and procedure; changing the </w:t>
+      </w:r>
+      <w:r>
+        <w:rPr>
+          <w:b/>
+        </w:rPr>
+        <w:t>input</w:t>
+      </w:r>
+      <w:r>
+        <w:rPr>
+          <w:b w:val="0"/>
+        </w:rPr>
+        <w:t>s, evaluation population or authority can change what it establishes. Retain the raw record so a later revision can be compared honestly.</w:t>
+      </w:r>
+    </w:p>
+    <w:p>
+      <w:pPr>
+        <w:pStyle w:val="Heading3"/>
+      </w:pPr>
+      <w:r>
         <w:t>Learn from the worked case</w:t>
       </w:r>
     </w:p>
     <w:p>
-      <w:r>
+      <w:pPr>
+        <w:spacing w:line="336" w:lineRule="auto" w:after="180"/>
+      </w:pPr>
+      <w:r>
+        <w:rPr>
+          <w:b w:val="0"/>
+        </w:rPr>
         <w:t>Cover the result before checking it. Say what is given, choose the procedure, and follow one step at a time. Then uncover the result and explain your first mismatch. Ask why a step is allowed, not only what number it produces.</w:t>
       </w:r>
     </w:p>
@@ -585,8 +1069,26 @@
       </w:r>
     </w:p>
     <w:p>
-      <w:r>
-        <w:t>A baseline deserves a fair chance. Two classifiers answer the same eight fixed questions with the same allowed sources.</w:t>
+      <w:pPr>
+        <w:spacing w:line="336" w:lineRule="auto" w:after="180"/>
+      </w:pPr>
+      <w:r>
+        <w:rPr>
+          <w:b w:val="0"/>
+        </w:rPr>
+        <w:t xml:space="preserve">A </w:t>
+      </w:r>
+      <w:r>
+        <w:rPr>
+          <w:b/>
+        </w:rPr>
+        <w:t>baseline</w:t>
+      </w:r>
+      <w:r>
+        <w:rPr>
+          <w:b w:val="0"/>
+        </w:rPr>
+        <w:t xml:space="preserve"> deserves a fair chance. Two classifiers answer the same eight fixed questions with the same allowed sources.</w:t>
       </w:r>
     </w:p>
     <w:p>
@@ -598,7 +1100,22 @@
       </w:r>
     </w:p>
     <w:p>
-      <w:r>
+      <w:pPr>
+        <w:pStyle w:val="Heading3"/>
+      </w:pPr>
+      <w:r>
+        <w:t>Supplied facts</w:t>
+      </w:r>
+    </w:p>
+    <w:p>
+      <w:pPr>
+        <w:spacing w:line="336" w:lineRule="auto" w:after="180"/>
+        <w:shd w:fill="F1F6FC"/>
+      </w:pPr>
+      <w:r>
+        <w:rPr>
+          <w:b w:val="0"/>
+        </w:rPr>
         <w:t>Simple rule A: 6/8 correct. New model B: 7/8 correct. No test case is used to tune either version.</w:t>
       </w:r>
     </w:p>
@@ -798,30 +1315,114 @@
       </w:r>
     </w:p>
     <w:p>
-      <w:r>
-        <w:t>A baseline anchors the claim of improvement. Fair comparison keeps information access, cases and scoring aligned while allowing the declared method difference.</w:t>
-      </w:r>
-    </w:p>
-    <w:p>
       <w:pPr>
         <w:pStyle w:val="Heading3"/>
       </w:pPr>
       <w:r>
+        <w:t>Why the result follows</w:t>
+      </w:r>
+    </w:p>
+    <w:p>
+      <w:pPr>
+        <w:spacing w:line="336" w:lineRule="auto" w:after="180"/>
+        <w:shd w:fill="F1F6FC"/>
+      </w:pPr>
+      <w:r>
+        <w:rPr>
+          <w:b w:val="0"/>
+        </w:rPr>
+        <w:t xml:space="preserve">A </w:t>
+      </w:r>
+      <w:r>
+        <w:rPr>
+          <w:b/>
+        </w:rPr>
+        <w:t>baseline</w:t>
+      </w:r>
+      <w:r>
+        <w:rPr>
+          <w:b w:val="0"/>
+        </w:rPr>
+        <w:t xml:space="preserve"> anchors the claim of improvement. Fair comparison keeps information access, cases and scoring aligned while allowing the declared method difference.</w:t>
+      </w:r>
+    </w:p>
+    <w:p>
+      <w:pPr>
+        <w:pStyle w:val="Heading3"/>
+      </w:pPr>
+      <w:r>
         <w:t>What this example does not establish</w:t>
       </w:r>
     </w:p>
     <w:p>
-      <w:r>
+      <w:pPr>
+        <w:pStyle w:val="Heading3"/>
+      </w:pPr>
+      <w:r>
+        <w:t>Keep the stated limit</w:t>
+      </w:r>
+    </w:p>
+    <w:p>
+      <w:pPr>
+        <w:spacing w:line="336" w:lineRule="auto" w:after="180"/>
+        <w:shd w:fill="FFF5E6"/>
+      </w:pPr>
+      <w:r>
+        <w:rPr>
+          <w:b w:val="0"/>
+        </w:rPr>
         <w:t>Eight cases do not establish a stable advantage or statistical significance.</w:t>
       </w:r>
     </w:p>
     <w:p>
-      <w:r>
-        <w:t>Read the labelled picture: Calculate 6/8 and 7/8 correctness and name the one-case gain. Why is giving B the answer key incompatible with an unseen comparison to the simple baseline?</w:t>
-      </w:r>
-    </w:p>
-    <w:p>
-      <w:r>
+      <w:pPr>
+        <w:pStyle w:val="Heading3"/>
+      </w:pPr>
+      <w:r>
+        <w:t>Keep the stated limit</w:t>
+      </w:r>
+    </w:p>
+    <w:p>
+      <w:pPr>
+        <w:spacing w:line="336" w:lineRule="auto" w:after="180"/>
+        <w:shd w:fill="FFF5E6"/>
+      </w:pPr>
+      <w:r>
+        <w:rPr>
+          <w:b w:val="0"/>
+        </w:rPr>
+        <w:t xml:space="preserve">Read the labelled picture: Calculate 6/8 and 7/8 correctness and name the one-case gain. Why is giving B the answer key incompatible with an unseen comparison to the simple </w:t>
+      </w:r>
+      <w:r>
+        <w:rPr>
+          <w:b/>
+        </w:rPr>
+        <w:t>baseline</w:t>
+      </w:r>
+      <w:r>
+        <w:rPr>
+          <w:b w:val="0"/>
+        </w:rPr>
+        <w:t>?</w:t>
+      </w:r>
+    </w:p>
+    <w:p>
+      <w:pPr>
+        <w:pStyle w:val="Heading3"/>
+      </w:pPr>
+      <w:r>
+        <w:t>Keep the stated limit</w:t>
+      </w:r>
+    </w:p>
+    <w:p>
+      <w:pPr>
+        <w:spacing w:line="336" w:lineRule="auto" w:after="180"/>
+        <w:shd w:fill="FFF5E6"/>
+      </w:pPr>
+      <w:r>
+        <w:rPr>
+          <w:b w:val="0"/>
+        </w:rPr>
         <w:t>Change one thing: Give B the answer key before testing. Predict the result before checking the explanation. What remains the same?</w:t>
       </w:r>
     </w:p>
@@ -835,12 +1436,30 @@
     </w:p>
     <w:p>
       <w:r>
-        <w:t>A baseline is credible relative to the task, not merely a procedure easy to outperform.</w:t>
-      </w:r>
-    </w:p>
-    <w:p>
-      <w:r>
-        <w:t>A useful check asks what would make the reasoning fail. Distinguish a failure to execute the declared procedure from a weakness in the procedure itself. The first may require a correction; the second requires an explicitly revised method and new evidence. Preserve unsuccessful cases so an improved result cannot hide the original problem.</w:t>
+        <w:t>Find the unsupported step in the Baselines and fair comparisons claim and explain a repair using the supplied evidence.</w:t>
+      </w:r>
+    </w:p>
+    <w:p>
+      <w:pPr>
+        <w:spacing w:line="336" w:lineRule="auto" w:after="180"/>
+      </w:pPr>
+      <w:r>
+        <w:rPr>
+          <w:b w:val="0"/>
+        </w:rPr>
+        <w:t xml:space="preserve">A </w:t>
+      </w:r>
+      <w:r>
+        <w:rPr>
+          <w:b/>
+        </w:rPr>
+        <w:t>baseline</w:t>
+      </w:r>
+      <w:r>
+        <w:rPr>
+          <w:b w:val="0"/>
+        </w:rPr>
+        <w:t xml:space="preserve"> is credible relative to the task, not merely a procedure easy to outperform.</w:t>
       </w:r>
     </w:p>
     <w:p>
@@ -848,6 +1467,50 @@
         <w:pStyle w:val="Heading3"/>
       </w:pPr>
       <w:r>
+        <w:t>Check the claim against the facts</w:t>
+      </w:r>
+    </w:p>
+    <w:p>
+      <w:pPr>
+        <w:spacing w:line="336" w:lineRule="auto" w:after="180"/>
+        <w:shd w:fill="FFF5E6"/>
+      </w:pPr>
+      <w:r>
+        <w:rPr>
+          <w:b w:val="0"/>
+        </w:rPr>
+        <w:t>A useful check asks what would make the reasoning fail. Distinguish a failure to execute the declared procedure from a weakness in the procedure itself.</w:t>
+      </w:r>
+    </w:p>
+    <w:p>
+      <w:pPr>
+        <w:spacing w:line="336" w:lineRule="auto" w:after="180"/>
+        <w:shd w:fill="FFF5E6"/>
+      </w:pPr>
+      <w:r>
+        <w:rPr>
+          <w:b w:val="0"/>
+        </w:rPr>
+        <w:t xml:space="preserve">The first may require a correction; the second requires an explicitly revised method and new </w:t>
+      </w:r>
+      <w:r>
+        <w:rPr>
+          <w:b/>
+        </w:rPr>
+        <w:t>evidence</w:t>
+      </w:r>
+      <w:r>
+        <w:rPr>
+          <w:b w:val="0"/>
+        </w:rPr>
+        <w:t>. Preserve unsuccessful cases so an improved result cannot hide the original problem.</w:t>
+      </w:r>
+    </w:p>
+    <w:p>
+      <w:pPr>
+        <w:pStyle w:val="Heading3"/>
+      </w:pPr>
+      <w:r>
         <w:t>Guided: restate the worked result, then name the assumption or limitation that prevents a broader conclusion.</w:t>
       </w:r>
     </w:p>
@@ -885,8 +1548,26 @@
       </w:r>
     </w:p>
     <w:p>
-      <w:r>
-        <w:t>A report omits this qualification: A baseline is credible relative to the task, not merely a procedure easy to outperform. Explain how omitting it could change a reader's interpretation, and write an accurate replacement.</w:t>
+      <w:pPr>
+        <w:spacing w:line="336" w:lineRule="auto" w:after="180"/>
+      </w:pPr>
+      <w:r>
+        <w:rPr>
+          <w:b w:val="0"/>
+        </w:rPr>
+        <w:t xml:space="preserve">A report omits this qualification: A </w:t>
+      </w:r>
+      <w:r>
+        <w:rPr>
+          <w:b/>
+        </w:rPr>
+        <w:t>baseline</w:t>
+      </w:r>
+      <w:r>
+        <w:rPr>
+          <w:b w:val="0"/>
+        </w:rPr>
+        <w:t xml:space="preserve"> is credible relative to the task, not merely a procedure easy to outperform. Explain how omitting it could change a reader's interpretation, and write an accurate replacement.</w:t>
       </w:r>
     </w:p>
     <w:p>
@@ -937,7 +1618,54 @@
     </w:p>
     <w:p>
       <w:r>
-        <w:t>Explain the weekly mechanism in your own words. Use the worked scenario to name its input, decision rule and output.</w:t>
+        <w:t>Practise Baselines and fair comparisons with support, then explain the deciding step in your own words.</w:t>
+      </w:r>
+    </w:p>
+    <w:p>
+      <w:pPr>
+        <w:spacing w:line="336" w:lineRule="auto" w:after="180"/>
+      </w:pPr>
+      <w:r>
+        <w:rPr>
+          <w:b w:val="0"/>
+        </w:rPr>
+        <w:t xml:space="preserve">Explain the weekly </w:t>
+      </w:r>
+      <w:r>
+        <w:rPr>
+          <w:b/>
+        </w:rPr>
+        <w:t>mechanism</w:t>
+      </w:r>
+      <w:r>
+        <w:rPr>
+          <w:b w:val="0"/>
+        </w:rPr>
+        <w:t xml:space="preserve"> in your own words. Use the worked scenario to name its </w:t>
+      </w:r>
+      <w:r>
+        <w:rPr>
+          <w:b/>
+        </w:rPr>
+        <w:t>input</w:t>
+      </w:r>
+      <w:r>
+        <w:rPr>
+          <w:b w:val="0"/>
+        </w:rPr>
+        <w:t xml:space="preserve">, decision rule and </w:t>
+      </w:r>
+      <w:r>
+        <w:rPr>
+          <w:b/>
+        </w:rPr>
+        <w:t>output</w:t>
+      </w:r>
+      <w:r>
+        <w:rPr>
+          <w:b w:val="0"/>
+        </w:rPr>
+        <w:t>.</w:t>
       </w:r>
     </w:p>
     <w:p>
@@ -1010,8 +1738,38 @@
       </w:r>
     </w:p>
     <w:p>
-      <w:r>
-        <w:t>Use workbook W2 for the connected example “Baselines and fair comparisons”. First fill the input and rule boxes. Try the middle steps before asking for a hint. After a hint, try the next step yourself.</w:t>
+      <w:pPr>
+        <w:spacing w:line="336" w:lineRule="auto" w:after="180"/>
+      </w:pPr>
+      <w:r>
+        <w:rPr>
+          <w:b w:val="0"/>
+        </w:rPr>
+        <w:t>Use workbook W2 for the connected example “</w:t>
+      </w:r>
+      <w:r>
+        <w:rPr>
+          <w:b/>
+        </w:rPr>
+        <w:t>Baseline</w:t>
+      </w:r>
+      <w:r>
+        <w:rPr>
+          <w:b w:val="0"/>
+        </w:rPr>
+        <w:t xml:space="preserve">s and fair comparisons”. First fill the </w:t>
+      </w:r>
+      <w:r>
+        <w:rPr>
+          <w:b/>
+        </w:rPr>
+        <w:t>input</w:t>
+      </w:r>
+      <w:r>
+        <w:rPr>
+          <w:b w:val="0"/>
+        </w:rPr>
+        <w:t xml:space="preserve"> and rule boxes. Try the middle steps before asking for a hint. After a hint, try the next step yourself.</w:t>
       </w:r>
     </w:p>
     <w:tbl>
@@ -1094,7 +1852,13 @@
       </w:tr>
     </w:tbl>
     <w:p>
-      <w:r>
+      <w:pPr>
+        <w:spacing w:line="336" w:lineRule="auto" w:after="180"/>
+      </w:pPr>
+      <w:r>
+        <w:rPr>
+          <w:b w:val="0"/>
+        </w:rPr>
         <w:t>Explain your trace to a partner. Your partner points to one step to check. Swap roles on the next case. Each person writes their own explanation.</w:t>
       </w:r>
     </w:p>
@@ -1107,12 +1871,47 @@
       </w:r>
     </w:p>
     <w:p>
-      <w:r>
-        <w:t>Use the worked case for Baselines and fair comparisons. Proposed explanation: “The worked result establishes every future case”. Decide whether this explanation is supported. Point to the step or supplied fact that decides; explain your repair if needed.</w:t>
-      </w:r>
-    </w:p>
-    <w:p>
-      <w:r>
+      <w:pPr>
+        <w:spacing w:line="336" w:lineRule="auto" w:after="180"/>
+      </w:pPr>
+      <w:r>
+        <w:rPr>
+          <w:b w:val="0"/>
+        </w:rPr>
+        <w:t xml:space="preserve">Use the worked case for </w:t>
+      </w:r>
+      <w:r>
+        <w:rPr>
+          <w:b/>
+        </w:rPr>
+        <w:t>Baseline</w:t>
+      </w:r>
+      <w:r>
+        <w:rPr>
+          <w:b w:val="0"/>
+        </w:rPr>
+        <w:t>s and fair comparisons. Proposed explanation: “The worked result establishes every future case”. Decide whether this explanation is supported.</w:t>
+      </w:r>
+    </w:p>
+    <w:p>
+      <w:pPr>
+        <w:spacing w:line="336" w:lineRule="auto" w:after="180"/>
+      </w:pPr>
+      <w:r>
+        <w:rPr>
+          <w:b w:val="0"/>
+        </w:rPr>
+        <w:t>Point to the step or supplied fact that decides; explain your repair if needed.</w:t>
+      </w:r>
+    </w:p>
+    <w:p>
+      <w:pPr>
+        <w:spacing w:line="336" w:lineRule="auto" w:after="180"/>
+      </w:pPr>
+      <w:r>
+        <w:rPr>
+          <w:b w:val="0"/>
+        </w:rPr>
         <w:t>Answer on your own before discussion. If you are unsure, say which step you need help with.</w:t>
       </w:r>
     </w:p>
@@ -1125,8 +1924,27 @@
       </w:r>
     </w:p>
     <w:p>
-      <w:r>
-        <w:t>Calculate 6/8 and 7/8 correctness and name the one-case gain. Why is giving B the answer key incompatible with an unseen comparison to the simple baseline?</w:t>
+      <w:pPr>
+        <w:spacing w:line="336" w:lineRule="auto" w:after="180"/>
+        <w:shd w:fill="F5F1FB"/>
+      </w:pPr>
+      <w:r>
+        <w:rPr>
+          <w:b w:val="0"/>
+        </w:rPr>
+        <w:t xml:space="preserve">Calculate 6/8 and 7/8 correctness and name the one-case gain. Why is giving B the answer key incompatible with an unseen comparison to the simple </w:t>
+      </w:r>
+      <w:r>
+        <w:rPr>
+          <w:b/>
+        </w:rPr>
+        <w:t>baseline</w:t>
+      </w:r>
+      <w:r>
+        <w:rPr>
+          <w:b w:val="0"/>
+        </w:rPr>
+        <w:t>?</w:t>
       </w:r>
     </w:p>
     <w:p>
@@ -1158,7 +1976,13 @@
       </w:r>
     </w:p>
     <w:p>
-      <w:r>
+      <w:pPr>
+        <w:spacing w:line="336" w:lineRule="auto" w:after="180"/>
+      </w:pPr>
+      <w:r>
+        <w:rPr>
+          <w:b w:val="0"/>
+        </w:rPr>
         <w:t>This is supported practice. Keep the separately named independent case for an attempt before feedback.</w:t>
       </w:r>
     </w:p>
@@ -1171,6 +1995,11 @@
       </w:r>
     </w:p>
     <w:p>
+      <w:r>
+        <w:t>Investigate Baselines and fair comparisons. Record the prediction, actual observation or labelled paper trace, explanation and next test separately.</w:t>
+      </w:r>
+    </w:p>
+    <w:p>
       <w:pPr>
         <w:pStyle w:val="Heading3"/>
       </w:pPr>
@@ -1179,8 +2008,26 @@
       </w:r>
     </w:p>
     <w:p>
-      <w:r>
-        <w:t>Assistant gets current register; baseline gets an obsolete one. Assistant scores higher. Show the intermediate steps and give the conclusion with its scope.</w:t>
+      <w:pPr>
+        <w:spacing w:line="336" w:lineRule="auto" w:after="180"/>
+      </w:pPr>
+      <w:r>
+        <w:rPr>
+          <w:b w:val="0"/>
+        </w:rPr>
+        <w:t xml:space="preserve">Assistant gets current register; </w:t>
+      </w:r>
+      <w:r>
+        <w:rPr>
+          <w:b/>
+        </w:rPr>
+        <w:t>baseline</w:t>
+      </w:r>
+      <w:r>
+        <w:rPr>
+          <w:b w:val="0"/>
+        </w:rPr>
+        <w:t xml:space="preserve"> gets an obsolete one. Assistant scores higher. Show the intermediate steps and give the conclusion with its scope.</w:t>
       </w:r>
     </w:p>
     <w:tbl>
@@ -1320,7 +2167,13 @@
       </w:tr>
     </w:tbl>
     <w:p>
-      <w:r>
+      <w:pPr>
+        <w:spacing w:line="336" w:lineRule="auto" w:after="180"/>
+      </w:pPr>
+      <w:r>
+        <w:rPr>
+          <w:b w:val="0"/>
+        </w:rPr>
         <w:t>On paper, trace the supplied procedure. If code is provided, predict before running it in a local practice file. Never write an expected answer as though it were an observed run.</w:t>
       </w:r>
     </w:p>
@@ -1333,7 +2186,13 @@
       </w:r>
     </w:p>
     <w:p>
-      <w:r>
+      <w:pPr>
+        <w:spacing w:line="336" w:lineRule="auto" w:after="180"/>
+      </w:pPr>
+      <w:r>
+        <w:rPr>
+          <w:b w:val="0"/>
+        </w:rPr>
         <w:t>Before trying: what do I expect, and why? While trying: which step could first go wrong? Afterwards: what did I actually observe, and what should change? Keep “not run” if you only traced the procedure.</w:t>
       </w:r>
     </w:p>
@@ -1346,6 +2205,11 @@
       </w:r>
     </w:p>
     <w:p>
+      <w:r>
+        <w:t>Move from recall to tracing, diagnosis and transfer in Baselines and fair comparisons. Explain why each step is justified.</w:t>
+      </w:r>
+    </w:p>
+    <w:p>
       <w:pPr>
         <w:pStyle w:val="Heading3"/>
       </w:pPr>
@@ -1354,18 +2218,95 @@
       </w:r>
     </w:p>
     <w:p>
-      <w:r>
-        <w:t>Explain the weekly mechanism in your own words. Use the worked scenario to name its input, decision rule and output.</w:t>
-      </w:r>
-    </w:p>
-    <w:p>
-      <w:r>
-        <w:t>A report omits this qualification: A baseline is credible relative to the task, not merely a procedure easy to outperform. Explain how omitting it could change a reader's interpretation, and write an accurate replacement.</w:t>
-      </w:r>
-    </w:p>
-    <w:p>
-      <w:r>
-        <w:t>For the worked scenario, propose one additional case that could reveal a failure, describe its expected outcome before running it, and explain what would need to remain fixed for a fair comparison. Do not reuse W4 as a new final test after receiving feedback.</w:t>
+      <w:pPr>
+        <w:spacing w:line="336" w:lineRule="auto" w:after="180"/>
+      </w:pPr>
+      <w:r>
+        <w:rPr>
+          <w:b w:val="0"/>
+        </w:rPr>
+        <w:t xml:space="preserve">Explain the weekly </w:t>
+      </w:r>
+      <w:r>
+        <w:rPr>
+          <w:b/>
+        </w:rPr>
+        <w:t>mechanism</w:t>
+      </w:r>
+      <w:r>
+        <w:rPr>
+          <w:b w:val="0"/>
+        </w:rPr>
+        <w:t xml:space="preserve"> in your own words. Use the worked scenario to name its </w:t>
+      </w:r>
+      <w:r>
+        <w:rPr>
+          <w:b/>
+        </w:rPr>
+        <w:t>input</w:t>
+      </w:r>
+      <w:r>
+        <w:rPr>
+          <w:b w:val="0"/>
+        </w:rPr>
+        <w:t xml:space="preserve">, decision rule and </w:t>
+      </w:r>
+      <w:r>
+        <w:rPr>
+          <w:b/>
+        </w:rPr>
+        <w:t>output</w:t>
+      </w:r>
+      <w:r>
+        <w:rPr>
+          <w:b w:val="0"/>
+        </w:rPr>
+        <w:t>.</w:t>
+      </w:r>
+    </w:p>
+    <w:p>
+      <w:pPr>
+        <w:spacing w:line="336" w:lineRule="auto" w:after="180"/>
+      </w:pPr>
+      <w:r>
+        <w:rPr>
+          <w:b w:val="0"/>
+        </w:rPr>
+        <w:t xml:space="preserve">A report omits this qualification: A </w:t>
+      </w:r>
+      <w:r>
+        <w:rPr>
+          <w:b/>
+        </w:rPr>
+        <w:t>baseline</w:t>
+      </w:r>
+      <w:r>
+        <w:rPr>
+          <w:b w:val="0"/>
+        </w:rPr>
+        <w:t xml:space="preserve"> is credible relative to the task, not merely a procedure easy to outperform. Explain how omitting it could change a reader's interpretation, and write an accurate replacement.</w:t>
+      </w:r>
+    </w:p>
+    <w:p>
+      <w:pPr>
+        <w:spacing w:line="336" w:lineRule="auto" w:after="180"/>
+      </w:pPr>
+      <w:r>
+        <w:rPr>
+          <w:b w:val="0"/>
+        </w:rPr>
+        <w:t>For the worked scenario, propose one additional case that could reveal a failure, describe its expected outcome before running it, and explain what would need to remain fixed for a fair comparison.</w:t>
+      </w:r>
+    </w:p>
+    <w:p>
+      <w:pPr>
+        <w:spacing w:line="336" w:lineRule="auto" w:after="180"/>
+      </w:pPr>
+      <w:r>
+        <w:rPr>
+          <w:b w:val="0"/>
+        </w:rPr>
+        <w:t>Do not reuse W4 as a new final test after receiving feedback.</w:t>
       </w:r>
     </w:p>
     <w:p>
@@ -1411,7 +2352,101 @@
     </w:p>
     <w:p>
       <w:r>
-        <w:t>Add a labelled baselines and fair comparisons evidence sheet to Reproducible AI Research Study. Show how you can explain the mechanism and terminology of baselines and fair comparisons. Use the supplied fictional case and keep its inputs, intermediate steps, calculation or prediction, and limitation. Connect this record to last week’s record; a matching answer without a trace is insufficient.</w:t>
+        <w:t>Apply this week’s idea to Reproducible AI Research Study. Keep an annotated decision and the evidence supporting it.</w:t>
+      </w:r>
+    </w:p>
+    <w:p>
+      <w:pPr>
+        <w:spacing w:line="336" w:lineRule="auto" w:after="180"/>
+      </w:pPr>
+      <w:r>
+        <w:rPr>
+          <w:b w:val="0"/>
+        </w:rPr>
+        <w:t xml:space="preserve">Add a labelled </w:t>
+      </w:r>
+      <w:r>
+        <w:rPr>
+          <w:b/>
+        </w:rPr>
+        <w:t>baseline</w:t>
+      </w:r>
+      <w:r>
+        <w:rPr>
+          <w:b w:val="0"/>
+        </w:rPr>
+        <w:t xml:space="preserve">s and fair comparisons </w:t>
+      </w:r>
+      <w:r>
+        <w:rPr>
+          <w:b/>
+        </w:rPr>
+        <w:t>evidence</w:t>
+      </w:r>
+      <w:r>
+        <w:rPr>
+          <w:b w:val="0"/>
+        </w:rPr>
+        <w:t xml:space="preserve"> sheet to Reproducible AI Research Study. Show how you can explain the </w:t>
+      </w:r>
+      <w:r>
+        <w:rPr>
+          <w:b/>
+        </w:rPr>
+        <w:t>mechanism</w:t>
+      </w:r>
+      <w:r>
+        <w:rPr>
+          <w:b w:val="0"/>
+        </w:rPr>
+        <w:t xml:space="preserve"> and terminology of </w:t>
+      </w:r>
+      <w:r>
+        <w:rPr>
+          <w:b/>
+        </w:rPr>
+        <w:t>baseline</w:t>
+      </w:r>
+      <w:r>
+        <w:rPr>
+          <w:b w:val="0"/>
+        </w:rPr>
+        <w:t>s and fair comparisons.</w:t>
+      </w:r>
+    </w:p>
+    <w:p>
+      <w:pPr>
+        <w:spacing w:line="336" w:lineRule="auto" w:after="180"/>
+      </w:pPr>
+      <w:r>
+        <w:rPr>
+          <w:b w:val="0"/>
+        </w:rPr>
+        <w:t xml:space="preserve">Use the supplied fictional case and keep its </w:t>
+      </w:r>
+      <w:r>
+        <w:rPr>
+          <w:b/>
+        </w:rPr>
+        <w:t>input</w:t>
+      </w:r>
+      <w:r>
+        <w:rPr>
+          <w:b w:val="0"/>
+        </w:rPr>
+        <w:t xml:space="preserve">s, intermediate steps, calculation or </w:t>
+      </w:r>
+      <w:r>
+        <w:rPr>
+          <w:b/>
+        </w:rPr>
+        <w:t>prediction</w:t>
+      </w:r>
+      <w:r>
+        <w:rPr>
+          <w:b w:val="0"/>
+        </w:rPr>
+        <w:t>, and limitation. Connect this record to last week’s record; a matching answer without a trace is insufficient.</w:t>
       </w:r>
     </w:p>
     <w:tbl>
@@ -1539,7 +2574,13 @@
       </w:r>
     </w:p>
     <w:p>
-      <w:r>
+      <w:pPr>
+        <w:spacing w:line="336" w:lineRule="auto" w:after="180"/>
+      </w:pPr>
+      <w:r>
+        <w:rPr>
+          <w:b w:val="0"/>
+        </w:rPr>
         <w:t>For the Reproducible AI Research Study, retain an annotated worked trace and the changed-case reasoning. Connect the claim to its records, units and assumptions so another investigator can challenge or reproduce it.</w:t>
       </w:r>
     </w:p>
@@ -1553,7 +2594,29 @@
     </w:p>
     <w:p>
       <w:r>
-        <w:t>Complete the supported workbook tasks before attempting W4 independently. Record any hints or help used. After feedback, use the teacher's fresh retry rather than copying the earlier answer. For a project, select a relevant new case, predict the outcome from the declared rule and preserve the result alongside any revision.</w:t>
+        <w:t>Use a genuinely new case for independent evidence. Previously discussed examples remain practice; use the separately named independent case before feedback.</w:t>
+      </w:r>
+    </w:p>
+    <w:p>
+      <w:pPr>
+        <w:spacing w:line="336" w:lineRule="auto" w:after="180"/>
+      </w:pPr>
+      <w:r>
+        <w:rPr>
+          <w:b w:val="0"/>
+        </w:rPr>
+        <w:t>Complete the supported workbook tasks before attempting W4 independently. Record any hints or help used. After feedback, use the teacher's fresh retry rather than copying the earlier answer.</w:t>
+      </w:r>
+    </w:p>
+    <w:p>
+      <w:pPr>
+        <w:spacing w:line="336" w:lineRule="auto" w:after="180"/>
+      </w:pPr>
+      <w:r>
+        <w:rPr>
+          <w:b w:val="0"/>
+        </w:rPr>
+        <w:t>For a project, select a relevant new case, predict the outcome from the declared rule and preserve the result alongside any revision.</w:t>
       </w:r>
     </w:p>
     <w:p>
@@ -1590,8 +2653,25 @@
       </w:r>
     </w:p>
     <w:p>
-      <w:r>
-        <w:t>For the worked scenario, propose one additional case that could reveal a failure, describe its expected outcome before running it, and explain what would need to remain fixed for a fair comparison. Do not reuse W4 as a new final test after receiving feedback.</w:t>
+      <w:pPr>
+        <w:spacing w:line="336" w:lineRule="auto" w:after="180"/>
+      </w:pPr>
+      <w:r>
+        <w:rPr>
+          <w:b w:val="0"/>
+        </w:rPr>
+        <w:t>For the worked scenario, propose one additional case that could reveal a failure, describe its expected outcome before running it, and explain what would need to remain fixed for a fair comparison.</w:t>
+      </w:r>
+    </w:p>
+    <w:p>
+      <w:pPr>
+        <w:spacing w:line="336" w:lineRule="auto" w:after="180"/>
+      </w:pPr>
+      <w:r>
+        <w:rPr>
+          <w:b w:val="0"/>
+        </w:rPr>
+        <w:t>Do not reuse W4 as a new final test after receiving feedback.</w:t>
       </w:r>
     </w:p>
     <w:p>
@@ -1628,6 +2708,11 @@
       </w:pPr>
       <w:r>
         <w:t>13. Study a complete case</w:t>
+      </w:r>
+    </w:p>
+    <w:p>
+      <w:r>
+        <w:t>Revisit the complete Baselines and fair comparisons case for supported practice. Repeated examples do not become fresh assessments.</w:t>
       </w:r>
     </w:p>
     <w:p>
@@ -1731,8 +2816,26 @@
       </w:r>
     </w:p>
     <w:p>
-      <w:r>
-        <w:t>Follow the input through the stated procedure to its result. Cover the result first, predict it, then explain every intermediate step. The text/table accompanies the figure so the example can be read without colour.</w:t>
+      <w:pPr>
+        <w:spacing w:line="336" w:lineRule="auto" w:after="180"/>
+      </w:pPr>
+      <w:r>
+        <w:rPr>
+          <w:b w:val="0"/>
+        </w:rPr>
+        <w:t xml:space="preserve">Follow the </w:t>
+      </w:r>
+      <w:r>
+        <w:rPr>
+          <w:b/>
+        </w:rPr>
+        <w:t>input</w:t>
+      </w:r>
+      <w:r>
+        <w:rPr>
+          <w:b w:val="0"/>
+        </w:rPr>
+        <w:t xml:space="preserve"> through the stated procedure to its result. Cover the result first, predict it, then explain every intermediate step. The text/table accompanies the figure so the example can be read without colour.</w:t>
       </w:r>
     </w:p>
     <w:p>
@@ -1782,6 +2885,11 @@
       </w:r>
     </w:p>
     <w:p>
+      <w:r>
+        <w:t>Attempt the reserved new case before feedback. Record support; the earlier examples below remain additional practice.</w:t>
+      </w:r>
+    </w:p>
+    <w:p>
       <w:pPr>
         <w:pStyle w:val="Heading3"/>
       </w:pPr>
@@ -1790,8 +2898,27 @@
       </w:r>
     </w:p>
     <w:p>
-      <w:r>
-        <w:t>Model uses12 seconds and baseline2 on each case. Task has a3-second budget. How should results be framed?</w:t>
+      <w:pPr>
+        <w:spacing w:line="336" w:lineRule="auto" w:after="180"/>
+        <w:shd w:fill="F5F1FB"/>
+      </w:pPr>
+      <w:r>
+        <w:rPr>
+          <w:b w:val="0"/>
+        </w:rPr>
+        <w:t xml:space="preserve">Model uses12 seconds and </w:t>
+      </w:r>
+      <w:r>
+        <w:rPr>
+          <w:b/>
+        </w:rPr>
+        <w:t>baseline</w:t>
+      </w:r>
+      <w:r>
+        <w:rPr>
+          <w:b w:val="0"/>
+        </w:rPr>
+        <w:t>2 on each case. Task has a3-second budget. How should results be framed?</w:t>
       </w:r>
     </w:p>
     <w:p>
@@ -1838,7 +2965,13 @@
       </w:r>
     </w:p>
     <w:p>
-      <w:r>
+      <w:pPr>
+        <w:spacing w:line="336" w:lineRule="auto" w:after="180"/>
+      </w:pPr>
+      <w:r>
+        <w:rPr>
+          <w:b w:val="0"/>
+        </w:rPr>
         <w:t>Attempt this case before feedback. Record any help. Earlier examples below are further practice; a case already practised with feedback cannot establish fresh transfer.</w:t>
       </w:r>
     </w:p>
@@ -1851,8 +2984,27 @@
       </w:r>
     </w:p>
     <w:p>
-      <w:r>
-        <w:t>Model uses12 seconds and baseline2 on each case. Task has a3-second budget. How should results be framed?</w:t>
+      <w:pPr>
+        <w:spacing w:line="336" w:lineRule="auto" w:after="180"/>
+        <w:shd w:fill="F5F1FB"/>
+      </w:pPr>
+      <w:r>
+        <w:rPr>
+          <w:b w:val="0"/>
+        </w:rPr>
+        <w:t xml:space="preserve">Model uses12 seconds and </w:t>
+      </w:r>
+      <w:r>
+        <w:rPr>
+          <w:b/>
+        </w:rPr>
+        <w:t>baseline</w:t>
+      </w:r>
+      <w:r>
+        <w:rPr>
+          <w:b w:val="0"/>
+        </w:rPr>
+        <w:t>2 on each case. Task has a3-second budget. How should results be framed?</w:t>
       </w:r>
     </w:p>
     <w:p>
@@ -1904,7 +3056,13 @@
       </w:r>
     </w:p>
     <w:p>
-      <w:r>
+      <w:pPr>
+        <w:spacing w:line="336" w:lineRule="auto" w:after="180"/>
+      </w:pPr>
+      <w:r>
+        <w:rPr>
+          <w:b w:val="0"/>
+        </w:rPr>
         <w:t>Record support used: none, hint or teacher explanation. After feedback, a different case is needed to demonstrate independence.</w:t>
       </w:r>
     </w:p>
@@ -1917,8 +3075,25 @@
       </w:r>
     </w:p>
     <w:p>
-      <w:r>
-        <w:t>Attempt the independent case before hints. Record whether you worked alone, used a hint or followed a model. After feedback, fix the first unsupported step and explain why it changed. A later check uses a changed case, not a copied answer.</w:t>
+      <w:pPr>
+        <w:spacing w:line="336" w:lineRule="auto" w:after="180"/>
+      </w:pPr>
+      <w:r>
+        <w:rPr>
+          <w:b w:val="0"/>
+        </w:rPr>
+        <w:t>Attempt the independent case before hints. Record whether you worked alone, used a hint or followed a model. After feedback, fix the first unsupported step and explain why it changed.</w:t>
+      </w:r>
+    </w:p>
+    <w:p>
+      <w:pPr>
+        <w:spacing w:line="336" w:lineRule="auto" w:after="180"/>
+      </w:pPr>
+      <w:r>
+        <w:rPr>
+          <w:b w:val="0"/>
+        </w:rPr>
+        <w:t>A later check uses a changed case, not a copied answer.</w:t>
       </w:r>
     </w:p>
     <w:p>
@@ -1931,7 +3106,30 @@
     </w:p>
     <w:p>
       <w:r>
-        <w:t>Start with this question: A baseline deserves a fair chance. Two classifiers answer the same eight fixed questions with the same allowed sources.</w:t>
+        <w:t>Use this map to navigate Baselines and fair comparisons, connect the goals to tasks and keep one evidence record for each attempt.</w:t>
+      </w:r>
+    </w:p>
+    <w:p>
+      <w:pPr>
+        <w:spacing w:line="336" w:lineRule="auto" w:after="180"/>
+      </w:pPr>
+      <w:r>
+        <w:rPr>
+          <w:b w:val="0"/>
+        </w:rPr>
+        <w:t xml:space="preserve">Start with this question: A </w:t>
+      </w:r>
+      <w:r>
+        <w:rPr>
+          <w:b/>
+        </w:rPr>
+        <w:t>baseline</w:t>
+      </w:r>
+      <w:r>
+        <w:rPr>
+          <w:b w:val="0"/>
+        </w:rPr>
+        <w:t xml:space="preserve"> deserves a fair chance. Two classifiers answer the same eight fixed questions with the same allowed sources.</w:t>
       </w:r>
     </w:p>
     <w:tbl>
@@ -2037,13 +3235,61 @@
       </w:tr>
     </w:tbl>
     <w:p>
-      <w:r>
-        <w:t>Remember → watch and explain → try with help → investigate → try independently → keep project evidence. Your teacher may spread this lesson across several classes.</w:t>
-      </w:r>
-    </w:p>
-    <w:p>
-      <w:r>
-        <w:t>Keep your first prediction. Compare it with what the evidence shows and explain any change.</w:t>
+      <w:pPr>
+        <w:spacing w:line="336" w:lineRule="auto" w:after="180"/>
+      </w:pPr>
+      <w:r>
+        <w:rPr>
+          <w:b w:val="0"/>
+        </w:rPr>
+        <w:t xml:space="preserve">Remember → watch and explain → try with help → investigate → try independently → keep project </w:t>
+      </w:r>
+      <w:r>
+        <w:rPr>
+          <w:b/>
+        </w:rPr>
+        <w:t>evidence</w:t>
+      </w:r>
+      <w:r>
+        <w:rPr>
+          <w:b w:val="0"/>
+        </w:rPr>
+        <w:t>. Your teacher may spread this lesson across several classes.</w:t>
+      </w:r>
+    </w:p>
+    <w:p>
+      <w:pPr>
+        <w:spacing w:line="336" w:lineRule="auto" w:after="180"/>
+      </w:pPr>
+      <w:r>
+        <w:rPr>
+          <w:b w:val="0"/>
+        </w:rPr>
+        <w:t xml:space="preserve">Keep your first </w:t>
+      </w:r>
+      <w:r>
+        <w:rPr>
+          <w:b/>
+        </w:rPr>
+        <w:t>prediction</w:t>
+      </w:r>
+      <w:r>
+        <w:rPr>
+          <w:b w:val="0"/>
+        </w:rPr>
+        <w:t xml:space="preserve">. Compare it with what the </w:t>
+      </w:r>
+      <w:r>
+        <w:rPr>
+          <w:b/>
+        </w:rPr>
+        <w:t>evidence</w:t>
+      </w:r>
+      <w:r>
+        <w:rPr>
+          <w:b w:val="0"/>
+        </w:rPr>
+        <w:t xml:space="preserve"> shows and explain any change.</w:t>
       </w:r>
     </w:p>
     <w:p>
@@ -2056,7 +3302,42 @@
     </w:p>
     <w:p>
       <w:r>
-        <w:t>Close your notes. Explain this goal in your own words: Explain the mechanism and terminology of baselines and fair comparisons</w:t>
+        <w:t>Explain Baselines and fair comparisons without notes, identify a remaining question and plan a later check with a changed case.</w:t>
+      </w:r>
+    </w:p>
+    <w:p>
+      <w:pPr>
+        <w:spacing w:line="336" w:lineRule="auto" w:after="180"/>
+      </w:pPr>
+      <w:r>
+        <w:rPr>
+          <w:b w:val="0"/>
+        </w:rPr>
+        <w:t xml:space="preserve">Close your notes. Explain this goal in your own words: Explain the </w:t>
+      </w:r>
+      <w:r>
+        <w:rPr>
+          <w:b/>
+        </w:rPr>
+        <w:t>mechanism</w:t>
+      </w:r>
+      <w:r>
+        <w:rPr>
+          <w:b w:val="0"/>
+        </w:rPr>
+        <w:t xml:space="preserve"> and terminology of </w:t>
+      </w:r>
+      <w:r>
+        <w:rPr>
+          <w:b/>
+        </w:rPr>
+        <w:t>baseline</w:t>
+      </w:r>
+      <w:r>
+        <w:rPr>
+          <w:b w:val="0"/>
+        </w:rPr>
+        <w:t>s and fair comparisons</w:t>
       </w:r>
     </w:p>
     <w:p>
@@ -2093,13 +3374,61 @@
       </w:r>
     </w:p>
     <w:p>
-      <w:r>
-        <w:t>If you are unsure, return to the worked picture and explain one arrow. If you are ready, change an input or assumption and justify your prediction.</w:t>
-      </w:r>
-    </w:p>
-    <w:p>
-      <w:r>
-        <w:t>Save your workbook evidence. At the next review, try a different case before opening your old answer.</w:t>
+      <w:pPr>
+        <w:spacing w:line="336" w:lineRule="auto" w:after="180"/>
+      </w:pPr>
+      <w:r>
+        <w:rPr>
+          <w:b w:val="0"/>
+        </w:rPr>
+        <w:t xml:space="preserve">If you are unsure, return to the worked picture and explain one arrow. If you are ready, change an </w:t>
+      </w:r>
+      <w:r>
+        <w:rPr>
+          <w:b/>
+        </w:rPr>
+        <w:t>input</w:t>
+      </w:r>
+      <w:r>
+        <w:rPr>
+          <w:b w:val="0"/>
+        </w:rPr>
+        <w:t xml:space="preserve"> or assumption and justify your </w:t>
+      </w:r>
+      <w:r>
+        <w:rPr>
+          <w:b/>
+        </w:rPr>
+        <w:t>prediction</w:t>
+      </w:r>
+      <w:r>
+        <w:rPr>
+          <w:b w:val="0"/>
+        </w:rPr>
+        <w:t>.</w:t>
+      </w:r>
+    </w:p>
+    <w:p>
+      <w:pPr>
+        <w:spacing w:line="336" w:lineRule="auto" w:after="180"/>
+      </w:pPr>
+      <w:r>
+        <w:rPr>
+          <w:b w:val="0"/>
+        </w:rPr>
+        <w:t xml:space="preserve">Save your workbook </w:t>
+      </w:r>
+      <w:r>
+        <w:rPr>
+          <w:b/>
+        </w:rPr>
+        <w:t>evidence</w:t>
+      </w:r>
+      <w:r>
+        <w:rPr>
+          <w:b w:val="0"/>
+        </w:rPr>
+        <w:t>. At the next review, try a different case before opening your old answer.</w:t>
       </w:r>
     </w:p>
     <w:p>
@@ -2112,12 +3441,41 @@
     </w:p>
     <w:p>
       <w:r>
+        <w:t>Attempt supported questions before using hints or feedback. Review a missing building block, then keep the completed work.</w:t>
+      </w:r>
+    </w:p>
+    <w:p>
+      <w:pPr>
+        <w:spacing w:line="336" w:lineRule="auto" w:after="180"/>
+      </w:pPr>
+      <w:r>
+        <w:rPr>
+          <w:b w:val="0"/>
+        </w:rPr>
         <w:t>Use this supported practice once, in the browser or on paper. Keep the reserved independent assessment for a separate first attempt before teacher feedback.</w:t>
       </w:r>
     </w:p>
     <w:p>
-      <w:r>
-        <w:t>A baseline deserves a fair chance. Two classifiers answer the same eight fixed questions with the same allowed sources.</w:t>
+      <w:pPr>
+        <w:spacing w:line="336" w:lineRule="auto" w:after="180"/>
+      </w:pPr>
+      <w:r>
+        <w:rPr>
+          <w:b w:val="0"/>
+        </w:rPr>
+        <w:t xml:space="preserve">A </w:t>
+      </w:r>
+      <w:r>
+        <w:rPr>
+          <w:b/>
+        </w:rPr>
+        <w:t>baseline</w:t>
+      </w:r>
+      <w:r>
+        <w:rPr>
+          <w:b w:val="0"/>
+        </w:rPr>
+        <w:t xml:space="preserve"> deserves a fair chance. Two classifiers answer the same eight fixed questions with the same allowed sources.</w:t>
       </w:r>
     </w:p>
     <w:p>
@@ -2129,22 +3487,55 @@
       </w:r>
     </w:p>
     <w:p>
-      <w:r>
+      <w:pPr>
+        <w:spacing w:line="336" w:lineRule="auto" w:after="180"/>
+      </w:pPr>
+      <w:r>
+        <w:rPr>
+          <w:b w:val="0"/>
+        </w:rPr>
         <w:t>Which labelled step matches this detail? B adds one correct case here; compare resources and failure types too.</w:t>
       </w:r>
     </w:p>
     <w:p>
-      <w:r>
-        <w:t>1. Declare baseline</w:t>
-      </w:r>
-    </w:p>
-    <w:p>
-      <w:r>
+      <w:pPr>
+        <w:spacing w:line="336" w:lineRule="auto" w:after="180"/>
+        <w:shd w:fill="F4F9FC"/>
+      </w:pPr>
+      <w:r>
+        <w:rPr>
+          <w:b w:val="0"/>
+        </w:rPr>
+        <w:t xml:space="preserve">1. Declare </w:t>
+      </w:r>
+      <w:r>
+        <w:rPr>
+          <w:b/>
+        </w:rPr>
+        <w:t>baseline</w:t>
+      </w:r>
+    </w:p>
+    <w:p>
+      <w:pPr>
+        <w:spacing w:line="336" w:lineRule="auto" w:after="180"/>
+        <w:shd w:fill="F4F9FC"/>
+      </w:pPr>
+      <w:r>
+        <w:rPr>
+          <w:b w:val="0"/>
+        </w:rPr>
         <w:t>2. Interpret cautiously</w:t>
       </w:r>
     </w:p>
     <w:p>
-      <w:r>
+      <w:pPr>
+        <w:spacing w:line="336" w:lineRule="auto" w:after="180"/>
+        <w:shd w:fill="F4F9FC"/>
+      </w:pPr>
+      <w:r>
+        <w:rPr>
+          <w:b w:val="0"/>
+        </w:rPr>
         <w:t>3. Measure fairly</w:t>
       </w:r>
     </w:p>
@@ -2182,41 +3573,155 @@
       </w:r>
     </w:p>
     <w:p>
-      <w:r>
+      <w:pPr>
+        <w:pStyle w:val="Heading3"/>
+      </w:pPr>
+      <w:r>
+        <w:t>Hint · try first</w:t>
+      </w:r>
+    </w:p>
+    <w:p>
+      <w:pPr>
+        <w:spacing w:line="336" w:lineRule="auto" w:after="180"/>
+        <w:shd w:fill="F1F6F8"/>
+      </w:pPr>
+      <w:r>
+        <w:rPr>
+          <w:b w:val="0"/>
+        </w:rPr>
         <w:t>Hint if needed: Read the steps in the pictorial case. Match the supplied detail to the stage that performs or records it.</w:t>
       </w:r>
     </w:p>
     <w:p>
-      <w:r>
-        <w:t>After your attempt, compare with the supported explanation: Interpret cautiously B adds one correct case here; compare resources and failure types too. A baseline anchors the claim of improvement. Fair comparison keeps information access, cases and scoring aligned while allowing the declared method difference.</w:t>
-      </w:r>
-    </w:p>
-    <w:p>
       <w:pPr>
         <w:pStyle w:val="Heading3"/>
       </w:pPr>
       <w:r>
+        <w:t>Feedback · compare after trying</w:t>
+      </w:r>
+    </w:p>
+    <w:p>
+      <w:pPr>
+        <w:spacing w:line="336" w:lineRule="auto" w:after="180"/>
+        <w:shd w:fill="F1F6FC"/>
+      </w:pPr>
+      <w:r>
+        <w:rPr>
+          <w:b w:val="0"/>
+        </w:rPr>
+        <w:t xml:space="preserve">After your attempt, compare with the supported explanation: Interpret cautiously B adds one correct case here; compare resources and failure types too. A </w:t>
+      </w:r>
+      <w:r>
+        <w:rPr>
+          <w:b/>
+        </w:rPr>
+        <w:t>baseline</w:t>
+      </w:r>
+      <w:r>
+        <w:rPr>
+          <w:b w:val="0"/>
+        </w:rPr>
+        <w:t xml:space="preserve"> anchors the claim of improvement.</w:t>
+      </w:r>
+    </w:p>
+    <w:p>
+      <w:pPr>
+        <w:spacing w:line="336" w:lineRule="auto" w:after="180"/>
+        <w:shd w:fill="F1F6FC"/>
+      </w:pPr>
+      <w:r>
+        <w:rPr>
+          <w:b w:val="0"/>
+        </w:rPr>
+        <w:t>Fair comparison keeps information access, cases and scoring aligned while allowing the declared method difference.</w:t>
+      </w:r>
+    </w:p>
+    <w:p>
+      <w:pPr>
+        <w:pStyle w:val="Heading3"/>
+      </w:pPr>
+      <w:r>
         <w:t>Practice 2: explain the deciding evidence</w:t>
       </w:r>
     </w:p>
     <w:p>
-      <w:r>
+      <w:pPr>
+        <w:pStyle w:val="Heading3"/>
+      </w:pPr>
+      <w:r>
+        <w:t>Changed case · predict first</w:t>
+      </w:r>
+    </w:p>
+    <w:p>
+      <w:pPr>
+        <w:spacing w:line="336" w:lineRule="auto" w:after="180"/>
+        <w:shd w:fill="F5F1FB"/>
+      </w:pPr>
+      <w:r>
+        <w:rPr>
+          <w:b w:val="0"/>
+        </w:rPr>
         <w:t>Changed-case practice: Give B the answer key before testing. Which conclusion is supported by the supplied facts?</w:t>
       </w:r>
     </w:p>
     <w:p>
-      <w:r>
-        <w:t>1. We can decide the result without examining the changed input or the procedure.</w:t>
-      </w:r>
-    </w:p>
-    <w:p>
-      <w:r>
+      <w:pPr>
+        <w:spacing w:line="336" w:lineRule="auto" w:after="180"/>
+        <w:shd w:fill="F4F9FC"/>
+      </w:pPr>
+      <w:r>
+        <w:rPr>
+          <w:b w:val="0"/>
+        </w:rPr>
+        <w:t xml:space="preserve">1. We can decide the result without examining the changed </w:t>
+      </w:r>
+      <w:r>
+        <w:rPr>
+          <w:b/>
+        </w:rPr>
+        <w:t>input</w:t>
+      </w:r>
+      <w:r>
+        <w:rPr>
+          <w:b w:val="0"/>
+        </w:rPr>
+        <w:t xml:space="preserve"> or the procedure.</w:t>
+      </w:r>
+    </w:p>
+    <w:p>
+      <w:pPr>
+        <w:spacing w:line="336" w:lineRule="auto" w:after="180"/>
+        <w:shd w:fill="F4F9FC"/>
+      </w:pPr>
+      <w:r>
+        <w:rPr>
+          <w:b w:val="0"/>
+        </w:rPr>
         <w:t>2. The resulting comparison is invalid as unseen evaluation.</w:t>
       </w:r>
     </w:p>
     <w:p>
-      <w:r>
-        <w:t>3. This one example guarantees correct results for every future input.</w:t>
+      <w:pPr>
+        <w:spacing w:line="336" w:lineRule="auto" w:after="180"/>
+        <w:shd w:fill="F4F9FC"/>
+      </w:pPr>
+      <w:r>
+        <w:rPr>
+          <w:b w:val="0"/>
+        </w:rPr>
+        <w:t xml:space="preserve">3. This one example guarantees correct results for every future </w:t>
+      </w:r>
+      <w:r>
+        <w:rPr>
+          <w:b/>
+        </w:rPr>
+        <w:t>input</w:t>
+      </w:r>
+      <w:r>
+        <w:rPr>
+          <w:b w:val="0"/>
+        </w:rPr>
+        <w:t>.</w:t>
       </w:r>
     </w:p>
     <w:p>
@@ -2253,12 +3758,42 @@
       </w:r>
     </w:p>
     <w:p>
-      <w:r>
+      <w:pPr>
+        <w:pStyle w:val="Heading3"/>
+      </w:pPr>
+      <w:r>
+        <w:t>Hint · try first</w:t>
+      </w:r>
+    </w:p>
+    <w:p>
+      <w:pPr>
+        <w:spacing w:line="336" w:lineRule="auto" w:after="180"/>
+        <w:shd w:fill="F1F6F8"/>
+      </w:pPr>
+      <w:r>
+        <w:rPr>
+          <w:b w:val="0"/>
+        </w:rPr>
         <w:t>Hint if needed: Use the changed condition and the deciding step in the pictorial trace. The answer must say what follows from those facts.</w:t>
       </w:r>
     </w:p>
     <w:p>
-      <w:r>
+      <w:pPr>
+        <w:pStyle w:val="Heading3"/>
+      </w:pPr>
+      <w:r>
+        <w:t>Feedback · compare after trying</w:t>
+      </w:r>
+    </w:p>
+    <w:p>
+      <w:pPr>
+        <w:spacing w:line="336" w:lineRule="auto" w:after="180"/>
+        <w:shd w:fill="F1F6FC"/>
+      </w:pPr>
+      <w:r>
+        <w:rPr>
+          <w:b w:val="0"/>
+        </w:rPr>
         <w:t>After your attempt, compare with the supported explanation: The resulting comparison is invalid as unseen evaluation. B would receive privileged information that A did not receive.</w:t>
       </w:r>
     </w:p>
@@ -2271,18 +3806,117 @@
       </w:r>
     </w:p>
     <w:p>
-      <w:r>
-        <w:t>Review Hypotheses and measurable outcomes (ai-7/7). Goal: Explain the mechanism and terminology of hypotheses and measurable outcomes. Short practice: Name the predicted outcome and how unsupported is scored. If B sounds friendlier but ties A’s unsupported count, does the recorded improvement hypothesis receive support?. Return to this week and explain what you changed.</w:t>
-      </w:r>
-    </w:p>
-    <w:p>
-      <w:r>
-        <w:t>Review Replication and reproduction (ai-7/5). Goal: Explain the mechanism and terminology of replication and reproduction. Short practice: Calculate the scores from the original and new four-record sets. Which activity reproduces saved analysis, which repeats the protocol, and why does a different rerun of the original data need investigation?. Return to this week and explain what you changed.</w:t>
-      </w:r>
-    </w:p>
-    <w:p>
-      <w:r>
-        <w:t>Review Reading a research claim (ai-7/2). Goal: Explain the mechanism and terminology of reading a research claim. Short practice: Calculate the baseline and new rates for 2/10 and 4/10. Explain both twice the rate and the percentage-point change, and say why neither measures every learner’s improvement.. Return to this week and explain what you changed.</w:t>
+      <w:pPr>
+        <w:spacing w:line="336" w:lineRule="auto" w:after="180"/>
+      </w:pPr>
+      <w:r>
+        <w:rPr>
+          <w:b w:val="0"/>
+        </w:rPr>
+        <w:t xml:space="preserve">Review Hypotheses and measurable outcomes (ai-7/7). Goal: Explain the </w:t>
+      </w:r>
+      <w:r>
+        <w:rPr>
+          <w:b/>
+        </w:rPr>
+        <w:t>mechanism</w:t>
+      </w:r>
+      <w:r>
+        <w:rPr>
+          <w:b w:val="0"/>
+        </w:rPr>
+        <w:t xml:space="preserve"> and terminology of hypotheses and measurable outcomes. Short practice: Name the predicted outcome and how unsupported is scored.</w:t>
+      </w:r>
+    </w:p>
+    <w:p>
+      <w:pPr>
+        <w:spacing w:line="336" w:lineRule="auto" w:after="180"/>
+      </w:pPr>
+      <w:r>
+        <w:rPr>
+          <w:b w:val="0"/>
+        </w:rPr>
+        <w:t>If B sounds friendlier but ties A’s unsupported count, does the recorded improvement hypothesis receive support?. Return to this week and explain what you changed.</w:t>
+      </w:r>
+    </w:p>
+    <w:p>
+      <w:pPr>
+        <w:spacing w:line="336" w:lineRule="auto" w:after="180"/>
+      </w:pPr>
+      <w:r>
+        <w:rPr>
+          <w:b w:val="0"/>
+        </w:rPr>
+        <w:t xml:space="preserve">Review Replication and reproduction (ai-7/5). Goal: Explain the </w:t>
+      </w:r>
+      <w:r>
+        <w:rPr>
+          <w:b/>
+        </w:rPr>
+        <w:t>mechanism</w:t>
+      </w:r>
+      <w:r>
+        <w:rPr>
+          <w:b w:val="0"/>
+        </w:rPr>
+        <w:t xml:space="preserve"> and terminology of replication and reproduction. Short practice: Calculate the scores from the original and new four-record sets.</w:t>
+      </w:r>
+    </w:p>
+    <w:p>
+      <w:pPr>
+        <w:spacing w:line="336" w:lineRule="auto" w:after="180"/>
+      </w:pPr>
+      <w:r>
+        <w:rPr>
+          <w:b w:val="0"/>
+        </w:rPr>
+        <w:t>Which activity reproduces saved analysis, which repeats the protocol, and why does a different rerun of the original data need investigation?. Return to this week and explain what you changed.</w:t>
+      </w:r>
+    </w:p>
+    <w:p>
+      <w:pPr>
+        <w:spacing w:line="336" w:lineRule="auto" w:after="180"/>
+      </w:pPr>
+      <w:r>
+        <w:rPr>
+          <w:b w:val="0"/>
+        </w:rPr>
+        <w:t xml:space="preserve">Review Reading a research claim (ai-7/2). Goal: Explain the </w:t>
+      </w:r>
+      <w:r>
+        <w:rPr>
+          <w:b/>
+        </w:rPr>
+        <w:t>mechanism</w:t>
+      </w:r>
+      <w:r>
+        <w:rPr>
+          <w:b w:val="0"/>
+        </w:rPr>
+        <w:t xml:space="preserve"> and terminology of reading a research claim. Short practice: Calculate the </w:t>
+      </w:r>
+      <w:r>
+        <w:rPr>
+          <w:b/>
+        </w:rPr>
+        <w:t>baseline</w:t>
+      </w:r>
+      <w:r>
+        <w:rPr>
+          <w:b w:val="0"/>
+        </w:rPr>
+        <w:t xml:space="preserve"> and new rates for 2/10 and 4/10.</w:t>
+      </w:r>
+    </w:p>
+    <w:p>
+      <w:pPr>
+        <w:spacing w:line="336" w:lineRule="auto" w:after="180"/>
+      </w:pPr>
+      <w:r>
+        <w:rPr>
+          <w:b w:val="0"/>
+        </w:rPr>
+        <w:t>Explain both twice the rate and the percentage-point change, and say why neither measures every learner’s improvement.. Return to this week and explain what you changed.</w:t>
       </w:r>
     </w:p>
     <w:p>
@@ -2294,8 +3928,580 @@
       </w:r>
     </w:p>
     <w:p>
-      <w:r>
-        <w:t>Use Download completed work in the hosted lesson to export your answers, reflections, practice feedback and code-run evidence. Open the HTML copy to read or print it. Drafts stay in this browser when storage is available; clear drafts on a shared device.</w:t>
+      <w:pPr>
+        <w:spacing w:line="336" w:lineRule="auto" w:after="180"/>
+      </w:pPr>
+      <w:r>
+        <w:rPr>
+          <w:b w:val="0"/>
+        </w:rPr>
+        <w:t xml:space="preserve">Use Download completed work in the hosted lesson to export your answers, reflections, practice feedback and code-run </w:t>
+      </w:r>
+      <w:r>
+        <w:rPr>
+          <w:b/>
+        </w:rPr>
+        <w:t>evidence</w:t>
+      </w:r>
+      <w:r>
+        <w:rPr>
+          <w:b w:val="0"/>
+        </w:rPr>
+        <w:t>. Open the HTML copy to read or print it.</w:t>
+      </w:r>
+    </w:p>
+    <w:p>
+      <w:pPr>
+        <w:spacing w:line="336" w:lineRule="auto" w:after="180"/>
+      </w:pPr>
+      <w:r>
+        <w:rPr>
+          <w:b w:val="0"/>
+        </w:rPr>
+        <w:t>Drafts stay in this browser when storage is available; clear drafts on a shared device.</w:t>
+      </w:r>
+    </w:p>
+    <w:p>
+      <w:pPr>
+        <w:pStyle w:val="Heading1"/>
+      </w:pPr>
+      <w:r>
+        <w:t>18. Visual concept journey</w:t>
+      </w:r>
+    </w:p>
+    <w:p>
+      <w:r>
+        <w:t>Explain each Baselines and fair comparisons graphic using its labels, deciding evidence and relevant limitation.</w:t>
+      </w:r>
+    </w:p>
+    <w:p>
+      <w:pPr>
+        <w:pStyle w:val="Heading3"/>
+      </w:pPr>
+      <w:r>
+        <w:t>01. Baselines and fair comparisons: the case</w:t>
+      </w:r>
+    </w:p>
+    <w:p>
+      <w:r>
+        <w:drawing>
+          <wp:inline xmlns:a="http://schemas.openxmlformats.org/drawingml/2006/main" xmlns:pic="http://schemas.openxmlformats.org/drawingml/2006/picture">
+            <wp:extent cx="5486400" cy="2834640"/>
+            <wp:docPr id="3" name="Picture 3" descr="A baseline deserves a fair chance. Two classifiers answer the same eight fixed questions with the same allowed sources. Supplied facts: Simple rule A: 6/8 correct. New model B: 7/8 correct. No test case is used to tune either version."/>
+            <wp:cNvGraphicFramePr>
+              <a:graphicFrameLocks noChangeAspect="1"/>
+            </wp:cNvGraphicFramePr>
+            <a:graphic>
+              <a:graphicData uri="http://schemas.openxmlformats.org/drawingml/2006/picture">
+                <pic:pic>
+                  <pic:nvPicPr>
+                    <pic:cNvPr id="0" name="academy-story-ai-7-8-01.png"/>
+                    <pic:cNvPicPr/>
+                  </pic:nvPicPr>
+                  <pic:blipFill>
+                    <a:blip r:embed="rId11"/>
+                    <a:stretch>
+                      <a:fillRect/>
+                    </a:stretch>
+                  </pic:blipFill>
+                  <pic:spPr>
+                    <a:xfrm>
+                      <a:off x="0" y="0"/>
+                      <a:ext cx="5486400" cy="2834640"/>
+                    </a:xfrm>
+                    <a:prstGeom prst="rect"/>
+                  </pic:spPr>
+                </pic:pic>
+              </a:graphicData>
+            </a:graphic>
+          </wp:inline>
+        </w:drawing>
+      </w:r>
+    </w:p>
+    <w:p>
+      <w:pPr>
+        <w:spacing w:line="336" w:lineRule="auto" w:after="180"/>
+      </w:pPr>
+      <w:r>
+        <w:rPr>
+          <w:b w:val="0"/>
+        </w:rPr>
+        <w:t xml:space="preserve">A </w:t>
+      </w:r>
+      <w:r>
+        <w:rPr>
+          <w:b/>
+        </w:rPr>
+        <w:t>baseline</w:t>
+      </w:r>
+      <w:r>
+        <w:rPr>
+          <w:b w:val="0"/>
+        </w:rPr>
+        <w:t xml:space="preserve"> deserves a fair chance. Two classifiers answer the same eight fixed questions with the same allowed sources. Supplied facts: Simple rule A: 6/8 correct. New model B: 7/8 correct.</w:t>
+      </w:r>
+    </w:p>
+    <w:p>
+      <w:pPr>
+        <w:spacing w:line="336" w:lineRule="auto" w:after="180"/>
+      </w:pPr>
+      <w:r>
+        <w:rPr>
+          <w:b w:val="0"/>
+        </w:rPr>
+        <w:t>No test case is used to tune either version.</w:t>
+      </w:r>
+    </w:p>
+    <w:p>
+      <w:pPr>
+        <w:spacing w:line="336" w:lineRule="auto" w:after="180"/>
+        <w:shd w:fill="F5F1FB"/>
+      </w:pPr>
+      <w:r>
+        <w:rPr>
+          <w:b w:val="0"/>
+        </w:rPr>
+        <w:t>Point to the given fact that matters most. Explain why it matters.</w:t>
+      </w:r>
+    </w:p>
+    <w:p>
+      <w:pPr>
+        <w:pStyle w:val="Heading3"/>
+      </w:pPr>
+      <w:r>
+        <w:t>02. Follow the deciding steps</w:t>
+      </w:r>
+    </w:p>
+    <w:p>
+      <w:r>
+        <w:drawing>
+          <wp:inline xmlns:a="http://schemas.openxmlformats.org/drawingml/2006/main" xmlns:pic="http://schemas.openxmlformats.org/drawingml/2006/picture">
+            <wp:extent cx="5486400" cy="3182112"/>
+            <wp:docPr id="4" name="Picture 4" descr="Declare baseline: A uses a simple documented rule rather than an intentionally weak placeholder. → Measure fairly: A is 75%; B is 87.5% on the same eight cases. → Interpret cautiously: B adds one correct case here; compare resources and failure types too."/>
+            <wp:cNvGraphicFramePr>
+              <a:graphicFrameLocks noChangeAspect="1"/>
+            </wp:cNvGraphicFramePr>
+            <a:graphic>
+              <a:graphicData uri="http://schemas.openxmlformats.org/drawingml/2006/picture">
+                <pic:pic>
+                  <pic:nvPicPr>
+                    <pic:cNvPr id="0" name="academy-story-ai-7-8-02.png"/>
+                    <pic:cNvPicPr/>
+                  </pic:nvPicPr>
+                  <pic:blipFill>
+                    <a:blip r:embed="rId12"/>
+                    <a:stretch>
+                      <a:fillRect/>
+                    </a:stretch>
+                  </pic:blipFill>
+                  <pic:spPr>
+                    <a:xfrm>
+                      <a:off x="0" y="0"/>
+                      <a:ext cx="5486400" cy="3182112"/>
+                    </a:xfrm>
+                    <a:prstGeom prst="rect"/>
+                  </pic:spPr>
+                </pic:pic>
+              </a:graphicData>
+            </a:graphic>
+          </wp:inline>
+        </w:drawing>
+      </w:r>
+    </w:p>
+    <w:p>
+      <w:pPr>
+        <w:spacing w:line="336" w:lineRule="auto" w:after="180"/>
+      </w:pPr>
+      <w:r>
+        <w:rPr>
+          <w:b w:val="0"/>
+        </w:rPr>
+        <w:t xml:space="preserve">Declare </w:t>
+      </w:r>
+      <w:r>
+        <w:rPr>
+          <w:b/>
+        </w:rPr>
+        <w:t>baseline</w:t>
+      </w:r>
+      <w:r>
+        <w:rPr>
+          <w:b w:val="0"/>
+        </w:rPr>
+        <w:t>: A uses a simple documented rule rather than an intentionally weak placeholder. → Measure fairly: A is 75%; B is 87.5% on the same eight cases. → Interpret cautiously: B adds one correct case here; compare resources and failure types too.</w:t>
+      </w:r>
+    </w:p>
+    <w:p>
+      <w:pPr>
+        <w:spacing w:line="336" w:lineRule="auto" w:after="180"/>
+        <w:shd w:fill="F5F1FB"/>
+      </w:pPr>
+      <w:r>
+        <w:rPr>
+          <w:b w:val="0"/>
+        </w:rPr>
+        <w:t xml:space="preserve">Point to each numbered stage and explain which recorded </w:t>
+      </w:r>
+      <w:r>
+        <w:rPr>
+          <w:b/>
+        </w:rPr>
+        <w:t>input</w:t>
+      </w:r>
+      <w:r>
+        <w:rPr>
+          <w:b w:val="0"/>
+        </w:rPr>
+        <w:t xml:space="preserve"> it uses.</w:t>
+      </w:r>
+    </w:p>
+    <w:p>
+      <w:pPr>
+        <w:pStyle w:val="Heading3"/>
+      </w:pPr>
+      <w:r>
+        <w:t>03. Two versions on eight shared cases</w:t>
+      </w:r>
+    </w:p>
+    <w:p>
+      <w:r>
+        <w:drawing>
+          <wp:inline xmlns:a="http://schemas.openxmlformats.org/drawingml/2006/main" xmlns:pic="http://schemas.openxmlformats.org/drawingml/2006/picture">
+            <wp:extent cx="5486400" cy="2834640"/>
+            <wp:docPr id="5" name="Picture 5" descr="Two versions on eight shared cases. Units: correct answers out of 8. A: 6. B: 7."/>
+            <wp:cNvGraphicFramePr>
+              <a:graphicFrameLocks noChangeAspect="1"/>
+            </wp:cNvGraphicFramePr>
+            <a:graphic>
+              <a:graphicData uri="http://schemas.openxmlformats.org/drawingml/2006/picture">
+                <pic:pic>
+                  <pic:nvPicPr>
+                    <pic:cNvPr id="0" name="academy-story-ai-7-8-03.png"/>
+                    <pic:cNvPicPr/>
+                  </pic:nvPicPr>
+                  <pic:blipFill>
+                    <a:blip r:embed="rId13"/>
+                    <a:stretch>
+                      <a:fillRect/>
+                    </a:stretch>
+                  </pic:blipFill>
+                  <pic:spPr>
+                    <a:xfrm>
+                      <a:off x="0" y="0"/>
+                      <a:ext cx="5486400" cy="2834640"/>
+                    </a:xfrm>
+                    <a:prstGeom prst="rect"/>
+                  </pic:spPr>
+                </pic:pic>
+              </a:graphicData>
+            </a:graphic>
+          </wp:inline>
+        </w:drawing>
+      </w:r>
+    </w:p>
+    <w:p>
+      <w:pPr>
+        <w:spacing w:line="336" w:lineRule="auto" w:after="180"/>
+      </w:pPr>
+      <w:r>
+        <w:rPr>
+          <w:b w:val="0"/>
+        </w:rPr>
+        <w:t>Two versions on eight shared cases. Units: correct answers out of 8. A: 6. B: 7.</w:t>
+      </w:r>
+    </w:p>
+    <w:p>
+      <w:pPr>
+        <w:spacing w:line="336" w:lineRule="auto" w:after="180"/>
+        <w:shd w:fill="F5F1FB"/>
+      </w:pPr>
+      <w:r>
+        <w:rPr>
+          <w:b w:val="0"/>
+        </w:rPr>
+        <w:t>Read the labels and values. Explain the relationship the model shows.</w:t>
+      </w:r>
+    </w:p>
+    <w:p>
+      <w:pPr>
+        <w:pStyle w:val="Heading3"/>
+      </w:pPr>
+      <w:r>
+        <w:t>04. Change one thing. Trace what follows.</w:t>
+      </w:r>
+    </w:p>
+    <w:p>
+      <w:r>
+        <w:drawing>
+          <wp:inline xmlns:a="http://schemas.openxmlformats.org/drawingml/2006/main" xmlns:pic="http://schemas.openxmlformats.org/drawingml/2006/picture">
+            <wp:extent cx="5486400" cy="3026664"/>
+            <wp:docPr id="6" name="Picture 6" descr="Original case: B adds one correct case here; compare resources and failure types too. Changed condition: Give B the answer key before testing. Expected result: The resulting comparison is invalid as unseen evaluation. Reason: B would receive privileged information that A did not receive."/>
+            <wp:cNvGraphicFramePr>
+              <a:graphicFrameLocks noChangeAspect="1"/>
+            </wp:cNvGraphicFramePr>
+            <a:graphic>
+              <a:graphicData uri="http://schemas.openxmlformats.org/drawingml/2006/picture">
+                <pic:pic>
+                  <pic:nvPicPr>
+                    <pic:cNvPr id="0" name="academy-story-ai-7-8-04.png"/>
+                    <pic:cNvPicPr/>
+                  </pic:nvPicPr>
+                  <pic:blipFill>
+                    <a:blip r:embed="rId14"/>
+                    <a:stretch>
+                      <a:fillRect/>
+                    </a:stretch>
+                  </pic:blipFill>
+                  <pic:spPr>
+                    <a:xfrm>
+                      <a:off x="0" y="0"/>
+                      <a:ext cx="5486400" cy="3026664"/>
+                    </a:xfrm>
+                    <a:prstGeom prst="rect"/>
+                  </pic:spPr>
+                </pic:pic>
+              </a:graphicData>
+            </a:graphic>
+          </wp:inline>
+        </w:drawing>
+      </w:r>
+    </w:p>
+    <w:p>
+      <w:pPr>
+        <w:spacing w:line="336" w:lineRule="auto" w:after="180"/>
+      </w:pPr>
+      <w:r>
+        <w:rPr>
+          <w:b w:val="0"/>
+        </w:rPr>
+        <w:t>Original case: B adds one correct case here; compare resources and failure types too. Changed condition: Give B the answer key before testing. Expected result: The resulting comparison is invalid as unseen evaluation.</w:t>
+      </w:r>
+    </w:p>
+    <w:p>
+      <w:pPr>
+        <w:spacing w:line="336" w:lineRule="auto" w:after="180"/>
+      </w:pPr>
+      <w:r>
+        <w:rPr>
+          <w:b w:val="0"/>
+        </w:rPr>
+        <w:t>Reason: B would receive privileged information that A did not receive.</w:t>
+      </w:r>
+    </w:p>
+    <w:p>
+      <w:pPr>
+        <w:spacing w:line="336" w:lineRule="auto" w:after="180"/>
+        <w:shd w:fill="F5F1FB"/>
+      </w:pPr>
+      <w:r>
+        <w:rPr>
+          <w:b w:val="0"/>
+        </w:rPr>
+        <w:t>Predict before checking the worked changed-case result. Name what changed and what the supplied facts allow you to conclude.</w:t>
+      </w:r>
+    </w:p>
+    <w:p>
+      <w:pPr>
+        <w:pStyle w:val="Heading3"/>
+      </w:pPr>
+      <w:r>
+        <w:t>05. Connect the explanation to its limit</w:t>
+      </w:r>
+    </w:p>
+    <w:p>
+      <w:r>
+        <w:drawing>
+          <wp:inline xmlns:a="http://schemas.openxmlformats.org/drawingml/2006/main" xmlns:pic="http://schemas.openxmlformats.org/drawingml/2006/picture">
+            <wp:extent cx="5486400" cy="2834640"/>
+            <wp:docPr id="7" name="Picture 7" descr="A baseline anchors the claim of improvement. Fair comparison keeps information access, cases and scoring aligned while allowing the declared method difference. Limit: Eight cases do not establish a stable advantage or statistical significance."/>
+            <wp:cNvGraphicFramePr>
+              <a:graphicFrameLocks noChangeAspect="1"/>
+            </wp:cNvGraphicFramePr>
+            <a:graphic>
+              <a:graphicData uri="http://schemas.openxmlformats.org/drawingml/2006/picture">
+                <pic:pic>
+                  <pic:nvPicPr>
+                    <pic:cNvPr id="0" name="academy-story-ai-7-8-05.png"/>
+                    <pic:cNvPicPr/>
+                  </pic:nvPicPr>
+                  <pic:blipFill>
+                    <a:blip r:embed="rId15"/>
+                    <a:stretch>
+                      <a:fillRect/>
+                    </a:stretch>
+                  </pic:blipFill>
+                  <pic:spPr>
+                    <a:xfrm>
+                      <a:off x="0" y="0"/>
+                      <a:ext cx="5486400" cy="2834640"/>
+                    </a:xfrm>
+                    <a:prstGeom prst="rect"/>
+                  </pic:spPr>
+                </pic:pic>
+              </a:graphicData>
+            </a:graphic>
+          </wp:inline>
+        </w:drawing>
+      </w:r>
+    </w:p>
+    <w:p>
+      <w:pPr>
+        <w:spacing w:line="336" w:lineRule="auto" w:after="180"/>
+      </w:pPr>
+      <w:r>
+        <w:rPr>
+          <w:b w:val="0"/>
+        </w:rPr>
+        <w:t xml:space="preserve">A </w:t>
+      </w:r>
+      <w:r>
+        <w:rPr>
+          <w:b/>
+        </w:rPr>
+        <w:t>baseline</w:t>
+      </w:r>
+      <w:r>
+        <w:rPr>
+          <w:b w:val="0"/>
+        </w:rPr>
+        <w:t xml:space="preserve"> anchors the claim of improvement. Fair comparison keeps information access, cases and scoring aligned while allowing the declared method difference.</w:t>
+      </w:r>
+    </w:p>
+    <w:p>
+      <w:pPr>
+        <w:spacing w:line="336" w:lineRule="auto" w:after="180"/>
+      </w:pPr>
+      <w:r>
+        <w:rPr>
+          <w:b w:val="0"/>
+        </w:rPr>
+        <w:t>Limit: Eight cases do not establish a stable advantage or statistical significance.</w:t>
+      </w:r>
+    </w:p>
+    <w:p>
+      <w:pPr>
+        <w:spacing w:line="336" w:lineRule="auto" w:after="180"/>
+        <w:shd w:fill="F5F1FB"/>
+      </w:pPr>
+      <w:r>
+        <w:rPr>
+          <w:b w:val="0"/>
+        </w:rPr>
+        <w:t>Explain the case, then point to a limit on the claim.</w:t>
+      </w:r>
+    </w:p>
+    <w:p>
+      <w:pPr>
+        <w:pStyle w:val="Heading3"/>
+      </w:pPr>
+      <w:r>
+        <w:t>06. Make the idea visible in your project</w:t>
+      </w:r>
+    </w:p>
+    <w:p>
+      <w:r>
+        <w:drawing>
+          <wp:inline xmlns:a="http://schemas.openxmlformats.org/drawingml/2006/main" xmlns:pic="http://schemas.openxmlformats.org/drawingml/2006/picture">
+            <wp:extent cx="5486400" cy="3681984"/>
+            <wp:docPr id="8" name="Picture 8" descr="For the Reproducible AI Research Study, retain an annotated worked trace and the changed-case reasoning. Connect the claim to its records, units and assumptions so another investigator can challenge or reproduce it. Draw your input, deciding step, result and limit. Supported question: Calculate 6/8 and 7/8 correctness and name the one-case gain. Why is giving B the answer key incompatible with an unseen comparison to the simple baseline?"/>
+            <wp:cNvGraphicFramePr>
+              <a:graphicFrameLocks noChangeAspect="1"/>
+            </wp:cNvGraphicFramePr>
+            <a:graphic>
+              <a:graphicData uri="http://schemas.openxmlformats.org/drawingml/2006/picture">
+                <pic:pic>
+                  <pic:nvPicPr>
+                    <pic:cNvPr id="0" name="academy-story-ai-7-8-06.png"/>
+                    <pic:cNvPicPr/>
+                  </pic:nvPicPr>
+                  <pic:blipFill>
+                    <a:blip r:embed="rId16"/>
+                    <a:stretch>
+                      <a:fillRect/>
+                    </a:stretch>
+                  </pic:blipFill>
+                  <pic:spPr>
+                    <a:xfrm>
+                      <a:off x="0" y="0"/>
+                      <a:ext cx="5486400" cy="3681984"/>
+                    </a:xfrm>
+                    <a:prstGeom prst="rect"/>
+                  </pic:spPr>
+                </pic:pic>
+              </a:graphicData>
+            </a:graphic>
+          </wp:inline>
+        </w:drawing>
+      </w:r>
+    </w:p>
+    <w:p>
+      <w:pPr>
+        <w:spacing w:line="336" w:lineRule="auto" w:after="180"/>
+      </w:pPr>
+      <w:r>
+        <w:rPr>
+          <w:b w:val="0"/>
+        </w:rPr>
+        <w:t>For the Reproducible AI Research Study, retain an annotated worked trace and the changed-case reasoning. Connect the claim to its records, units and assumptions so another investigator can challenge or reproduce it.</w:t>
+      </w:r>
+    </w:p>
+    <w:p>
+      <w:pPr>
+        <w:spacing w:line="336" w:lineRule="auto" w:after="180"/>
+      </w:pPr>
+      <w:r>
+        <w:rPr>
+          <w:b w:val="0"/>
+        </w:rPr>
+        <w:t xml:space="preserve">Draw your </w:t>
+      </w:r>
+      <w:r>
+        <w:rPr>
+          <w:b/>
+        </w:rPr>
+        <w:t>input</w:t>
+      </w:r>
+      <w:r>
+        <w:rPr>
+          <w:b w:val="0"/>
+        </w:rPr>
+        <w:t xml:space="preserve">, deciding step, result and limit. Supported question: Calculate 6/8 and 7/8 correctness and name the one-case gain. Why is giving B the answer key incompatible with an unseen comparison to the simple </w:t>
+      </w:r>
+      <w:r>
+        <w:rPr>
+          <w:b/>
+        </w:rPr>
+        <w:t>baseline</w:t>
+      </w:r>
+      <w:r>
+        <w:rPr>
+          <w:b w:val="0"/>
+        </w:rPr>
+        <w:t>?</w:t>
+      </w:r>
+    </w:p>
+    <w:p>
+      <w:pPr>
+        <w:spacing w:line="336" w:lineRule="auto" w:after="180"/>
+        <w:shd w:fill="F5F1FB"/>
+      </w:pPr>
+      <w:r>
+        <w:rPr>
+          <w:b w:val="0"/>
+        </w:rPr>
+        <w:t xml:space="preserve">Draw your project trace and justify the deciding step using </w:t>
+      </w:r>
+      <w:r>
+        <w:rPr>
+          <w:b/>
+        </w:rPr>
+        <w:t>evidence</w:t>
+      </w:r>
+      <w:r>
+        <w:rPr>
+          <w:b w:val="0"/>
+        </w:rPr>
+        <w:t>.</w:t>
       </w:r>
     </w:p>
     <w:sectPr>

--- a/downloads/student/ai-7-week-08.docx
+++ b/downloads/student/ai-7-week-08.docx
@@ -25,12 +25,17 @@
         <w:pStyle w:val="Heading1"/>
       </w:pPr>
       <w:r>
-        <w:t>Before you start</w:t>
-      </w:r>
-    </w:p>
-    <w:p>
-      <w:r>
-        <w:t>Recall Hypotheses and measurable outcomes. Explain why a recorded result needs its input conditions and evidence source before it can support a claim.</w:t>
+        <w:t>Use a credible baseline. Match the evidence. Respect the task budget.</w:t>
+      </w:r>
+    </w:p>
+    <w:p>
+      <w:r>
+        <w:t>Explain source confounds, unseen-evaluation leakage and complete-procedure trade-offs with bounded comparisons.</w:t>
+      </w:r>
+    </w:p>
+    <w:p>
+      <w:r>
+        <w:t>Baseline contract → source-only counterexample → eight-case picture → leakage/resource probes → condition audit → independent time budget.</w:t>
       </w:r>
     </w:p>
     <w:p>
@@ -38,20 +43,20 @@
         <w:pStyle w:val="Heading1"/>
       </w:pPr>
       <w:r>
-        <w:t>01. Your mission</w:t>
-      </w:r>
-    </w:p>
-    <w:p>
-      <w:r>
-        <w:t>Start with the target: Explain the mechanism and terminology of baselines and fair comparisons. Try the recall before opening notes.</w:t>
-      </w:r>
-    </w:p>
-    <w:p>
-      <w:pPr>
-        <w:pStyle w:val="Heading3"/>
-      </w:pPr>
-      <w:r>
-        <w:t>Your learning target</w:t>
+        <w:t>01. Give the baseline a credible method and comparable information</w:t>
+      </w:r>
+    </w:p>
+    <w:p>
+      <w:r>
+        <w:t>Define what is held fixed and what difference the study intends to assess.</w:t>
+      </w:r>
+    </w:p>
+    <w:p>
+      <w:pPr>
+        <w:pStyle w:val="Heading2"/>
+      </w:pPr>
+      <w:r>
+        <w:t>Learning goals</w:t>
       </w:r>
     </w:p>
     <w:p>
@@ -113,10 +118,10 @@
     </w:p>
     <w:p>
       <w:pPr>
-        <w:pStyle w:val="Heading3"/>
-      </w:pPr>
-      <w:r>
-        <w:t>Remember before reading</w:t>
+        <w:pStyle w:val="Heading2"/>
+      </w:pPr>
+      <w:r>
+        <w:t>Retrieve primary outcomes and comparison conditions</w:t>
       </w:r>
     </w:p>
     <w:p>
@@ -188,6 +193,100 @@
     </w:p>
     <w:p>
       <w:pPr>
+        <w:pStyle w:val="Heading2"/>
+      </w:pPr>
+      <w:r>
+        <w:t>Prerequisite and starting response</w:t>
+      </w:r>
+    </w:p>
+    <w:p>
+      <w:pPr>
+        <w:pStyle w:val="ListBullet"/>
+      </w:pPr>
+      <w:r>
+        <w:t>Recall Hypotheses and measurable outcomes. Explain why a recorded result needs its input conditions and evidence source before it can support a claim.</w:t>
+      </w:r>
+    </w:p>
+    <w:p>
+      <w:pPr>
+        <w:pStyle w:val="Heading3"/>
+      </w:pPr>
+      <w:r>
+        <w:t>My starting explanation</w:t>
+      </w:r>
+    </w:p>
+    <w:p>
+      <w:r>
+        <w:t>________________________________________________________________</w:t>
+      </w:r>
+    </w:p>
+    <w:p>
+      <w:r>
+        <w:t>________________________________________________________________</w:t>
+      </w:r>
+    </w:p>
+    <w:p>
+      <w:r>
+        <w:t>________________________________________________________________</w:t>
+      </w:r>
+    </w:p>
+    <w:p>
+      <w:pPr>
+        <w:pStyle w:val="Heading2"/>
+      </w:pPr>
+      <w:r>
+        <w:t>End goal</w:t>
+      </w:r>
+    </w:p>
+    <w:p>
+      <w:pPr>
+        <w:spacing w:line="336" w:lineRule="auto" w:after="180"/>
+      </w:pPr>
+      <w:r>
+        <w:rPr>
+          <w:b w:val="0"/>
+        </w:rPr>
+        <w:t xml:space="preserve">Explain </w:t>
+      </w:r>
+      <w:r>
+        <w:rPr>
+          <w:b/>
+        </w:rPr>
+        <w:t>baseline</w:t>
+      </w:r>
+      <w:r>
+        <w:rPr>
+          <w:b w:val="0"/>
+        </w:rPr>
+        <w:t>s and fair comparisons using the records and boundaries of this fictional investigation.</w:t>
+      </w:r>
+    </w:p>
+    <w:p>
+      <w:pPr>
+        <w:pStyle w:val="Heading2"/>
+      </w:pPr>
+      <w:r>
+        <w:t>Earlier wording, alternatives and picture transcripts · reference / check after trying</w:t>
+      </w:r>
+    </w:p>
+    <w:p>
+      <w:pPr>
+        <w:pStyle w:val="Heading3"/>
+      </w:pPr>
+      <w:r>
+        <w:t>Your learning target</w:t>
+      </w:r>
+    </w:p>
+    <w:p>
+      <w:pPr>
+        <w:pStyle w:val="Heading3"/>
+      </w:pPr>
+      <w:r>
+        <w:t>Remember before reading</w:t>
+      </w:r>
+    </w:p>
+    <w:p>
+      <w:pPr>
         <w:spacing w:line="336" w:lineRule="auto" w:after="180"/>
       </w:pPr>
       <w:r>
@@ -264,13 +363,768 @@
     </w:p>
     <w:p>
       <w:pPr>
+        <w:pStyle w:val="Heading3"/>
+      </w:pPr>
+      <w:r>
+        <w:t>This week’s end goal</w:t>
+      </w:r>
+    </w:p>
+    <w:p>
+      <w:pPr>
+        <w:pStyle w:val="Heading1"/>
+      </w:pPr>
+      <w:r>
+        <w:t>02. Define a baseline and the intended comparison before looking at scores</w:t>
+      </w:r>
+    </w:p>
+    <w:p>
+      <w:r>
+        <w:t>A weak reference or an information mismatch can exaggerate improvement.</w:t>
+      </w:r>
+    </w:p>
+    <w:p>
+      <w:pPr>
+        <w:pStyle w:val="Heading2"/>
+      </w:pPr>
+      <w:r>
+        <w:t>Begin with yesterday’s versus today’s timetable</w:t>
+      </w:r>
+    </w:p>
+    <w:p>
+      <w:pPr>
         <w:spacing w:line="336" w:lineRule="auto" w:after="180"/>
       </w:pPr>
       <w:r>
         <w:rPr>
           <w:b w:val="0"/>
         </w:rPr>
-        <w:t xml:space="preserve">Recall Hypotheses and measurable outcomes. Explain why a recorded result needs its </w:t>
+        <w:t>Imagine comparing two room helpers while giving one yesterday’s timetable and the other today’s. A higher score could come from fresher information rather than a better lookup method. Use a credible documented baseline, the same eligible current sources, matched cases and scoring, and a declared resource policy.</w:t>
+      </w:r>
+    </w:p>
+    <w:p>
+      <w:pPr>
+        <w:spacing w:line="336" w:lineRule="auto" w:after="180"/>
+      </w:pPr>
+      <w:r>
+        <w:rPr>
+          <w:b w:val="0"/>
+        </w:rPr>
+        <w:t>If you intentionally compare unequal complete systems, report the unequal conditions rather than claiming the method alone caused the difference.</w:t>
+      </w:r>
+    </w:p>
+    <w:p>
+      <w:pPr>
+        <w:pStyle w:val="Heading2"/>
+      </w:pPr>
+      <w:r>
+        <w:t>Define credible fair baselines</w:t>
+      </w:r>
+    </w:p>
+    <w:p>
+      <w:pPr>
+        <w:spacing w:line="336" w:lineRule="auto" w:after="180"/>
+      </w:pPr>
+      <w:r>
+        <w:rPr>
+          <w:b w:val="0"/>
+        </w:rPr>
+        <w:t xml:space="preserve">Fair </w:t>
+      </w:r>
+      <w:r>
+        <w:rPr>
+          <w:b/>
+        </w:rPr>
+        <w:t>baseline</w:t>
+      </w:r>
+      <w:r>
+        <w:rPr>
+          <w:b w:val="0"/>
+        </w:rPr>
+        <w:t xml:space="preserve">s use credible procedures on matched </w:t>
+      </w:r>
+      <w:r>
+        <w:rPr>
+          <w:b/>
+        </w:rPr>
+        <w:t>evidence</w:t>
+      </w:r>
+      <w:r>
+        <w:rPr>
+          <w:b w:val="0"/>
+        </w:rPr>
+        <w:t xml:space="preserve"> and resource conditions. A weak arbitrary reference can exaggerate improvement.</w:t>
+      </w:r>
+    </w:p>
+    <w:p>
+      <w:pPr>
+        <w:pStyle w:val="Heading2"/>
+      </w:pPr>
+      <w:r>
+        <w:t>Complete source, workload and resource contract</w:t>
+      </w:r>
+    </w:p>
+    <w:tbl>
+      <w:tblPr>
+        <w:tblStyle w:val="LightShading-Accent1"/>
+        <w:tblW w:type="auto" w:w="0"/>
+        <w:tblLook w:firstColumn="1" w:firstRow="1" w:lastColumn="0" w:lastRow="0" w:noHBand="0" w:noVBand="1" w:val="04A0"/>
+      </w:tblPr>
+      <w:tblGrid>
+        <w:gridCol w:w="5112"/>
+        <w:gridCol w:w="5112"/>
+      </w:tblGrid>
+      <w:tr>
+        <w:trPr>
+          <w:tblHeader/>
+        </w:trPr>
+        <w:tc>
+          <w:tcPr>
+            <w:tcW w:type="dxa" w:w="5112"/>
+          </w:tcPr>
+          <w:p>
+            <w:r>
+              <w:t>Fair-comparison item</w:t>
+            </w:r>
+          </w:p>
+        </w:tc>
+        <w:tc>
+          <w:tcPr>
+            <w:tcW w:type="dxa" w:w="5112"/>
+          </w:tcPr>
+          <w:p>
+            <w:r>
+              <w:t>Complete fictional classroom rule</w:t>
+            </w:r>
+          </w:p>
+        </w:tc>
+      </w:tr>
+      <w:tr>
+        <w:tc>
+          <w:tcPr>
+            <w:tcW w:type="dxa" w:w="5112"/>
+          </w:tcPr>
+          <w:p>
+            <w:r>
+              <w:t>Credible baseline</w:t>
+            </w:r>
+          </w:p>
+        </w:tc>
+        <w:tc>
+          <w:tcPr>
+            <w:tcW w:type="dxa" w:w="5112"/>
+          </w:tcPr>
+          <w:p>
+            <w:r>
+              <w:t>Manual authoritative lookup or deterministic lookup matching the requested room; not arbitrary random rooms</w:t>
+            </w:r>
+          </w:p>
+        </w:tc>
+      </w:tr>
+      <w:tr>
+        <w:tc>
+          <w:tcPr>
+            <w:tcW w:type="dxa" w:w="5112"/>
+          </w:tcPr>
+          <w:p>
+            <w:r>
+              <w:t>Matched evidence</w:t>
+            </w:r>
+          </w:p>
+        </w:tc>
+        <w:tc>
+          <w:tcPr>
+            <w:tcW w:type="dxa" w:w="5112"/>
+          </w:tcPr>
+          <w:p>
+            <w:r>
+              <w:t>Same eligible current sources for a method-focused comparison</w:t>
+            </w:r>
+          </w:p>
+        </w:tc>
+      </w:tr>
+      <w:tr>
+        <w:tc>
+          <w:tcPr>
+            <w:tcW w:type="dxa" w:w="5112"/>
+          </w:tcPr>
+          <w:p>
+            <w:r>
+              <w:t>Matched workload/scoring</w:t>
+            </w:r>
+          </w:p>
+        </w:tc>
+        <w:tc>
+          <w:tcPr>
+            <w:tcW w:type="dxa" w:w="5112"/>
+          </w:tcPr>
+          <w:p>
+            <w:r>
+              <w:t>Same fixed case IDs, outcome rubric and evaluation labels kept out of tuning inputs</w:t>
+            </w:r>
+          </w:p>
+        </w:tc>
+      </w:tr>
+      <w:tr>
+        <w:tc>
+          <w:tcPr>
+            <w:tcW w:type="dxa" w:w="5112"/>
+          </w:tcPr>
+          <w:p>
+            <w:r>
+              <w:t>Resource policy</w:t>
+            </w:r>
+          </w:p>
+        </w:tc>
+        <w:tc>
+          <w:tcPr>
+            <w:tcW w:type="dxa" w:w="5112"/>
+          </w:tcPr>
+          <w:p>
+            <w:r>
+              <w:t>Declare timing boundary, budgets and what each procedure actually consumes; unknown is not automatically matched</w:t>
+            </w:r>
+          </w:p>
+        </w:tc>
+      </w:tr>
+      <w:tr>
+        <w:tc>
+          <w:tcPr>
+            <w:tcW w:type="dxa" w:w="5112"/>
+          </w:tcPr>
+          <w:p>
+            <w:r>
+              <w:t>Added main fixture</w:t>
+            </w:r>
+          </w:p>
+        </w:tc>
+        <w:tc>
+          <w:tcPr>
+            <w:tcW w:type="dxa" w:w="5112"/>
+          </w:tcPr>
+          <w:p>
+            <w:r>
+              <w:t>Same lookup function on clubs V/W/X; only source freshness differs</w:t>
+            </w:r>
+          </w:p>
+        </w:tc>
+      </w:tr>
+      <w:tr>
+        <w:tc>
+          <w:tcPr>
+            <w:tcW w:type="dxa" w:w="5112"/>
+          </w:tcPr>
+          <w:p>
+            <w:r>
+              <w:t>Current register/truth</w:t>
+            </w:r>
+          </w:p>
+        </w:tc>
+        <w:tc>
+          <w:tcPr>
+            <w:tcW w:type="dxa" w:w="5112"/>
+          </w:tcPr>
+          <w:p>
+            <w:r>
+              <w:t>V→E, W→B, X→D</w:t>
+            </w:r>
+          </w:p>
+        </w:tc>
+      </w:tr>
+      <w:tr>
+        <w:tc>
+          <w:tcPr>
+            <w:tcW w:type="dxa" w:w="5112"/>
+          </w:tcPr>
+          <w:p>
+            <w:r>
+              <w:t>Old register</w:t>
+            </w:r>
+          </w:p>
+        </w:tc>
+        <w:tc>
+          <w:tcPr>
+            <w:tcW w:type="dxa" w:w="5112"/>
+          </w:tcPr>
+          <w:p>
+            <w:r>
+              <w:t>V→C, W→B, X→A</w:t>
+            </w:r>
+          </w:p>
+        </w:tc>
+      </w:tr>
+      <w:tr>
+        <w:tc>
+          <w:tcPr>
+            <w:tcW w:type="dxa" w:w="5112"/>
+          </w:tcPr>
+          <w:p>
+            <w:r>
+              <w:t>Separate picture</w:t>
+            </w:r>
+          </w:p>
+        </w:tc>
+        <w:tc>
+          <w:tcPr>
+            <w:tcW w:type="dxa" w:w="5112"/>
+          </w:tcPr>
+          <w:p>
+            <w:r>
+              <w:t>Same eight fixed questions and allowed sources; A 6/8 correct, B 7/8; no test-case tuning</w:t>
+            </w:r>
+          </w:p>
+        </w:tc>
+      </w:tr>
+      <w:tr>
+        <w:tc>
+          <w:tcPr>
+            <w:tcW w:type="dxa" w:w="5112"/>
+          </w:tcPr>
+          <w:p>
+            <w:r>
+              <w:t>Limits</w:t>
+            </w:r>
+          </w:p>
+        </w:tc>
+        <w:tc>
+          <w:tcPr>
+            <w:tcW w:type="dxa" w:w="5112"/>
+          </w:tcPr>
+          <w:p>
+            <w:r>
+              <w:t>Constructed counterexample/aggregates, not a model benchmark, measured runtime, stable advantage or significance result</w:t>
+            </w:r>
+          </w:p>
+        </w:tc>
+      </w:tr>
+    </w:tbl>
+    <w:p>
+      <w:pPr>
+        <w:pStyle w:val="Heading2"/>
+      </w:pPr>
+      <w:r>
+        <w:t>Name supplied and missing evidence</w:t>
+      </w:r>
+    </w:p>
+    <w:p>
+      <w:pPr>
+        <w:pStyle w:val="Heading3"/>
+      </w:pPr>
+      <w:r>
+        <w:t>List the given facts and one fact that is not supplied.</w:t>
+      </w:r>
+    </w:p>
+    <w:p>
+      <w:r>
+        <w:t>________________________________________________________________</w:t>
+      </w:r>
+    </w:p>
+    <w:p>
+      <w:r>
+        <w:t>________________________________________________________________</w:t>
+      </w:r>
+    </w:p>
+    <w:p>
+      <w:r>
+        <w:t>________________________________________________________________</w:t>
+      </w:r>
+    </w:p>
+    <w:p>
+      <w:pPr>
+        <w:pStyle w:val="Heading2"/>
+      </w:pPr>
+      <w:r>
+        <w:t>Earlier wording, alternatives and picture transcripts · reference / check after trying</w:t>
+      </w:r>
+    </w:p>
+    <w:p>
+      <w:pPr>
+        <w:spacing w:line="336" w:lineRule="auto" w:after="180"/>
+      </w:pPr>
+      <w:r>
+        <w:rPr>
+          <w:b w:val="0"/>
+        </w:rPr>
+        <w:t>Begin by writing the question the procedure is intended to answer. Identify the information already supplied, the information it will produce and the information still missing.</w:t>
+      </w:r>
+    </w:p>
+    <w:p>
+      <w:pPr>
+        <w:spacing w:line="336" w:lineRule="auto" w:after="180"/>
+      </w:pPr>
+      <w:r>
+        <w:rPr>
+          <w:b w:val="0"/>
+        </w:rPr>
+        <w:t>These are constructed classroom examples; they do not require live accounts, private records or an external service. Do not treat a plausible explanation as a measured outcome.</w:t>
+      </w:r>
+    </w:p>
+    <w:p>
+      <w:pPr>
+        <w:pStyle w:val="Heading1"/>
+      </w:pPr>
+      <w:r>
+        <w:t>03. Trace a score gap produced by source freshness alone</w:t>
+      </w:r>
+    </w:p>
+    <w:p>
+      <w:r>
+        <w:t>Use the counterexample to locate a comparison confound rather than diagnose every system.</w:t>
+      </w:r>
+    </w:p>
+    <w:p>
+      <w:pPr>
+        <w:pStyle w:val="Heading2"/>
+      </w:pPr>
+      <w:r>
+        <w:t>Original same-source baseline procedure</w:t>
+      </w:r>
+    </w:p>
+    <w:p>
+      <w:pPr>
+        <w:spacing w:line="336" w:lineRule="auto" w:after="180"/>
+      </w:pPr>
+      <w:r>
+        <w:rPr>
+          <w:b w:val="0"/>
+        </w:rPr>
+        <w:t>For a room-reporting study use manual authoritative lookup or a deterministic lookup matching the requested room, not random room names. Match cases, available sources and scoring.</w:t>
+      </w:r>
+    </w:p>
+    <w:p>
+      <w:pPr>
+        <w:pStyle w:val="Heading2"/>
+      </w:pPr>
+      <w:r>
+        <w:t>Complete constructed old/current register ledger</w:t>
+      </w:r>
+    </w:p>
+    <w:tbl>
+      <w:tblPr>
+        <w:tblStyle w:val="LightShading-Accent1"/>
+        <w:tblW w:type="auto" w:w="0"/>
+        <w:tblLook w:firstColumn="1" w:firstRow="1" w:lastColumn="0" w:lastRow="0" w:noHBand="0" w:noVBand="1" w:val="04A0"/>
+      </w:tblPr>
+      <w:tblGrid>
+        <w:gridCol w:w="2556"/>
+        <w:gridCol w:w="2556"/>
+        <w:gridCol w:w="2556"/>
+        <w:gridCol w:w="2556"/>
+      </w:tblGrid>
+      <w:tr>
+        <w:trPr>
+          <w:tblHeader/>
+        </w:trPr>
+        <w:tc>
+          <w:tcPr>
+            <w:tcW w:type="dxa" w:w="2556"/>
+          </w:tcPr>
+          <w:p>
+            <w:r>
+              <w:t>Added same-procedure fixture</w:t>
+            </w:r>
+          </w:p>
+        </w:tc>
+        <w:tc>
+          <w:tcPr>
+            <w:tcW w:type="dxa" w:w="2556"/>
+          </w:tcPr>
+          <w:p>
+            <w:r>
+              <w:t>Current correct room</w:t>
+            </w:r>
+          </w:p>
+        </w:tc>
+        <w:tc>
+          <w:tcPr>
+            <w:tcW w:type="dxa" w:w="2556"/>
+          </w:tcPr>
+          <w:p>
+            <w:r>
+              <w:t>Old-source lookup</w:t>
+            </w:r>
+          </w:p>
+        </w:tc>
+        <w:tc>
+          <w:tcPr>
+            <w:tcW w:type="dxa" w:w="2556"/>
+          </w:tcPr>
+          <w:p>
+            <w:r>
+              <w:t>Current-source lookup</w:t>
+            </w:r>
+          </w:p>
+        </w:tc>
+      </w:tr>
+      <w:tr>
+        <w:tc>
+          <w:tcPr>
+            <w:tcW w:type="dxa" w:w="2556"/>
+          </w:tcPr>
+          <w:p>
+            <w:r>
+              <w:t>Club V</w:t>
+            </w:r>
+          </w:p>
+        </w:tc>
+        <w:tc>
+          <w:tcPr>
+            <w:tcW w:type="dxa" w:w="2556"/>
+          </w:tcPr>
+          <w:p>
+            <w:r>
+              <w:t>E</w:t>
+            </w:r>
+          </w:p>
+        </w:tc>
+        <w:tc>
+          <w:tcPr>
+            <w:tcW w:type="dxa" w:w="2556"/>
+          </w:tcPr>
+          <w:p>
+            <w:r>
+              <w:t>C: incorrect</w:t>
+            </w:r>
+          </w:p>
+        </w:tc>
+        <w:tc>
+          <w:tcPr>
+            <w:tcW w:type="dxa" w:w="2556"/>
+          </w:tcPr>
+          <w:p>
+            <w:r>
+              <w:t>E: correct</w:t>
+            </w:r>
+          </w:p>
+        </w:tc>
+      </w:tr>
+      <w:tr>
+        <w:tc>
+          <w:tcPr>
+            <w:tcW w:type="dxa" w:w="2556"/>
+          </w:tcPr>
+          <w:p>
+            <w:r>
+              <w:t>Club W</w:t>
+            </w:r>
+          </w:p>
+        </w:tc>
+        <w:tc>
+          <w:tcPr>
+            <w:tcW w:type="dxa" w:w="2556"/>
+          </w:tcPr>
+          <w:p>
+            <w:r>
+              <w:t>B</w:t>
+            </w:r>
+          </w:p>
+        </w:tc>
+        <w:tc>
+          <w:tcPr>
+            <w:tcW w:type="dxa" w:w="2556"/>
+          </w:tcPr>
+          <w:p>
+            <w:r>
+              <w:t>B: correct</w:t>
+            </w:r>
+          </w:p>
+        </w:tc>
+        <w:tc>
+          <w:tcPr>
+            <w:tcW w:type="dxa" w:w="2556"/>
+          </w:tcPr>
+          <w:p>
+            <w:r>
+              <w:t>B: correct</w:t>
+            </w:r>
+          </w:p>
+        </w:tc>
+      </w:tr>
+      <w:tr>
+        <w:tc>
+          <w:tcPr>
+            <w:tcW w:type="dxa" w:w="2556"/>
+          </w:tcPr>
+          <w:p>
+            <w:r>
+              <w:t>Club X</w:t>
+            </w:r>
+          </w:p>
+        </w:tc>
+        <w:tc>
+          <w:tcPr>
+            <w:tcW w:type="dxa" w:w="2556"/>
+          </w:tcPr>
+          <w:p>
+            <w:r>
+              <w:t>D</w:t>
+            </w:r>
+          </w:p>
+        </w:tc>
+        <w:tc>
+          <w:tcPr>
+            <w:tcW w:type="dxa" w:w="2556"/>
+          </w:tcPr>
+          <w:p>
+            <w:r>
+              <w:t>A: incorrect</w:t>
+            </w:r>
+          </w:p>
+        </w:tc>
+        <w:tc>
+          <w:tcPr>
+            <w:tcW w:type="dxa" w:w="2556"/>
+          </w:tcPr>
+          <w:p>
+            <w:r>
+              <w:t>D: correct</w:t>
+            </w:r>
+          </w:p>
+        </w:tc>
+      </w:tr>
+      <w:tr>
+        <w:tc>
+          <w:tcPr>
+            <w:tcW w:type="dxa" w:w="2556"/>
+          </w:tcPr>
+          <w:p>
+            <w:r>
+              <w:t>Score on three constructed cases</w:t>
+            </w:r>
+          </w:p>
+        </w:tc>
+        <w:tc>
+          <w:tcPr>
+            <w:tcW w:type="dxa" w:w="2556"/>
+          </w:tcPr>
+          <w:p>
+            <w:r>
+              <w:t>Same judge and function</w:t>
+            </w:r>
+          </w:p>
+        </w:tc>
+        <w:tc>
+          <w:tcPr>
+            <w:tcW w:type="dxa" w:w="2556"/>
+          </w:tcPr>
+          <w:p>
+            <w:r>
+              <w:t>1/3</w:t>
+            </w:r>
+          </w:p>
+        </w:tc>
+        <w:tc>
+          <w:tcPr>
+            <w:tcW w:type="dxa" w:w="2556"/>
+          </w:tcPr>
+          <w:p>
+            <w:r>
+              <w:t>3/3</w:t>
+            </w:r>
+          </w:p>
+        </w:tc>
+      </w:tr>
+      <w:tr>
+        <w:tc>
+          <w:tcPr>
+            <w:tcW w:type="dxa" w:w="2556"/>
+          </w:tcPr>
+          <w:p>
+            <w:r>
+              <w:t>Align both to current register</w:t>
+            </w:r>
+          </w:p>
+        </w:tc>
+        <w:tc>
+          <w:tcPr>
+            <w:tcW w:type="dxa" w:w="2556"/>
+          </w:tcPr>
+          <w:p>
+            <w:r>
+              <w:t>Same cases/function/current evidence</w:t>
+            </w:r>
+          </w:p>
+        </w:tc>
+        <w:tc>
+          <w:tcPr>
+            <w:tcW w:type="dxa" w:w="2556"/>
+          </w:tcPr>
+          <w:p>
+            <w:r>
+              <w:t>3/3</w:t>
+            </w:r>
+          </w:p>
+        </w:tc>
+        <w:tc>
+          <w:tcPr>
+            <w:tcW w:type="dxa" w:w="2556"/>
+          </w:tcPr>
+          <w:p>
+            <w:r>
+              <w:t>3/3</w:t>
+            </w:r>
+          </w:p>
+        </w:tc>
+      </w:tr>
+      <w:tr>
+        <w:tc>
+          <w:tcPr>
+            <w:tcW w:type="dxa" w:w="2556"/>
+          </w:tcPr>
+          <w:p>
+            <w:r>
+              <w:t>Meaning</w:t>
+            </w:r>
+          </w:p>
+        </w:tc>
+        <w:tc>
+          <w:tcPr>
+            <w:tcW w:type="dxa" w:w="2556"/>
+          </w:tcPr>
+          <w:p>
+            <w:r>
+              <w:t>Only information changed in this demonstration</w:t>
+            </w:r>
+          </w:p>
+        </w:tc>
+        <w:tc>
+          <w:tcPr>
+            <w:tcW w:type="dxa" w:w="2556"/>
+          </w:tcPr>
+          <w:p>
+            <w:r>
+              <w:t>Score gap can occur without a method difference</w:t>
+            </w:r>
+          </w:p>
+        </w:tc>
+        <w:tc>
+          <w:tcPr>
+            <w:tcW w:type="dxa" w:w="2556"/>
+          </w:tcPr>
+          <w:p>
+            <w:r>
+              <w:t>Not a prediction that real A/B models must tie</w:t>
+            </w:r>
+          </w:p>
+        </w:tc>
+      </w:tr>
+    </w:tbl>
+    <w:p>
+      <w:pPr>
+        <w:pStyle w:val="Heading2"/>
+      </w:pPr>
+      <w:r>
+        <w:t>State the intended variable and remaining conditions</w:t>
+      </w:r>
+    </w:p>
+    <w:p>
+      <w:pPr>
+        <w:spacing w:line="336" w:lineRule="auto" w:after="180"/>
+      </w:pPr>
+      <w:r>
+        <w:rPr>
+          <w:b w:val="0"/>
+        </w:rPr>
+        <w:t xml:space="preserve">Before applying the procedure, write its units, denominator or decision boundary where relevant. A partner should be able to repeat each step using the same </w:t>
       </w:r>
       <w:r>
         <w:rPr>
@@ -282,50 +1136,38 @@
         <w:rPr>
           <w:b w:val="0"/>
         </w:rPr>
-        <w:t xml:space="preserve"> conditions and </w:t>
+        <w:t>s.</w:t>
+      </w:r>
+    </w:p>
+    <w:p>
+      <w:pPr>
+        <w:spacing w:line="336" w:lineRule="auto" w:after="180"/>
+      </w:pPr>
+      <w:r>
+        <w:rPr>
+          <w:b w:val="0"/>
+        </w:rPr>
+        <w:t xml:space="preserve">If a required </w:t>
       </w:r>
       <w:r>
         <w:rPr>
           <w:b/>
         </w:rPr>
-        <w:t>evidence</w:t>
+        <w:t>input</w:t>
       </w:r>
       <w:r>
         <w:rPr>
           <w:b w:val="0"/>
         </w:rPr>
-        <w:t xml:space="preserve"> source before it can support a claim.</w:t>
-      </w:r>
-    </w:p>
-    <w:p>
-      <w:pPr>
-        <w:pStyle w:val="Heading3"/>
-      </w:pPr>
-      <w:r>
-        <w:t>My starting explanation</w:t>
-      </w:r>
-    </w:p>
-    <w:p>
-      <w:r>
-        <w:t>________________________________________________________________</w:t>
-      </w:r>
-    </w:p>
-    <w:p>
-      <w:r>
-        <w:t>________________________________________________________________</w:t>
-      </w:r>
-    </w:p>
-    <w:p>
-      <w:r>
-        <w:t>________________________________________________________________</w:t>
-      </w:r>
-    </w:p>
-    <w:p>
-      <w:pPr>
-        <w:pStyle w:val="Heading3"/>
-      </w:pPr>
-      <w:r>
-        <w:t>This week’s end goal</w:t>
+        <w:t xml:space="preserve"> is absent or violates the stated contract, record that condition explicitly instead of quietly replacing it with a convenient value.</w:t>
+      </w:r>
+    </w:p>
+    <w:p>
+      <w:pPr>
+        <w:pStyle w:val="Heading2"/>
+      </w:pPr>
+      <w:r>
+        <w:t>Explain the visual</w:t>
       </w:r>
     </w:p>
     <w:p>
@@ -336,136 +1178,27 @@
         <w:rPr>
           <w:b w:val="0"/>
         </w:rPr>
-        <w:t xml:space="preserve">Explain </w:t>
+        <w:t xml:space="preserve">Point to the </w:t>
       </w:r>
       <w:r>
         <w:rPr>
           <w:b/>
         </w:rPr>
-        <w:t>baseline</w:t>
+        <w:t>input</w:t>
       </w:r>
       <w:r>
         <w:rPr>
           <w:b w:val="0"/>
         </w:rPr>
-        <w:t>s and fair comparisons using the records and boundaries of this fictional investigation.</w:t>
-      </w:r>
-    </w:p>
-    <w:p>
-      <w:pPr>
-        <w:pStyle w:val="Heading1"/>
-      </w:pPr>
-      <w:r>
-        <w:t>02. Notice the evidence</w:t>
-      </w:r>
-    </w:p>
-    <w:p>
-      <w:r>
-        <w:t>Investigate the supplied Baselines and fair comparisons case. Separate observations, given facts and assumptions before choosing an explanation.</w:t>
-      </w:r>
-    </w:p>
-    <w:p>
-      <w:pPr>
-        <w:spacing w:line="336" w:lineRule="auto" w:after="180"/>
-      </w:pPr>
-      <w:r>
-        <w:rPr>
-          <w:b w:val="0"/>
-        </w:rPr>
-        <w:t xml:space="preserve">Fair </w:t>
-      </w:r>
-      <w:r>
-        <w:rPr>
-          <w:b/>
-        </w:rPr>
-        <w:t>baseline</w:t>
-      </w:r>
-      <w:r>
-        <w:rPr>
-          <w:b w:val="0"/>
-        </w:rPr>
-        <w:t xml:space="preserve">s use credible procedures on matched </w:t>
-      </w:r>
-      <w:r>
-        <w:rPr>
-          <w:b/>
-        </w:rPr>
-        <w:t>evidence</w:t>
-      </w:r>
-      <w:r>
-        <w:rPr>
-          <w:b w:val="0"/>
-        </w:rPr>
-        <w:t xml:space="preserve"> and resource conditions. A weak arbitrary reference can exaggerate improvement.</w:t>
-      </w:r>
-    </w:p>
-    <w:p>
-      <w:pPr>
-        <w:spacing w:line="336" w:lineRule="auto" w:after="180"/>
-      </w:pPr>
-      <w:r>
-        <w:rPr>
-          <w:b w:val="0"/>
-        </w:rPr>
-        <w:t>Begin by writing the question the procedure is intended to answer. Identify the information already supplied, the information it will produce and the information still missing.</w:t>
-      </w:r>
-    </w:p>
-    <w:p>
-      <w:pPr>
-        <w:spacing w:line="336" w:lineRule="auto" w:after="180"/>
-      </w:pPr>
-      <w:r>
-        <w:rPr>
-          <w:b w:val="0"/>
-        </w:rPr>
-        <w:t>These are constructed classroom examples; they do not require live accounts, private records or an external service. Do not treat a plausible explanation as a measured outcome.</w:t>
-      </w:r>
-    </w:p>
-    <w:p>
-      <w:pPr>
-        <w:pStyle w:val="Heading3"/>
-      </w:pPr>
-      <w:r>
-        <w:t>List the given facts and one fact that is not supplied.</w:t>
-      </w:r>
-    </w:p>
-    <w:p>
-      <w:r>
-        <w:t>________________________________________________________________</w:t>
-      </w:r>
-    </w:p>
-    <w:p>
-      <w:r>
-        <w:t>________________________________________________________________</w:t>
-      </w:r>
-    </w:p>
-    <w:p>
-      <w:r>
-        <w:t>________________________________________________________________</w:t>
-      </w:r>
-    </w:p>
-    <w:p>
-      <w:pPr>
-        <w:pStyle w:val="Heading1"/>
-      </w:pPr>
-      <w:r>
-        <w:t>03. See how it works</w:t>
-      </w:r>
-    </w:p>
-    <w:p>
-      <w:r>
-        <w:t>Follow the mechanism for Baselines and fair comparisons. Connect each labelled input, deciding step and result.</w:t>
-      </w:r>
-    </w:p>
-    <w:p>
-      <w:pPr>
-        <w:spacing w:line="336" w:lineRule="auto" w:after="180"/>
-      </w:pPr>
-      <w:r>
-        <w:rPr>
-          <w:b w:val="0"/>
-        </w:rPr>
-        <w:t>For a room-reporting study use manual authoritative lookup or a deterministic same-room rule, not random room names. Match cases, available sources and scoring.</w:t>
+        <w:t>, the deciding step and the result in this week’s visual. Explain the same step in ordinary words. A picture helps when you can say what each part represents.</w:t>
+      </w:r>
+    </w:p>
+    <w:p>
+      <w:pPr>
+        <w:pStyle w:val="Heading2"/>
+      </w:pPr>
+      <w:r>
+        <w:t>Earlier wording, alternatives and picture transcripts · reference / check after trying</w:t>
       </w:r>
     </w:p>
     <w:p>
@@ -539,7 +1272,7 @@
           </w:tcPr>
           <w:p>
             <w:r>
-              <w:t>For a room-reporting study use manual authoritative lookup or a deterministic same-room rule, not random room names.</w:t>
+              <w:t>For a room-reporting study use manual authoritative lookup or a deterministic lookup matching the requested room, not random room names.</w:t>
             </w:r>
           </w:p>
         </w:tc>
@@ -562,13 +1295,226 @@
     </w:p>
     <w:p>
       <w:pPr>
+        <w:pStyle w:val="Heading3"/>
+      </w:pPr>
+      <w:r>
+        <w:t>Connect the picture and the explanation</w:t>
+      </w:r>
+    </w:p>
+    <w:p>
+      <w:pPr>
+        <w:pStyle w:val="Heading1"/>
+      </w:pPr>
+      <w:r>
+        <w:t>04. Predict hidden answer-key exposure before testing</w:t>
+      </w:r>
+    </w:p>
+    <w:p>
+      <w:r>
+        <w:t>A revealed test answer is different from permitted task evidence.</w:t>
+      </w:r>
+    </w:p>
+    <w:p>
+      <w:pPr>
+        <w:pStyle w:val="Heading2"/>
+      </w:pPr>
+      <w:r>
+        <w:t>Current task and response</w:t>
+      </w:r>
+    </w:p>
+    <w:p>
+      <w:pPr>
+        <w:pStyle w:val="ListBullet"/>
+      </w:pPr>
+      <w:r>
+        <w:t>Assistant gets current register; baseline gets an obsolete one. Assistant scores higher. Show the intermediate steps and give the conclusion with its scope.</w:t>
+      </w:r>
+    </w:p>
+    <w:p>
+      <w:pPr>
+        <w:pStyle w:val="Heading3"/>
+      </w:pPr>
+      <w:r>
+        <w:t>Keep the procedure fixed. Explain what changed in the inputs and result.</w:t>
+      </w:r>
+    </w:p>
+    <w:p>
+      <w:r>
+        <w:t>________________________________________________________________</w:t>
+      </w:r>
+    </w:p>
+    <w:p>
+      <w:r>
+        <w:t>________________________________________________________________</w:t>
+      </w:r>
+    </w:p>
+    <w:p>
+      <w:r>
+        <w:t>________________________________________________________________</w:t>
+      </w:r>
+    </w:p>
+    <w:p>
+      <w:r>
+        <w:t>________________________________________________________________</w:t>
+      </w:r>
+    </w:p>
+    <w:p>
+      <w:r>
+        <w:t>________________________________________________________________</w:t>
+      </w:r>
+    </w:p>
+    <w:p>
+      <w:pPr>
+        <w:pStyle w:val="Heading2"/>
+      </w:pPr>
+      <w:r>
+        <w:t>Predict giving B the evaluation key</w:t>
+      </w:r>
+    </w:p>
+    <w:p>
+      <w:pPr>
+        <w:pStyle w:val="ListBullet"/>
+      </w:pPr>
+      <w:r>
+        <w:t>Change: Give B the answer key before testing.</w:t>
+      </w:r>
+    </w:p>
+    <w:p>
+      <w:pPr>
+        <w:pStyle w:val="Heading2"/>
+      </w:pPr>
+      <w:r>
+        <w:t>Check after predicting · reference / check after trying</w:t>
+      </w:r>
+    </w:p>
+    <w:p>
+      <w:pPr>
         <w:spacing w:line="336" w:lineRule="auto" w:after="180"/>
       </w:pPr>
+      <w:r>
+        <w:rPr>
+          <w:b/>
+        </w:rPr>
+        <w:t>Prediction</w:t>
+      </w:r>
       <w:r>
         <w:rPr>
           <w:b w:val="0"/>
         </w:rPr>
-        <w:t xml:space="preserve">Before applying the procedure, write its units, denominator or decision boundary where relevant. A partner should be able to repeat each step using the same </w:t>
+        <w:t>: The resulting comparison is invalid as unseen evaluation.</w:t>
+      </w:r>
+    </w:p>
+    <w:p>
+      <w:pPr>
+        <w:spacing w:line="336" w:lineRule="auto" w:after="180"/>
+      </w:pPr>
+      <w:r>
+        <w:rPr>
+          <w:b w:val="0"/>
+        </w:rPr>
+        <w:t>Reason: B would receive privileged information that A did not receive.</w:t>
+      </w:r>
+    </w:p>
+    <w:p>
+      <w:pPr>
+        <w:pStyle w:val="Heading2"/>
+      </w:pPr>
+      <w:r>
+        <w:t>Earlier wording, alternatives and picture transcripts · reference / check after trying</w:t>
+      </w:r>
+    </w:p>
+    <w:p>
+      <w:pPr>
+        <w:pStyle w:val="Heading3"/>
+      </w:pPr>
+      <w:r>
+        <w:t>Compare a familiar case with a changed case</w:t>
+      </w:r>
+    </w:p>
+    <w:p>
+      <w:pPr>
+        <w:pStyle w:val="Heading3"/>
+      </w:pPr>
+      <w:r>
+        <w:t>Change one thing in the pictured case</w:t>
+      </w:r>
+    </w:p>
+    <w:p>
+      <w:pPr>
+        <w:pStyle w:val="Heading1"/>
+      </w:pPr>
+      <w:r>
+        <w:t>06. Read the observed gain beside the comparison conditions</w:t>
+      </w:r>
+    </w:p>
+    <w:p>
+      <w:r>
+        <w:t>Keep source access, unseen labels and resource evidence distinct.</w:t>
+      </w:r>
+    </w:p>
+    <w:p>
+      <w:pPr>
+        <w:pStyle w:val="Heading2"/>
+      </w:pPr>
+      <w:r>
+        <w:t>Main information-freshness confound and checked repair</w:t>
+      </w:r>
+    </w:p>
+    <w:p>
+      <w:pPr>
+        <w:spacing w:line="336" w:lineRule="auto" w:after="180"/>
+      </w:pPr>
+      <w:r>
+        <w:rPr>
+          <w:b w:val="0"/>
+        </w:rPr>
+        <w:t xml:space="preserve">Assistant gets current register; </w:t>
+      </w:r>
+      <w:r>
+        <w:rPr>
+          <w:b/>
+        </w:rPr>
+        <w:t>baseline</w:t>
+      </w:r>
+      <w:r>
+        <w:rPr>
+          <w:b w:val="0"/>
+        </w:rPr>
+        <w:t xml:space="preserve"> gets an obsolete one. Assistant scores higher.</w:t>
+      </w:r>
+    </w:p>
+    <w:p>
+      <w:pPr>
+        <w:spacing w:line="336" w:lineRule="auto" w:after="180"/>
+      </w:pPr>
+      <w:r>
+        <w:rPr>
+          <w:b w:val="0"/>
+        </w:rPr>
+        <w:t>Source freshness is confounded with procedure. Provide both the same eligible current sources or report the unequal comparison without isolating method.</w:t>
+      </w:r>
+    </w:p>
+    <w:p>
+      <w:pPr>
+        <w:spacing w:line="336" w:lineRule="auto" w:after="180"/>
+      </w:pPr>
+      <w:r>
+        <w:rPr>
+          <w:b w:val="0"/>
+        </w:rPr>
+        <w:t xml:space="preserve">Compare the intermediate </w:t>
+      </w:r>
+      <w:r>
+        <w:rPr>
+          <w:b/>
+        </w:rPr>
+        <w:t>evidence</w:t>
+      </w:r>
+      <w:r>
+        <w:rPr>
+          <w:b w:val="0"/>
+        </w:rPr>
+        <w:t xml:space="preserve"> with the final statement. Explain why each number or decision follows from the stated </w:t>
       </w:r>
       <w:r>
         <w:rPr>
@@ -591,7 +1537,7 @@
         <w:rPr>
           <w:b w:val="0"/>
         </w:rPr>
-        <w:t xml:space="preserve">If a required </w:t>
+        <w:t xml:space="preserve">The conclusion belongs to this scenario and procedure; changing the </w:t>
       </w:r>
       <w:r>
         <w:rPr>
@@ -603,15 +1549,15 @@
         <w:rPr>
           <w:b w:val="0"/>
         </w:rPr>
-        <w:t xml:space="preserve"> is absent or violates the stated contract, record that condition explicitly instead of quietly replacing it with a convenient value.</w:t>
-      </w:r>
-    </w:p>
-    <w:p>
-      <w:pPr>
-        <w:pStyle w:val="Heading3"/>
-      </w:pPr>
-      <w:r>
-        <w:t>Connect the picture and the explanation</w:t>
+        <w:t>s, evaluation population or authority can change what it establishes. Retain the raw record so a later revision can be compared honestly.</w:t>
+      </w:r>
+    </w:p>
+    <w:p>
+      <w:pPr>
+        <w:pStyle w:val="Heading2"/>
+      </w:pPr>
+      <w:r>
+        <w:t>Separate eight-case result and complete condition ledger</w:t>
       </w:r>
     </w:p>
     <w:p>
@@ -622,51 +1568,7 @@
         <w:rPr>
           <w:b w:val="0"/>
         </w:rPr>
-        <w:t xml:space="preserve">Point to the </w:t>
-      </w:r>
-      <w:r>
-        <w:rPr>
-          <w:b/>
-        </w:rPr>
-        <w:t>input</w:t>
-      </w:r>
-      <w:r>
-        <w:rPr>
-          <w:b w:val="0"/>
-        </w:rPr>
-        <w:t>, the deciding step and the result in this week’s visual. Explain the same step in ordinary words. A picture helps when you can say what each part represents.</w:t>
-      </w:r>
-    </w:p>
-    <w:p>
-      <w:pPr>
-        <w:pStyle w:val="Heading1"/>
-      </w:pPr>
-      <w:r>
-        <w:t>04. Compare the cases</w:t>
-      </w:r>
-    </w:p>
-    <w:p>
-      <w:r>
-        <w:t>Compare the supplied cases for Baselines and fair comparisons. Identify the detail that changes the conclusion.</w:t>
-      </w:r>
-    </w:p>
-    <w:p>
-      <w:pPr>
-        <w:pStyle w:val="Heading3"/>
-      </w:pPr>
-      <w:r>
-        <w:t>Compare a familiar case with a changed case</w:t>
-      </w:r>
-    </w:p>
-    <w:p>
-      <w:pPr>
-        <w:spacing w:line="336" w:lineRule="auto" w:after="180"/>
-      </w:pPr>
-      <w:r>
-        <w:rPr>
-          <w:b w:val="0"/>
-        </w:rPr>
-        <w:t xml:space="preserve">Assistant gets current register; </w:t>
+        <w:t xml:space="preserve">A </w:t>
       </w:r>
       <w:r>
         <w:rPr>
@@ -678,127 +1580,40 @@
         <w:rPr>
           <w:b w:val="0"/>
         </w:rPr>
-        <w:t xml:space="preserve"> gets an obsolete one. Assistant scores higher. Show the intermediate steps and give the conclusion with its scope.</w:t>
-      </w:r>
-    </w:p>
-    <w:p>
-      <w:pPr>
-        <w:pStyle w:val="Heading3"/>
-      </w:pPr>
-      <w:r>
-        <w:t>Keep the procedure fixed. Explain what changed in the inputs and result.</w:t>
-      </w:r>
-    </w:p>
-    <w:p>
-      <w:r>
-        <w:t>________________________________________________________________</w:t>
-      </w:r>
-    </w:p>
-    <w:p>
-      <w:r>
-        <w:t>________________________________________________________________</w:t>
-      </w:r>
-    </w:p>
-    <w:p>
-      <w:r>
-        <w:t>________________________________________________________________</w:t>
-      </w:r>
-    </w:p>
-    <w:p>
-      <w:r>
-        <w:t>________________________________________________________________</w:t>
-      </w:r>
-    </w:p>
-    <w:p>
-      <w:r>
-        <w:t>________________________________________________________________</w:t>
-      </w:r>
-    </w:p>
-    <w:p>
-      <w:pPr>
-        <w:pStyle w:val="Heading3"/>
-      </w:pPr>
-      <w:r>
-        <w:t>Change one thing in the pictured case</w:t>
-      </w:r>
-    </w:p>
-    <w:p>
-      <w:pPr>
-        <w:pStyle w:val="Heading3"/>
-      </w:pPr>
-      <w:r>
-        <w:t>Change one thing</w:t>
+        <w:t xml:space="preserve"> deserves a fair chance. Two classifiers answer the same eight fixed questions with the same allowed sources.</w:t>
       </w:r>
     </w:p>
     <w:p>
       <w:pPr>
         <w:spacing w:line="336" w:lineRule="auto" w:after="180"/>
-        <w:shd w:fill="F5F1FB"/>
       </w:pPr>
       <w:r>
         <w:rPr>
           <w:b w:val="0"/>
         </w:rPr>
-        <w:t>Change: Give B the answer key before testing.</w:t>
-      </w:r>
-    </w:p>
-    <w:p>
-      <w:pPr>
-        <w:pStyle w:val="Heading3"/>
-      </w:pPr>
-      <w:r>
-        <w:t>Predicted result</w:t>
+        <w:t>Simple rule A: 6/8 correct. New model B: 7/8 correct. No test case is used to tune either version.</w:t>
       </w:r>
     </w:p>
     <w:p>
       <w:pPr>
         <w:spacing w:line="336" w:lineRule="auto" w:after="180"/>
-        <w:shd w:fill="F1F6FC"/>
-      </w:pPr>
-      <w:r>
-        <w:rPr>
-          <w:b/>
-        </w:rPr>
-        <w:t>Prediction</w:t>
-      </w:r>
+      </w:pPr>
       <w:r>
         <w:rPr>
           <w:b w:val="0"/>
         </w:rPr>
-        <w:t>: The resulting comparison is invalid as unseen evaluation.</w:t>
-      </w:r>
-    </w:p>
-    <w:p>
-      <w:pPr>
-        <w:pStyle w:val="Heading3"/>
-      </w:pPr>
-      <w:r>
-        <w:t>Why the result follows</w:t>
+        <w:t>The picture is a separate eight-case baseline/model comparison. A 6/8 =75%; B 7/8 =87.5%; difference 12.5 percentage points and one net additional correct answer. Aggregates do not reveal every paired gain/loss. Cases, allowed sources and scoring are matched in the scenario, with no test-case tuning; resources remain unreported. Giving B the hidden evaluation answer key would break the unseen comparison.</w:t>
       </w:r>
     </w:p>
     <w:p>
       <w:pPr>
         <w:spacing w:line="336" w:lineRule="auto" w:after="180"/>
-        <w:shd w:fill="F1F6FC"/>
       </w:pPr>
       <w:r>
         <w:rPr>
           <w:b w:val="0"/>
         </w:rPr>
-        <w:t>Reason: B would receive privileged information that A did not receive.</w:t>
-      </w:r>
-    </w:p>
-    <w:p>
-      <w:pPr>
-        <w:pStyle w:val="Heading1"/>
-      </w:pPr>
-      <w:r>
-        <w:t>05. Words that unlock the idea</w:t>
-      </w:r>
-    </w:p>
-    <w:p>
-      <w:r>
-        <w:t>Use the vocabulary of Baselines and fair comparisons to explain a concrete decision, rather than only memorising definitions.</w:t>
+        <w:t>An approved source register that the task permits reading is not the same as exposing held-out judge labels. The supplied aggregate comparison has no statistical analysis or broad-advantage evidence, and should not be reported as one.</w:t>
       </w:r>
     </w:p>
     <w:tbl>
@@ -808,8 +1623,10 @@
         <w:tblLook w:firstColumn="1" w:firstRow="1" w:lastColumn="0" w:lastRow="0" w:noHBand="0" w:noVBand="1" w:val="04A0"/>
       </w:tblPr>
       <w:tblGrid>
-        <w:gridCol w:w="5112"/>
-        <w:gridCol w:w="5112"/>
+        <w:gridCol w:w="2556"/>
+        <w:gridCol w:w="2556"/>
+        <w:gridCol w:w="2556"/>
+        <w:gridCol w:w="2556"/>
       </w:tblGrid>
       <w:tr>
         <w:trPr>
@@ -817,21 +1634,41 @@
         </w:trPr>
         <w:tc>
           <w:tcPr>
-            <w:tcW w:type="dxa" w:w="5112"/>
+            <w:tcW w:type="dxa" w:w="2556"/>
           </w:tcPr>
           <w:p>
             <w:r>
-              <w:t>Word</w:t>
+              <w:t>Separate eight-case picture</w:t>
             </w:r>
           </w:p>
         </w:tc>
         <w:tc>
           <w:tcPr>
-            <w:tcW w:type="dxa" w:w="5112"/>
+            <w:tcW w:type="dxa" w:w="2556"/>
           </w:tcPr>
           <w:p>
             <w:r>
-              <w:t>Meaning</w:t>
+              <w:t>A baseline</w:t>
+            </w:r>
+          </w:p>
+        </w:tc>
+        <w:tc>
+          <w:tcPr>
+            <w:tcW w:type="dxa" w:w="2556"/>
+          </w:tcPr>
+          <w:p>
+            <w:r>
+              <w:t>B new model</w:t>
+            </w:r>
+          </w:p>
+        </w:tc>
+        <w:tc>
+          <w:tcPr>
+            <w:tcW w:type="dxa" w:w="2556"/>
+          </w:tcPr>
+          <w:p>
+            <w:r>
+              <w:t>Interpretation</w:t>
             </w:r>
           </w:p>
         </w:tc>
@@ -839,21 +1676,41 @@
       <w:tr>
         <w:tc>
           <w:tcPr>
-            <w:tcW w:type="dxa" w:w="5112"/>
+            <w:tcW w:type="dxa" w:w="2556"/>
           </w:tcPr>
           <w:p>
             <w:r>
-              <w:t>Baseline</w:t>
+              <w:t>Correct/total</w:t>
             </w:r>
           </w:p>
         </w:tc>
         <w:tc>
           <w:tcPr>
-            <w:tcW w:type="dxa" w:w="5112"/>
+            <w:tcW w:type="dxa" w:w="2556"/>
           </w:tcPr>
           <w:p>
             <w:r>
-              <w:t>A relevant reference procedure</w:t>
+              <w:t>6/8</w:t>
+            </w:r>
+          </w:p>
+        </w:tc>
+        <w:tc>
+          <w:tcPr>
+            <w:tcW w:type="dxa" w:w="2556"/>
+          </w:tcPr>
+          <w:p>
+            <w:r>
+              <w:t>7/8</w:t>
+            </w:r>
+          </w:p>
+        </w:tc>
+        <w:tc>
+          <w:tcPr>
+            <w:tcW w:type="dxa" w:w="2556"/>
+          </w:tcPr>
+          <w:p>
+            <w:r>
+              <w:t>Same fixed case denominator</w:t>
             </w:r>
           </w:p>
         </w:tc>
@@ -861,21 +1718,41 @@
       <w:tr>
         <w:tc>
           <w:tcPr>
-            <w:tcW w:type="dxa" w:w="5112"/>
+            <w:tcW w:type="dxa" w:w="2556"/>
           </w:tcPr>
           <w:p>
             <w:r>
-              <w:t>Matched comparison</w:t>
+              <w:t>Observed rate</w:t>
             </w:r>
           </w:p>
         </w:tc>
         <w:tc>
           <w:tcPr>
-            <w:tcW w:type="dxa" w:w="5112"/>
+            <w:tcW w:type="dxa" w:w="2556"/>
           </w:tcPr>
           <w:p>
             <w:r>
-              <w:t>A comparison with aligned task conditions</w:t>
+              <w:t>75%</w:t>
+            </w:r>
+          </w:p>
+        </w:tc>
+        <w:tc>
+          <w:tcPr>
+            <w:tcW w:type="dxa" w:w="2556"/>
+          </w:tcPr>
+          <w:p>
+            <w:r>
+              <w:t>87.5%</w:t>
+            </w:r>
+          </w:p>
+        </w:tc>
+        <w:tc>
+          <w:tcPr>
+            <w:tcW w:type="dxa" w:w="2556"/>
+          </w:tcPr>
+          <w:p>
+            <w:r>
+              <w:t>B higher on supplied cases</w:t>
             </w:r>
           </w:p>
         </w:tc>
@@ -883,21 +1760,167 @@
       <w:tr>
         <w:tc>
           <w:tcPr>
-            <w:tcW w:type="dxa" w:w="5112"/>
+            <w:tcW w:type="dxa" w:w="2556"/>
           </w:tcPr>
           <w:p>
             <w:r>
-              <w:t>Resource budget</w:t>
+              <w:t>Difference</w:t>
             </w:r>
           </w:p>
         </w:tc>
         <w:tc>
           <w:tcPr>
-            <w:tcW w:type="dxa" w:w="5112"/>
+            <w:tcW w:type="dxa" w:w="2556"/>
           </w:tcPr>
           <w:p>
             <w:r>
-              <w:t>The permitted time or computation</w:t>
+              <w:t>Reference</w:t>
+            </w:r>
+          </w:p>
+        </w:tc>
+        <w:tc>
+          <w:tcPr>
+            <w:tcW w:type="dxa" w:w="2556"/>
+          </w:tcPr>
+          <w:p>
+            <w:r>
+              <w:t>+12.5 percentage points</w:t>
+            </w:r>
+          </w:p>
+        </w:tc>
+        <w:tc>
+          <w:tcPr>
+            <w:tcW w:type="dxa" w:w="2556"/>
+          </w:tcPr>
+          <w:p>
+            <w:r>
+              <w:t>One net additional correct count; paired flips not supplied</w:t>
+            </w:r>
+          </w:p>
+        </w:tc>
+      </w:tr>
+      <w:tr>
+        <w:tc>
+          <w:tcPr>
+            <w:tcW w:type="dxa" w:w="2556"/>
+          </w:tcPr>
+          <w:p>
+            <w:r>
+              <w:t>Permitted sources/cases</w:t>
+            </w:r>
+          </w:p>
+        </w:tc>
+        <w:tc>
+          <w:tcPr>
+            <w:tcW w:type="dxa" w:w="2556"/>
+          </w:tcPr>
+          <w:p>
+            <w:r>
+              <w:t>Same declared sources/cases</w:t>
+            </w:r>
+          </w:p>
+        </w:tc>
+        <w:tc>
+          <w:tcPr>
+            <w:tcW w:type="dxa" w:w="2556"/>
+          </w:tcPr>
+          <w:p>
+            <w:r>
+              <w:t>Same declared sources/cases</w:t>
+            </w:r>
+          </w:p>
+        </w:tc>
+        <w:tc>
+          <w:tcPr>
+            <w:tcW w:type="dxa" w:w="2556"/>
+          </w:tcPr>
+          <w:p>
+            <w:r>
+              <w:t>Relevant matching conditions</w:t>
+            </w:r>
+          </w:p>
+        </w:tc>
+      </w:tr>
+      <w:tr>
+        <w:tc>
+          <w:tcPr>
+            <w:tcW w:type="dxa" w:w="2556"/>
+          </w:tcPr>
+          <w:p>
+            <w:r>
+              <w:t>Tuning on test answers</w:t>
+            </w:r>
+          </w:p>
+        </w:tc>
+        <w:tc>
+          <w:tcPr>
+            <w:tcW w:type="dxa" w:w="2556"/>
+          </w:tcPr>
+          <w:p>
+            <w:r>
+              <w:t>None in original scenario</w:t>
+            </w:r>
+          </w:p>
+        </w:tc>
+        <w:tc>
+          <w:tcPr>
+            <w:tcW w:type="dxa" w:w="2556"/>
+          </w:tcPr>
+          <w:p>
+            <w:r>
+              <w:t>None in original scenario</w:t>
+            </w:r>
+          </w:p>
+        </w:tc>
+        <w:tc>
+          <w:tcPr>
+            <w:tcW w:type="dxa" w:w="2556"/>
+          </w:tcPr>
+          <w:p>
+            <w:r>
+              <w:t>Changed answer-key exposure breaks unseen evaluation</w:t>
+            </w:r>
+          </w:p>
+        </w:tc>
+      </w:tr>
+      <w:tr>
+        <w:tc>
+          <w:tcPr>
+            <w:tcW w:type="dxa" w:w="2556"/>
+          </w:tcPr>
+          <w:p>
+            <w:r>
+              <w:t>Resource/timing evidence</w:t>
+            </w:r>
+          </w:p>
+        </w:tc>
+        <w:tc>
+          <w:tcPr>
+            <w:tcW w:type="dxa" w:w="2556"/>
+          </w:tcPr>
+          <w:p>
+            <w:r>
+              <w:t>Not supplied</w:t>
+            </w:r>
+          </w:p>
+        </w:tc>
+        <w:tc>
+          <w:tcPr>
+            <w:tcW w:type="dxa" w:w="2556"/>
+          </w:tcPr>
+          <w:p>
+            <w:r>
+              <w:t>Not supplied</w:t>
+            </w:r>
+          </w:p>
+        </w:tc>
+        <w:tc>
+          <w:tcPr>
+            <w:tcW w:type="dxa" w:w="2556"/>
+          </w:tcPr>
+          <w:p>
+            <w:r>
+              <w:t>Cannot infer budget eligibility or efficiency</w:t>
             </w:r>
           </w:p>
         </w:tc>
@@ -905,226 +1928,18 @@
     </w:tbl>
     <w:p>
       <w:pPr>
-        <w:pStyle w:val="Heading3"/>
-      </w:pPr>
-      <w:r>
-        <w:t>Use two terms to explain a step in this week’s example.</w:t>
-      </w:r>
-    </w:p>
-    <w:p>
-      <w:r>
-        <w:t>________________________________________________________________</w:t>
-      </w:r>
-    </w:p>
-    <w:p>
-      <w:r>
-        <w:t>________________________________________________________________</w:t>
-      </w:r>
-    </w:p>
-    <w:p>
-      <w:r>
-        <w:t>________________________________________________________________</w:t>
-      </w:r>
-    </w:p>
-    <w:p>
-      <w:pPr>
-        <w:pStyle w:val="Heading1"/>
-      </w:pPr>
-      <w:r>
-        <w:t>06. Follow a worked example</w:t>
-      </w:r>
-    </w:p>
-    <w:p>
-      <w:r>
-        <w:t>Follow the worked trace for Baselines and fair comparisons, predict a step, then compare with its explanation.</w:t>
-      </w:r>
-    </w:p>
-    <w:p>
-      <w:pPr>
-        <w:spacing w:line="336" w:lineRule="auto" w:after="180"/>
-      </w:pPr>
-      <w:r>
-        <w:rPr>
-          <w:b w:val="0"/>
-        </w:rPr>
-        <w:t xml:space="preserve">Assistant gets current register; </w:t>
-      </w:r>
-      <w:r>
-        <w:rPr>
-          <w:b/>
-        </w:rPr>
-        <w:t>baseline</w:t>
-      </w:r>
-      <w:r>
-        <w:rPr>
-          <w:b w:val="0"/>
-        </w:rPr>
-        <w:t xml:space="preserve"> gets an obsolete one. Assistant scores higher.</w:t>
-      </w:r>
-    </w:p>
-    <w:p>
-      <w:pPr>
-        <w:spacing w:line="336" w:lineRule="auto" w:after="180"/>
-      </w:pPr>
-      <w:r>
-        <w:rPr>
-          <w:b w:val="0"/>
-        </w:rPr>
-        <w:t>Source freshness is confounded with procedure. Provide both the same eligible current sources or report the unequal comparison without isolating method.</w:t>
-      </w:r>
-    </w:p>
-    <w:p>
-      <w:pPr>
-        <w:pStyle w:val="Heading3"/>
-      </w:pPr>
-      <w:r>
-        <w:t>Worked explanation · Baselines and fair comparisons</w:t>
-      </w:r>
-    </w:p>
-    <w:p>
-      <w:pPr>
-        <w:spacing w:line="336" w:lineRule="auto" w:after="180"/>
-        <w:shd w:fill="F1F6FC"/>
-      </w:pPr>
-      <w:r>
-        <w:rPr>
-          <w:b w:val="0"/>
-        </w:rPr>
-        <w:t xml:space="preserve">Compare the intermediate </w:t>
-      </w:r>
-      <w:r>
-        <w:rPr>
-          <w:b/>
-        </w:rPr>
-        <w:t>evidence</w:t>
-      </w:r>
-      <w:r>
-        <w:rPr>
-          <w:b w:val="0"/>
-        </w:rPr>
-        <w:t xml:space="preserve"> with the final statement. Explain why each number or decision follows from the stated </w:t>
-      </w:r>
-      <w:r>
-        <w:rPr>
-          <w:b/>
-        </w:rPr>
-        <w:t>input</w:t>
-      </w:r>
-      <w:r>
-        <w:rPr>
-          <w:b w:val="0"/>
-        </w:rPr>
-        <w:t>s.</w:t>
-      </w:r>
-    </w:p>
-    <w:p>
-      <w:pPr>
-        <w:spacing w:line="336" w:lineRule="auto" w:after="180"/>
-        <w:shd w:fill="F1F6FC"/>
-      </w:pPr>
-      <w:r>
-        <w:rPr>
-          <w:b w:val="0"/>
-        </w:rPr>
-        <w:t xml:space="preserve">The conclusion belongs to this scenario and procedure; changing the </w:t>
-      </w:r>
-      <w:r>
-        <w:rPr>
-          <w:b/>
-        </w:rPr>
-        <w:t>input</w:t>
-      </w:r>
-      <w:r>
-        <w:rPr>
-          <w:b w:val="0"/>
-        </w:rPr>
-        <w:t>s, evaluation population or authority can change what it establishes. Retain the raw record so a later revision can be compared honestly.</w:t>
-      </w:r>
-    </w:p>
-    <w:p>
-      <w:pPr>
-        <w:pStyle w:val="Heading3"/>
-      </w:pPr>
-      <w:r>
-        <w:t>Learn from the worked case</w:t>
-      </w:r>
-    </w:p>
-    <w:p>
-      <w:pPr>
-        <w:spacing w:line="336" w:lineRule="auto" w:after="180"/>
-      </w:pPr>
-      <w:r>
-        <w:rPr>
-          <w:b w:val="0"/>
-        </w:rPr>
-        <w:t>Cover the result before checking it. Say what is given, choose the procedure, and follow one step at a time. Then uncover the result and explain your first mismatch. Ask why a step is allowed, not only what number it produces.</w:t>
-      </w:r>
-    </w:p>
-    <w:p>
-      <w:pPr>
-        <w:pStyle w:val="Heading3"/>
-      </w:pPr>
-      <w:r>
-        <w:t>A pictorial worked case: Baselines and fair comparisons</w:t>
-      </w:r>
-    </w:p>
-    <w:p>
-      <w:pPr>
-        <w:spacing w:line="336" w:lineRule="auto" w:after="180"/>
-      </w:pPr>
-      <w:r>
-        <w:rPr>
-          <w:b w:val="0"/>
-        </w:rPr>
-        <w:t xml:space="preserve">A </w:t>
-      </w:r>
-      <w:r>
-        <w:rPr>
-          <w:b/>
-        </w:rPr>
-        <w:t>baseline</w:t>
-      </w:r>
-      <w:r>
-        <w:rPr>
-          <w:b w:val="0"/>
-        </w:rPr>
-        <w:t xml:space="preserve"> deserves a fair chance. Two classifiers answer the same eight fixed questions with the same allowed sources.</w:t>
-      </w:r>
-    </w:p>
-    <w:p>
-      <w:pPr>
-        <w:pStyle w:val="Heading3"/>
-      </w:pPr>
-      <w:r>
-        <w:t>The facts we will use</w:t>
-      </w:r>
-    </w:p>
-    <w:p>
-      <w:pPr>
-        <w:pStyle w:val="Heading3"/>
-      </w:pPr>
-      <w:r>
-        <w:t>Supplied facts</w:t>
-      </w:r>
-    </w:p>
-    <w:p>
-      <w:pPr>
-        <w:spacing w:line="336" w:lineRule="auto" w:after="180"/>
-        <w:shd w:fill="F1F6FC"/>
-      </w:pPr>
-      <w:r>
-        <w:rPr>
-          <w:b w:val="0"/>
-        </w:rPr>
-        <w:t>Simple rule A: 6/8 correct. New model B: 7/8 correct. No test case is used to tune either version.</w:t>
+        <w:pStyle w:val="Heading2"/>
+      </w:pPr>
+      <w:r>
+        <w:t>Trace credible baseline, matched scoring and limited gain</w:t>
       </w:r>
     </w:p>
     <w:p>
       <w:r>
         <w:drawing>
           <wp:inline xmlns:a="http://schemas.openxmlformats.org/drawingml/2006/main" xmlns:pic="http://schemas.openxmlformats.org/drawingml/2006/picture">
-            <wp:extent cx="5486400" cy="2641600"/>
-            <wp:docPr id="1" name="Picture 1" descr="Two versions on eight shared cases"/>
+            <wp:extent cx="5486400" cy="3182112"/>
+            <wp:docPr id="1" name="Picture 1" descr="Declare baseline: A uses a simple documented rule rather than an intentionally weak placeholder. → Measure fairly: A is 75%; B is 87.5% on the same eight cases. → Interpret cautiously: B adds one correct case here; compare resources and failure types too."/>
             <wp:cNvGraphicFramePr>
               <a:graphicFrameLocks noChangeAspect="1"/>
             </wp:cNvGraphicFramePr>
@@ -1132,7 +1947,7 @@
               <a:graphicData uri="http://schemas.openxmlformats.org/drawingml/2006/picture">
                 <pic:pic>
                   <pic:nvPicPr>
-                    <pic:cNvPr id="0" name="academy-detail-ai-7-8.png"/>
+                    <pic:cNvPr id="0" name="academy-story-ai-7-8-02.png"/>
                     <pic:cNvPicPr/>
                   </pic:nvPicPr>
                   <pic:blipFill>
@@ -1144,43 +1959,7 @@
                   <pic:spPr>
                     <a:xfrm>
                       <a:off x="0" y="0"/>
-                      <a:ext cx="5486400" cy="2641600"/>
-                    </a:xfrm>
-                    <a:prstGeom prst="rect"/>
-                  </pic:spPr>
-                </pic:pic>
-              </a:graphicData>
-            </a:graphic>
-          </wp:inline>
-        </w:drawing>
-      </w:r>
-    </w:p>
-    <w:p>
-      <w:r>
-        <w:drawing>
-          <wp:inline xmlns:a="http://schemas.openxmlformats.org/drawingml/2006/main" xmlns:pic="http://schemas.openxmlformats.org/drawingml/2006/picture">
-            <wp:extent cx="5486400" cy="5225143"/>
-            <wp:docPr id="2" name="Picture 2" descr="Baselines and fair comparisons. Declare baseline: A uses a simple documented rule rather than an intentionally weak placeholder.. Measure fairly: A is 75%; B is 87.5% on the same eight cases.. Interpret cautiously: B adds one correct case here; compare resources and failure types too."/>
-            <wp:cNvGraphicFramePr>
-              <a:graphicFrameLocks noChangeAspect="1"/>
-            </wp:cNvGraphicFramePr>
-            <a:graphic>
-              <a:graphicData uri="http://schemas.openxmlformats.org/drawingml/2006/picture">
-                <pic:pic>
-                  <pic:nvPicPr>
-                    <pic:cNvPr id="0" name="academy-visual-ai-7-8.png"/>
-                    <pic:cNvPicPr/>
-                  </pic:nvPicPr>
-                  <pic:blipFill>
-                    <a:blip r:embed="rId10"/>
-                    <a:stretch>
-                      <a:fillRect/>
-                    </a:stretch>
-                  </pic:blipFill>
-                  <pic:spPr>
-                    <a:xfrm>
-                      <a:off x="0" y="0"/>
-                      <a:ext cx="5486400" cy="5225143"/>
+                      <a:ext cx="5486400" cy="3182112"/>
                     </a:xfrm>
                     <a:prstGeom prst="rect"/>
                   </pic:spPr>
@@ -1308,24 +2087,7 @@
     </w:p>
     <w:p>
       <w:pPr>
-        <w:pStyle w:val="Heading3"/>
-      </w:pPr>
-      <w:r>
-        <w:t>Why this result follows</w:t>
-      </w:r>
-    </w:p>
-    <w:p>
-      <w:pPr>
-        <w:pStyle w:val="Heading3"/>
-      </w:pPr>
-      <w:r>
-        <w:t>Why the result follows</w:t>
-      </w:r>
-    </w:p>
-    <w:p>
-      <w:pPr>
         <w:spacing w:line="336" w:lineRule="auto" w:after="180"/>
-        <w:shd w:fill="F1F6FC"/>
       </w:pPr>
       <w:r>
         <w:rPr>
@@ -1348,30 +2110,113 @@
     </w:p>
     <w:p>
       <w:pPr>
+        <w:pStyle w:val="Heading2"/>
+      </w:pPr>
+      <w:r>
+        <w:t>Predict answer-key exposure</w:t>
+      </w:r>
+    </w:p>
+    <w:p>
+      <w:pPr>
+        <w:pStyle w:val="ListBullet"/>
+      </w:pPr>
+      <w:r>
+        <w:t>Change one thing: Give B the answer key before testing. Predict the result before checking the explanation. What remains the same?</w:t>
+      </w:r>
+    </w:p>
+    <w:p>
+      <w:pPr>
+        <w:pStyle w:val="Heading2"/>
+      </w:pPr>
+      <w:r>
+        <w:t>Check after predicting · reference / check after trying</w:t>
+      </w:r>
+    </w:p>
+    <w:p>
+      <w:r>
+        <w:drawing>
+          <wp:inline xmlns:a="http://schemas.openxmlformats.org/drawingml/2006/main" xmlns:pic="http://schemas.openxmlformats.org/drawingml/2006/picture">
+            <wp:extent cx="5486400" cy="3026664"/>
+            <wp:docPr id="2" name="Picture 2" descr="Original case: B adds one correct case here; compare resources and failure types too. Changed condition: Give B the answer key before testing. Expected result: The resulting comparison is invalid as unseen evaluation. Reason: B would receive privileged information that A did not receive."/>
+            <wp:cNvGraphicFramePr>
+              <a:graphicFrameLocks noChangeAspect="1"/>
+            </wp:cNvGraphicFramePr>
+            <a:graphic>
+              <a:graphicData uri="http://schemas.openxmlformats.org/drawingml/2006/picture">
+                <pic:pic>
+                  <pic:nvPicPr>
+                    <pic:cNvPr id="0" name="academy-story-ai-7-8-04.png"/>
+                    <pic:cNvPicPr/>
+                  </pic:nvPicPr>
+                  <pic:blipFill>
+                    <a:blip r:embed="rId10"/>
+                    <a:stretch>
+                      <a:fillRect/>
+                    </a:stretch>
+                  </pic:blipFill>
+                  <pic:spPr>
+                    <a:xfrm>
+                      <a:off x="0" y="0"/>
+                      <a:ext cx="5486400" cy="3026664"/>
+                    </a:xfrm>
+                    <a:prstGeom prst="rect"/>
+                  </pic:spPr>
+                </pic:pic>
+              </a:graphicData>
+            </a:graphic>
+          </wp:inline>
+        </w:drawing>
+      </w:r>
+    </w:p>
+    <w:p>
+      <w:pPr>
+        <w:pStyle w:val="Heading2"/>
+      </w:pPr>
+      <w:r>
+        <w:t>Explain absent statistical/resource evidence</w:t>
+      </w:r>
+    </w:p>
+    <w:p>
+      <w:pPr>
+        <w:pStyle w:val="ListBullet"/>
+      </w:pPr>
+      <w:r>
+        <w:t>These eight-case aggregate results alone establish neither a stable advantage nor a reported statistical-significance result.</w:t>
+      </w:r>
+    </w:p>
+    <w:p>
+      <w:pPr>
+        <w:pStyle w:val="ListBullet"/>
+      </w:pPr>
+      <w:r>
+        <w:t>Read the labelled picture: Calculate 6/8 and 7/8 correctness and name the one-case gain. Why is giving B the answer key incompatible with an unseen comparison to the simple baseline?</w:t>
+      </w:r>
+    </w:p>
+    <w:p>
+      <w:pPr>
+        <w:pStyle w:val="Heading2"/>
+      </w:pPr>
+      <w:r>
+        <w:t>Earlier wording, alternatives and picture transcripts · reference / check after trying</w:t>
+      </w:r>
+    </w:p>
+    <w:p>
+      <w:pPr>
         <w:pStyle w:val="Heading3"/>
       </w:pPr>
       <w:r>
-        <w:t>What this example does not establish</w:t>
-      </w:r>
-    </w:p>
-    <w:p>
-      <w:pPr>
-        <w:pStyle w:val="Heading3"/>
-      </w:pPr>
-      <w:r>
-        <w:t>Keep the stated limit</w:t>
+        <w:t>Learn from the worked case</w:t>
       </w:r>
     </w:p>
     <w:p>
       <w:pPr>
         <w:spacing w:line="336" w:lineRule="auto" w:after="180"/>
-        <w:shd w:fill="FFF5E6"/>
       </w:pPr>
       <w:r>
         <w:rPr>
           <w:b w:val="0"/>
         </w:rPr>
-        <w:t>Eight cases do not establish a stable advantage or statistical significance.</w:t>
+        <w:t>Cover the result before checking it. Say what is given, choose the procedure, and follow one step at a time. Then uncover the result and explain your first mismatch. Ask why a step is allowed, not only what number it produces.</w:t>
       </w:r>
     </w:p>
     <w:p>
@@ -1379,19 +2224,135 @@
         <w:pStyle w:val="Heading3"/>
       </w:pPr>
       <w:r>
-        <w:t>Keep the stated limit</w:t>
+        <w:t>A pictorial worked case: Baselines and fair comparisons</w:t>
+      </w:r>
+    </w:p>
+    <w:p>
+      <w:pPr>
+        <w:pStyle w:val="Heading3"/>
+      </w:pPr>
+      <w:r>
+        <w:t>The facts we will use</w:t>
+      </w:r>
+    </w:p>
+    <w:p>
+      <w:r>
+        <w:drawing>
+          <wp:inline xmlns:a="http://schemas.openxmlformats.org/drawingml/2006/main" xmlns:pic="http://schemas.openxmlformats.org/drawingml/2006/picture">
+            <wp:extent cx="5486400" cy="2641600"/>
+            <wp:docPr id="3" name="Picture 3" descr="Two versions on eight shared cases"/>
+            <wp:cNvGraphicFramePr>
+              <a:graphicFrameLocks noChangeAspect="1"/>
+            </wp:cNvGraphicFramePr>
+            <a:graphic>
+              <a:graphicData uri="http://schemas.openxmlformats.org/drawingml/2006/picture">
+                <pic:pic>
+                  <pic:nvPicPr>
+                    <pic:cNvPr id="0" name="academy-detail-ai-7-8.png"/>
+                    <pic:cNvPicPr/>
+                  </pic:nvPicPr>
+                  <pic:blipFill>
+                    <a:blip r:embed="rId11"/>
+                    <a:stretch>
+                      <a:fillRect/>
+                    </a:stretch>
+                  </pic:blipFill>
+                  <pic:spPr>
+                    <a:xfrm>
+                      <a:off x="0" y="0"/>
+                      <a:ext cx="5486400" cy="2641600"/>
+                    </a:xfrm>
+                    <a:prstGeom prst="rect"/>
+                  </pic:spPr>
+                </pic:pic>
+              </a:graphicData>
+            </a:graphic>
+          </wp:inline>
+        </w:drawing>
+      </w:r>
+    </w:p>
+    <w:p>
+      <w:r>
+        <w:drawing>
+          <wp:inline xmlns:a="http://schemas.openxmlformats.org/drawingml/2006/main" xmlns:pic="http://schemas.openxmlformats.org/drawingml/2006/picture">
+            <wp:extent cx="5486400" cy="5225143"/>
+            <wp:docPr id="4" name="Picture 4" descr="Baselines and fair comparisons. Declare baseline: A uses a simple documented rule rather than an intentionally weak placeholder.. Measure fairly: A is 75%; B is 87.5% on the same eight cases.. Interpret cautiously: B adds one correct case here; compare resources and failure types too."/>
+            <wp:cNvGraphicFramePr>
+              <a:graphicFrameLocks noChangeAspect="1"/>
+            </wp:cNvGraphicFramePr>
+            <a:graphic>
+              <a:graphicData uri="http://schemas.openxmlformats.org/drawingml/2006/picture">
+                <pic:pic>
+                  <pic:nvPicPr>
+                    <pic:cNvPr id="0" name="academy-visual-ai-7-8.png"/>
+                    <pic:cNvPicPr/>
+                  </pic:nvPicPr>
+                  <pic:blipFill>
+                    <a:blip r:embed="rId12"/>
+                    <a:stretch>
+                      <a:fillRect/>
+                    </a:stretch>
+                  </pic:blipFill>
+                  <pic:spPr>
+                    <a:xfrm>
+                      <a:off x="0" y="0"/>
+                      <a:ext cx="5486400" cy="5225143"/>
+                    </a:xfrm>
+                    <a:prstGeom prst="rect"/>
+                  </pic:spPr>
+                </pic:pic>
+              </a:graphicData>
+            </a:graphic>
+          </wp:inline>
+        </w:drawing>
+      </w:r>
+    </w:p>
+    <w:p>
+      <w:pPr>
+        <w:pStyle w:val="Heading3"/>
+      </w:pPr>
+      <w:r>
+        <w:t>Why this result follows</w:t>
+      </w:r>
+    </w:p>
+    <w:p>
+      <w:pPr>
+        <w:pStyle w:val="Heading3"/>
+      </w:pPr>
+      <w:r>
+        <w:t>What this example does not establish</w:t>
+      </w:r>
+    </w:p>
+    <w:p>
+      <w:pPr>
+        <w:pStyle w:val="Heading1"/>
+      </w:pPr>
+      <w:r>
+        <w:t>07. Audit the reference, information access and complete procedure</w:t>
+      </w:r>
+    </w:p>
+    <w:p>
+      <w:r>
+        <w:t>A useful baseline is a real alternative under the intended task constraints.</w:t>
+      </w:r>
+    </w:p>
+    <w:p>
+      <w:pPr>
+        <w:pStyle w:val="Heading2"/>
+      </w:pPr>
+      <w:r>
+        <w:t>Core fairness qualification and failure analysis</w:t>
       </w:r>
     </w:p>
     <w:p>
       <w:pPr>
         <w:spacing w:line="336" w:lineRule="auto" w:after="180"/>
-        <w:shd w:fill="FFF5E6"/>
       </w:pPr>
       <w:r>
         <w:rPr>
           <w:b w:val="0"/>
         </w:rPr>
-        <w:t xml:space="preserve">Read the labelled picture: Calculate 6/8 and 7/8 correctness and name the one-case gain. Why is giving B the answer key incompatible with an unseen comparison to the simple </w:t>
+        <w:t xml:space="preserve">A </w:t>
       </w:r>
       <w:r>
         <w:rPr>
@@ -1403,77 +2364,12 @@
         <w:rPr>
           <w:b w:val="0"/>
         </w:rPr>
-        <w:t>?</w:t>
-      </w:r>
-    </w:p>
-    <w:p>
-      <w:pPr>
-        <w:pStyle w:val="Heading3"/>
-      </w:pPr>
-      <w:r>
-        <w:t>Keep the stated limit</w:t>
+        <w:t xml:space="preserve"> is credible relative to the task, not merely a procedure easy to outperform.</w:t>
       </w:r>
     </w:p>
     <w:p>
       <w:pPr>
         <w:spacing w:line="336" w:lineRule="auto" w:after="180"/>
-        <w:shd w:fill="FFF5E6"/>
-      </w:pPr>
-      <w:r>
-        <w:rPr>
-          <w:b w:val="0"/>
-        </w:rPr>
-        <w:t>Change one thing: Give B the answer key before testing. Predict the result before checking the explanation. What remains the same?</w:t>
-      </w:r>
-    </w:p>
-    <w:p>
-      <w:pPr>
-        <w:pStyle w:val="Heading1"/>
-      </w:pPr>
-      <w:r>
-        <w:t>07. Find and repair a mistake</w:t>
-      </w:r>
-    </w:p>
-    <w:p>
-      <w:r>
-        <w:t>Find the unsupported step in the Baselines and fair comparisons claim and explain a repair using the supplied evidence.</w:t>
-      </w:r>
-    </w:p>
-    <w:p>
-      <w:pPr>
-        <w:spacing w:line="336" w:lineRule="auto" w:after="180"/>
-      </w:pPr>
-      <w:r>
-        <w:rPr>
-          <w:b w:val="0"/>
-        </w:rPr>
-        <w:t xml:space="preserve">A </w:t>
-      </w:r>
-      <w:r>
-        <w:rPr>
-          <w:b/>
-        </w:rPr>
-        <w:t>baseline</w:t>
-      </w:r>
-      <w:r>
-        <w:rPr>
-          <w:b w:val="0"/>
-        </w:rPr>
-        <w:t xml:space="preserve"> is credible relative to the task, not merely a procedure easy to outperform.</w:t>
-      </w:r>
-    </w:p>
-    <w:p>
-      <w:pPr>
-        <w:pStyle w:val="Heading3"/>
-      </w:pPr>
-      <w:r>
-        <w:t>Check the claim against the facts</w:t>
-      </w:r>
-    </w:p>
-    <w:p>
-      <w:pPr>
-        <w:spacing w:line="336" w:lineRule="auto" w:after="180"/>
-        <w:shd w:fill="FFF5E6"/>
       </w:pPr>
       <w:r>
         <w:rPr>
@@ -1485,7 +2381,6 @@
     <w:p>
       <w:pPr>
         <w:spacing w:line="336" w:lineRule="auto" w:after="180"/>
-        <w:shd w:fill="FFF5E6"/>
       </w:pPr>
       <w:r>
         <w:rPr>
@@ -1508,6 +2403,256 @@
     </w:p>
     <w:p>
       <w:pPr>
+        <w:pStyle w:val="Heading2"/>
+      </w:pPr>
+      <w:r>
+        <w:t>Complete source, leakage and resource probes</w:t>
+      </w:r>
+    </w:p>
+    <w:tbl>
+      <w:tblPr>
+        <w:tblStyle w:val="LightShading-Accent1"/>
+        <w:tblW w:type="auto" w:w="0"/>
+        <w:tblLook w:firstColumn="1" w:firstRow="1" w:lastColumn="0" w:lastRow="0" w:noHBand="0" w:noVBand="1" w:val="04A0"/>
+      </w:tblPr>
+      <w:tblGrid>
+        <w:gridCol w:w="5112"/>
+        <w:gridCol w:w="5112"/>
+      </w:tblGrid>
+      <w:tr>
+        <w:trPr>
+          <w:tblHeader/>
+        </w:trPr>
+        <w:tc>
+          <w:tcPr>
+            <w:tcW w:type="dxa" w:w="5112"/>
+          </w:tcPr>
+          <w:p>
+            <w:r>
+              <w:t>Fair-baseline probe</w:t>
+            </w:r>
+          </w:p>
+        </w:tc>
+        <w:tc>
+          <w:tcPr>
+            <w:tcW w:type="dxa" w:w="5112"/>
+          </w:tcPr>
+          <w:p>
+            <w:r>
+              <w:t>Expected interpretation</w:t>
+            </w:r>
+          </w:p>
+        </w:tc>
+      </w:tr>
+      <w:tr>
+        <w:tc>
+          <w:tcPr>
+            <w:tcW w:type="dxa" w:w="5112"/>
+          </w:tcPr>
+          <w:p>
+            <w:r>
+              <w:t>Baseline intentionally random despite available credible lookup</w:t>
+            </w:r>
+          </w:p>
+        </w:tc>
+        <w:tc>
+          <w:tcPr>
+            <w:tcW w:type="dxa" w:w="5112"/>
+          </w:tcPr>
+          <w:p>
+            <w:r>
+              <w:t>Weak reference can exaggerate apparent improvement</w:t>
+            </w:r>
+          </w:p>
+        </w:tc>
+      </w:tr>
+      <w:tr>
+        <w:tc>
+          <w:tcPr>
+            <w:tcW w:type="dxa" w:w="5112"/>
+          </w:tcPr>
+          <w:p>
+            <w:r>
+              <w:t>B current sources, A obsolete sources</w:t>
+            </w:r>
+          </w:p>
+        </w:tc>
+        <w:tc>
+          <w:tcPr>
+            <w:tcW w:type="dxa" w:w="5112"/>
+          </w:tcPr>
+          <w:p>
+            <w:r>
+              <w:t>Information freshness confounded with method</w:t>
+            </w:r>
+          </w:p>
+        </w:tc>
+      </w:tr>
+      <w:tr>
+        <w:tc>
+          <w:tcPr>
+            <w:tcW w:type="dxa" w:w="5112"/>
+          </w:tcPr>
+          <w:p>
+            <w:r>
+              <w:t>Both use current permitted register</w:t>
+            </w:r>
+          </w:p>
+        </w:tc>
+        <w:tc>
+          <w:tcPr>
+            <w:tcW w:type="dxa" w:w="5112"/>
+          </w:tcPr>
+          <w:p>
+            <w:r>
+              <w:t>Appropriate matched task evidence; not automatically all other controls</w:t>
+            </w:r>
+          </w:p>
+        </w:tc>
+      </w:tr>
+      <w:tr>
+        <w:tc>
+          <w:tcPr>
+            <w:tcW w:type="dxa" w:w="5112"/>
+          </w:tcPr>
+          <w:p>
+            <w:r>
+              <w:t>Only B sees hidden judge labels</w:t>
+            </w:r>
+          </w:p>
+        </w:tc>
+        <w:tc>
+          <w:tcPr>
+            <w:tcW w:type="dxa" w:w="5112"/>
+          </w:tcPr>
+          <w:p>
+            <w:r>
+              <w:t>Evaluation leakage; not an unseen fair test</w:t>
+            </w:r>
+          </w:p>
+        </w:tc>
+      </w:tr>
+      <w:tr>
+        <w:tc>
+          <w:tcPr>
+            <w:tcW w:type="dxa" w:w="5112"/>
+          </w:tcPr>
+          <w:p>
+            <w:r>
+              <w:t>Same headline score but resources unknown</w:t>
+            </w:r>
+          </w:p>
+        </w:tc>
+        <w:tc>
+          <w:tcPr>
+            <w:tcW w:type="dxa" w:w="5112"/>
+          </w:tcPr>
+          <w:p>
+            <w:r>
+              <w:t>Cannot infer equivalent cost or budget performance</w:t>
+            </w:r>
+          </w:p>
+        </w:tc>
+      </w:tr>
+      <w:tr>
+        <w:tc>
+          <w:tcPr>
+            <w:tcW w:type="dxa" w:w="5112"/>
+          </w:tcPr>
+          <w:p>
+            <w:r>
+              <w:t>Higher quality violates task time budget</w:t>
+            </w:r>
+          </w:p>
+        </w:tc>
+        <w:tc>
+          <w:tcPr>
+            <w:tcW w:type="dxa" w:w="5112"/>
+          </w:tcPr>
+          <w:p>
+            <w:r>
+              <w:t>Report complete procedure trade-off; no budget-feasible superiority claim</w:t>
+            </w:r>
+          </w:p>
+        </w:tc>
+      </w:tr>
+      <w:tr>
+        <w:tc>
+          <w:tcPr>
+            <w:tcW w:type="dxa" w:w="5112"/>
+          </w:tcPr>
+          <w:p>
+            <w:r>
+              <w:t>Small aggregate score gap</w:t>
+            </w:r>
+          </w:p>
+        </w:tc>
+        <w:tc>
+          <w:tcPr>
+            <w:tcW w:type="dxa" w:w="5112"/>
+          </w:tcPr>
+          <w:p>
+            <w:r>
+              <w:t>Descriptive result; stable advantage/significance need appropriate evidence</w:t>
+            </w:r>
+          </w:p>
+        </w:tc>
+      </w:tr>
+      <w:tr>
+        <w:tc>
+          <w:tcPr>
+            <w:tcW w:type="dxa" w:w="5112"/>
+          </w:tcPr>
+          <w:p>
+            <w:r>
+              <w:t>Unknown paired case outcomes</w:t>
+            </w:r>
+          </w:p>
+        </w:tc>
+        <w:tc>
+          <w:tcPr>
+            <w:tcW w:type="dxa" w:w="5112"/>
+          </w:tcPr>
+          <w:p>
+            <w:r>
+              <w:t>Net correct-count change does not identify every gain/loss</w:t>
+            </w:r>
+          </w:p>
+        </w:tc>
+      </w:tr>
+      <w:tr>
+        <w:tc>
+          <w:tcPr>
+            <w:tcW w:type="dxa" w:w="5112"/>
+          </w:tcPr>
+          <w:p>
+            <w:r>
+              <w:t>Conditions audit has no recorded mismatch</w:t>
+            </w:r>
+          </w:p>
+        </w:tc>
+        <w:tc>
+          <w:tcPr>
+            <w:tcW w:type="dxa" w:w="5112"/>
+          </w:tcPr>
+          <w:p>
+            <w:r>
+              <w:t>Checks declared metadata only, not actual execution verification</w:t>
+            </w:r>
+          </w:p>
+        </w:tc>
+      </w:tr>
+    </w:tbl>
+    <w:p>
+      <w:pPr>
+        <w:pStyle w:val="Heading2"/>
+      </w:pPr>
+      <w:r>
+        <w:t>Guided repair and explanation</w:t>
+      </w:r>
+    </w:p>
+    <w:p>
+      <w:pPr>
         <w:pStyle w:val="Heading3"/>
       </w:pPr>
       <w:r>
@@ -1541,33 +2686,93 @@
     </w:p>
     <w:p>
       <w:pPr>
+        <w:pStyle w:val="ListBullet"/>
+      </w:pPr>
+      <w:r>
+        <w:t>A report omits this qualification: A baseline is credible relative to the task, not merely a procedure easy to outperform. Explain how omitting it could change a reader's interpretation, and write an accurate replacement.</w:t>
+      </w:r>
+    </w:p>
+    <w:p>
+      <w:pPr>
         <w:pStyle w:val="Heading3"/>
       </w:pPr>
       <w:r>
+        <w:t>State one repair and the checks you would rerun.</w:t>
+      </w:r>
+    </w:p>
+    <w:p>
+      <w:r>
+        <w:t>________________________________________________________________</w:t>
+      </w:r>
+    </w:p>
+    <w:p>
+      <w:r>
+        <w:t>________________________________________________________________</w:t>
+      </w:r>
+    </w:p>
+    <w:p>
+      <w:r>
+        <w:t>________________________________________________________________</w:t>
+      </w:r>
+    </w:p>
+    <w:p>
+      <w:r>
+        <w:t>________________________________________________________________</w:t>
+      </w:r>
+    </w:p>
+    <w:p>
+      <w:r>
+        <w:t>________________________________________________________________</w:t>
+      </w:r>
+    </w:p>
+    <w:p>
+      <w:r>
+        <w:t>________________________________________________________________</w:t>
+      </w:r>
+    </w:p>
+    <w:p>
+      <w:pPr>
+        <w:pStyle w:val="Heading2"/>
+      </w:pPr>
+      <w:r>
+        <w:t>Earlier wording, alternatives and picture transcripts · reference / check after trying</w:t>
+      </w:r>
+    </w:p>
+    <w:p>
+      <w:pPr>
+        <w:pStyle w:val="Heading3"/>
+      </w:pPr>
+      <w:r>
         <w:t>Locate the earliest unsupported step</w:t>
       </w:r>
     </w:p>
     <w:p>
       <w:pPr>
-        <w:spacing w:line="336" w:lineRule="auto" w:after="180"/>
-      </w:pPr>
-      <w:r>
-        <w:rPr>
-          <w:b w:val="0"/>
-        </w:rPr>
-        <w:t xml:space="preserve">A report omits this qualification: A </w:t>
-      </w:r>
-      <w:r>
-        <w:rPr>
-          <w:b/>
-        </w:rPr>
-        <w:t>baseline</w:t>
-      </w:r>
-      <w:r>
-        <w:rPr>
-          <w:b w:val="0"/>
-        </w:rPr>
-        <w:t xml:space="preserve"> is credible relative to the task, not merely a procedure easy to outperform. Explain how omitting it could change a reader's interpretation, and write an accurate replacement.</w:t>
+        <w:pStyle w:val="Heading1"/>
+      </w:pPr>
+      <w:r>
+        <w:t>08. Practise identifying the exact comparison mismatch</w:t>
+      </w:r>
+    </w:p>
+    <w:p>
+      <w:r>
+        <w:t>Name what must be aligned or disclosed before claiming a method improvement.</w:t>
+      </w:r>
+    </w:p>
+    <w:p>
+      <w:pPr>
+        <w:pStyle w:val="Heading2"/>
+      </w:pPr>
+      <w:r>
+        <w:t>Current explanation and guided check</w:t>
+      </w:r>
+    </w:p>
+    <w:p>
+      <w:pPr>
+        <w:pStyle w:val="ListBullet"/>
+      </w:pPr>
+      <w:r>
+        <w:t>Explain the weekly mechanism in your own words. Use the worked scenario to name its input, decision rule and output.</w:t>
       </w:r>
     </w:p>
     <w:p>
@@ -1575,7 +2780,7 @@
         <w:pStyle w:val="Heading3"/>
       </w:pPr>
       <w:r>
-        <w:t>State one repair and the checks you would rerun.</w:t>
+        <w:t>Guided: restate the worked result, then name the assumption or limitation that prevents a broader conclusion.</w:t>
       </w:r>
     </w:p>
     <w:p>
@@ -1604,79 +2809,19 @@
       </w:r>
     </w:p>
     <w:p>
+      <w:pPr>
+        <w:pStyle w:val="Heading3"/>
+      </w:pPr>
+      <w:r>
+        <w:t>Explain your prediction to a partner before comparing results.</w:t>
+      </w:r>
+    </w:p>
+    <w:p>
       <w:r>
         <w:t>________________________________________________________________</w:t>
       </w:r>
     </w:p>
     <w:p>
-      <w:pPr>
-        <w:pStyle w:val="Heading1"/>
-      </w:pPr>
-      <w:r>
-        <w:t>08. Practise together</w:t>
-      </w:r>
-    </w:p>
-    <w:p>
-      <w:r>
-        <w:t>Practise Baselines and fair comparisons with support, then explain the deciding step in your own words.</w:t>
-      </w:r>
-    </w:p>
-    <w:p>
-      <w:pPr>
-        <w:spacing w:line="336" w:lineRule="auto" w:after="180"/>
-      </w:pPr>
-      <w:r>
-        <w:rPr>
-          <w:b w:val="0"/>
-        </w:rPr>
-        <w:t xml:space="preserve">Explain the weekly </w:t>
-      </w:r>
-      <w:r>
-        <w:rPr>
-          <w:b/>
-        </w:rPr>
-        <w:t>mechanism</w:t>
-      </w:r>
-      <w:r>
-        <w:rPr>
-          <w:b w:val="0"/>
-        </w:rPr>
-        <w:t xml:space="preserve"> in your own words. Use the worked scenario to name its </w:t>
-      </w:r>
-      <w:r>
-        <w:rPr>
-          <w:b/>
-        </w:rPr>
-        <w:t>input</w:t>
-      </w:r>
-      <w:r>
-        <w:rPr>
-          <w:b w:val="0"/>
-        </w:rPr>
-        <w:t xml:space="preserve">, decision rule and </w:t>
-      </w:r>
-      <w:r>
-        <w:rPr>
-          <w:b/>
-        </w:rPr>
-        <w:t>output</w:t>
-      </w:r>
-      <w:r>
-        <w:rPr>
-          <w:b w:val="0"/>
-        </w:rPr>
-        <w:t>.</w:t>
-      </w:r>
-    </w:p>
-    <w:p>
-      <w:pPr>
-        <w:pStyle w:val="Heading3"/>
-      </w:pPr>
-      <w:r>
-        <w:t>Guided: restate the worked result, then name the assumption or limitation that prevents a broader conclusion.</w:t>
-      </w:r>
-    </w:p>
-    <w:p>
       <w:r>
         <w:t>________________________________________________________________</w:t>
       </w:r>
@@ -1692,49 +2837,11 @@
       </w:r>
     </w:p>
     <w:p>
-      <w:r>
-        <w:t>________________________________________________________________</w:t>
-      </w:r>
-    </w:p>
-    <w:p>
-      <w:r>
-        <w:t>________________________________________________________________</w:t>
-      </w:r>
-    </w:p>
-    <w:p>
-      <w:pPr>
-        <w:pStyle w:val="Heading3"/>
-      </w:pPr>
-      <w:r>
-        <w:t>Explain your prediction to a partner before comparing results.</w:t>
-      </w:r>
-    </w:p>
-    <w:p>
-      <w:r>
-        <w:t>________________________________________________________________</w:t>
-      </w:r>
-    </w:p>
-    <w:p>
-      <w:r>
-        <w:t>________________________________________________________________</w:t>
-      </w:r>
-    </w:p>
-    <w:p>
-      <w:r>
-        <w:t>________________________________________________________________</w:t>
-      </w:r>
-    </w:p>
-    <w:p>
-      <w:r>
-        <w:t>________________________________________________________________</w:t>
-      </w:r>
-    </w:p>
-    <w:p>
-      <w:pPr>
-        <w:pStyle w:val="Heading3"/>
-      </w:pPr>
-      <w:r>
-        <w:t>Practise with less help: Trace the worked case</w:t>
+      <w:pPr>
+        <w:pStyle w:val="Heading2"/>
+      </w:pPr>
+      <w:r>
+        <w:t>Supported W2 trace</w:t>
       </w:r>
     </w:p>
     <w:p>
@@ -1864,10 +2971,78 @@
     </w:p>
     <w:p>
       <w:pPr>
+        <w:pStyle w:val="Heading2"/>
+      </w:pPr>
+      <w:r>
+        <w:t>Individual scope check</w:t>
+      </w:r>
+    </w:p>
+    <w:p>
+      <w:pPr>
+        <w:pStyle w:val="ListBullet"/>
+      </w:pPr>
+      <w:r>
+        <w:t>Use the worked case for Baselines and fair comparisons. Proposed explanation: “The worked result establishes every future case”. Decide whether this explanation is supported. Point to the step or supplied fact that decides; explain your repair if needed.</w:t>
+      </w:r>
+    </w:p>
+    <w:p>
+      <w:pPr>
+        <w:pStyle w:val="ListBullet"/>
+      </w:pPr>
+      <w:r>
+        <w:t>Answer on your own before discussion. If you are unsure, say which step you need help with.</w:t>
+      </w:r>
+    </w:p>
+    <w:p>
+      <w:pPr>
+        <w:pStyle w:val="Heading2"/>
+      </w:pPr>
+      <w:r>
+        <w:t>Picture response</w:t>
+      </w:r>
+    </w:p>
+    <w:p>
+      <w:pPr>
+        <w:pStyle w:val="ListBullet"/>
+      </w:pPr>
+      <w:r>
+        <w:t>Calculate 6/8 and 7/8 correctness and name the one-case gain. Why is giving B the answer key incompatible with an unseen comparison to the simple baseline?</w:t>
+      </w:r>
+    </w:p>
+    <w:p>
+      <w:pPr>
         <w:pStyle w:val="Heading3"/>
       </w:pPr>
       <w:r>
-        <w:t>Check your reasoning</w:t>
+        <w:t>My explanation using a pictured step and the given facts</w:t>
+      </w:r>
+    </w:p>
+    <w:p>
+      <w:r>
+        <w:t>________________________________________________________________</w:t>
+      </w:r>
+    </w:p>
+    <w:p>
+      <w:r>
+        <w:t>________________________________________________________________</w:t>
+      </w:r>
+    </w:p>
+    <w:p>
+      <w:r>
+        <w:t>________________________________________________________________</w:t>
+      </w:r>
+    </w:p>
+    <w:p>
+      <w:r>
+        <w:t>________________________________________________________________</w:t>
+      </w:r>
+    </w:p>
+    <w:p>
+      <w:pPr>
+        <w:pStyle w:val="Heading2"/>
+      </w:pPr>
+      <w:r>
+        <w:t>Reserve the selected per-case time-budget scenario</w:t>
       </w:r>
     </w:p>
     <w:p>
@@ -1878,61 +3053,71 @@
         <w:rPr>
           <w:b w:val="0"/>
         </w:rPr>
-        <w:t xml:space="preserve">Use the worked case for </w:t>
-      </w:r>
-      <w:r>
-        <w:rPr>
-          <w:b/>
-        </w:rPr>
-        <w:t>Baseline</w:t>
-      </w:r>
+        <w:t>This is supported practice. Keep the separately named independent case for an attempt before feedback.</w:t>
+      </w:r>
+    </w:p>
+    <w:p>
+      <w:pPr>
+        <w:pStyle w:val="Heading2"/>
+      </w:pPr>
+      <w:r>
+        <w:t>Earlier wording, alternatives and picture transcripts · reference / check after trying</w:t>
+      </w:r>
+    </w:p>
+    <w:p>
+      <w:pPr>
+        <w:pStyle w:val="Heading3"/>
+      </w:pPr>
+      <w:r>
+        <w:t>Practise with less help: Trace the worked case</w:t>
+      </w:r>
+    </w:p>
+    <w:p>
+      <w:pPr>
+        <w:pStyle w:val="Heading3"/>
+      </w:pPr>
+      <w:r>
+        <w:t>Check your reasoning</w:t>
+      </w:r>
+    </w:p>
+    <w:p>
+      <w:pPr>
+        <w:pStyle w:val="Heading3"/>
+      </w:pPr>
+      <w:r>
+        <w:t>Explain the picture</w:t>
+      </w:r>
+    </w:p>
+    <w:p>
+      <w:pPr>
+        <w:pStyle w:val="Heading1"/>
+      </w:pPr>
+      <w:r>
+        <w:t>09. Run a complete source-freshness counterexample and comparison audit</w:t>
+      </w:r>
+    </w:p>
+    <w:p>
+      <w:r>
+        <w:t>Inspect the known mismatches and the conditions still unreported.</w:t>
+      </w:r>
+    </w:p>
+    <w:p>
+      <w:pPr>
+        <w:pStyle w:val="Heading2"/>
+      </w:pPr>
+      <w:r>
+        <w:t>Current old/current source comparison investigation</w:t>
+      </w:r>
+    </w:p>
+    <w:p>
+      <w:pPr>
+        <w:spacing w:line="336" w:lineRule="auto" w:after="180"/>
+      </w:pPr>
       <w:r>
         <w:rPr>
           <w:b w:val="0"/>
         </w:rPr>
-        <w:t>s and fair comparisons. Proposed explanation: “The worked result establishes every future case”. Decide whether this explanation is supported.</w:t>
-      </w:r>
-    </w:p>
-    <w:p>
-      <w:pPr>
-        <w:spacing w:line="336" w:lineRule="auto" w:after="180"/>
-      </w:pPr>
-      <w:r>
-        <w:rPr>
-          <w:b w:val="0"/>
-        </w:rPr>
-        <w:t>Point to the step or supplied fact that decides; explain your repair if needed.</w:t>
-      </w:r>
-    </w:p>
-    <w:p>
-      <w:pPr>
-        <w:spacing w:line="336" w:lineRule="auto" w:after="180"/>
-      </w:pPr>
-      <w:r>
-        <w:rPr>
-          <w:b w:val="0"/>
-        </w:rPr>
-        <w:t>Answer on your own before discussion. If you are unsure, say which step you need help with.</w:t>
-      </w:r>
-    </w:p>
-    <w:p>
-      <w:pPr>
-        <w:pStyle w:val="Heading3"/>
-      </w:pPr>
-      <w:r>
-        <w:t>Explain the picture</w:t>
-      </w:r>
-    </w:p>
-    <w:p>
-      <w:pPr>
-        <w:spacing w:line="336" w:lineRule="auto" w:after="180"/>
-        <w:shd w:fill="F5F1FB"/>
-      </w:pPr>
-      <w:r>
-        <w:rPr>
-          <w:b w:val="0"/>
-        </w:rPr>
-        <w:t xml:space="preserve">Calculate 6/8 and 7/8 correctness and name the one-case gain. Why is giving B the answer key incompatible with an unseen comparison to the simple </w:t>
+        <w:t xml:space="preserve">Assistant gets current register; </w:t>
       </w:r>
       <w:r>
         <w:rPr>
@@ -1944,90 +3129,143 @@
         <w:rPr>
           <w:b w:val="0"/>
         </w:rPr>
-        <w:t>?</w:t>
-      </w:r>
-    </w:p>
-    <w:p>
-      <w:pPr>
-        <w:pStyle w:val="Heading3"/>
-      </w:pPr>
-      <w:r>
-        <w:t>My explanation using a pictured step and the given facts</w:t>
-      </w:r>
-    </w:p>
-    <w:p>
-      <w:r>
-        <w:t>________________________________________________________________</w:t>
-      </w:r>
-    </w:p>
-    <w:p>
-      <w:r>
-        <w:t>________________________________________________________________</w:t>
-      </w:r>
-    </w:p>
-    <w:p>
-      <w:r>
-        <w:t>________________________________________________________________</w:t>
-      </w:r>
-    </w:p>
-    <w:p>
-      <w:r>
-        <w:t>________________________________________________________________</w:t>
-      </w:r>
-    </w:p>
-    <w:p>
-      <w:pPr>
-        <w:spacing w:line="336" w:lineRule="auto" w:after="180"/>
-      </w:pPr>
+        <w:t xml:space="preserve"> gets an obsolete one. Assistant scores higher. Show the intermediate steps and give the conclusion with its scope.</w:t>
+      </w:r>
+    </w:p>
+    <w:p>
+      <w:pPr>
+        <w:pStyle w:val="Heading2"/>
+      </w:pPr>
+      <w:r>
+        <w:t>Runnable constructed lookup and condition audit</w:t>
+      </w:r>
+    </w:p>
+    <w:p>
       <w:r>
         <w:rPr>
-          <w:b w:val="0"/>
+          <w:rFonts w:ascii="Courier New" w:hAnsi="Courier New"/>
+          <w:sz w:val="18"/>
         </w:rPr>
-        <w:t>This is supported practice. Keep the separately named independent case for an attempt before feedback.</w:t>
-      </w:r>
-    </w:p>
-    <w:p>
-      <w:pPr>
-        <w:pStyle w:val="Heading1"/>
-      </w:pPr>
-      <w:r>
-        <w:t>09. Run the investigation</w:t>
-      </w:r>
-    </w:p>
-    <w:p>
-      <w:r>
-        <w:t>Investigate Baselines and fair comparisons. Record the prediction, actual observation or labelled paper trace, explanation and next test separately.</w:t>
-      </w:r>
-    </w:p>
-    <w:p>
-      <w:pPr>
-        <w:pStyle w:val="Heading3"/>
-      </w:pPr>
-      <w:r>
-        <w:t>Predict, investigate and preserve the evidence</w:t>
-      </w:r>
-    </w:p>
-    <w:p>
-      <w:pPr>
-        <w:spacing w:line="336" w:lineRule="auto" w:after="180"/>
-      </w:pPr>
-      <w:r>
-        <w:rPr>
-          <w:b w:val="0"/>
-        </w:rPr>
-        <w:t xml:space="preserve">Assistant gets current register; </w:t>
-      </w:r>
-      <w:r>
-        <w:rPr>
-          <w:b/>
-        </w:rPr>
-        <w:t>baseline</w:t>
-      </w:r>
-      <w:r>
-        <w:rPr>
-          <w:b w:val="0"/>
-        </w:rPr>
-        <w:t xml:space="preserve"> gets an obsolete one. Assistant scores higher. Show the intermediate steps and give the conclusion with its scope.</w:t>
+        <w:t>"""Constructed same-procedure/different-source comparison, not a model benchmark."""</w:t>
+        <w:br/>
+        <w:t>from fractions import Fraction</w:t>
+        <w:br/>
+        <w:t>from copy import deepcopy</w:t>
+        <w:br/>
+        <w:t>CURRENT={'V':'E','W':'B','X':'D'}</w:t>
+        <w:br/>
+        <w:t>OLD={'V':'C','W':'B','X':'A'}</w:t>
+        <w:br/>
+        <w:t>CASES=['V','W','X'];TRUTH=deepcopy(CURRENT)</w:t>
+        <w:br/>
+        <w:br/>
+        <w:t>def evaluate(source,cases,truth):</w:t>
+        <w:br/>
+        <w:t xml:space="preserve"> if type(source) is not dict or type(cases) is not list or not cases or len(set(cases))!=len(cases):</w:t>
+        <w:br/>
+        <w:t xml:space="preserve">  raise ValueError('supplied source and unique matched cases required')</w:t>
+        <w:br/>
+        <w:t xml:space="preserve"> if set(cases)!=set(truth):raise ValueError('complete fixed judged cases required')</w:t>
+        <w:br/>
+        <w:t xml:space="preserve"> outputs=[{'case':case,'answer':source.get(case),'correct':source.get(case)==truth[case]} for case in cases]</w:t>
+        <w:br/>
+        <w:t xml:space="preserve"> return {'outputs':outputs,'correct':sum(row['correct'] for row in outputs),'count':len(cases)}</w:t>
+        <w:br/>
+        <w:t># A and B intentionally use the identical lookup function; only information changes.</w:t>
+        <w:br/>
+        <w:t>a_old=evaluate(OLD,CASES,TRUTH);b_current=evaluate(CURRENT,CASES,TRUTH)</w:t>
+        <w:br/>
+        <w:t>a_aligned=evaluate(CURRENT,CASES,TRUTH)</w:t>
+        <w:br/>
+        <w:t>assert a_old['correct']==1 and b_current['correct']==a_aligned['correct']==3</w:t>
+        <w:br/>
+        <w:br/>
+        <w:t>def conditions(case_ids,source_version,*,test_labels_seen=False):</w:t>
+        <w:br/>
+        <w:t xml:space="preserve"> return {'case_ids':list(case_ids),'source_version':source_version,'scoring':'fixed-rubric-v1',</w:t>
+        <w:br/>
+        <w:t xml:space="preserve">         'test_labels_seen':test_labels_seen,'budget_policy':'not supplied'}</w:t>
+        <w:br/>
+        <w:t>def compare_conditions(a,b):</w:t>
+        <w:br/>
+        <w:t xml:space="preserve"> required={'case_ids','source_version','scoring','test_labels_seen','budget_policy'}</w:t>
+        <w:br/>
+        <w:t xml:space="preserve"> if type(a) is not dict or type(b) is not dict or set(a)!=required or set(b)!=required:</w:t>
+        <w:br/>
+        <w:t xml:space="preserve">  raise ValueError('complete declared condition records required')</w:t>
+        <w:br/>
+        <w:t xml:space="preserve"> if type(a['test_labels_seen']) is not bool or type(b['test_labels_seen']) is not bool:</w:t>
+        <w:br/>
+        <w:t xml:space="preserve">  raise ValueError('explicit test-label exposure flags required')</w:t>
+        <w:br/>
+        <w:t xml:space="preserve"> issues=[]</w:t>
+        <w:br/>
+        <w:t xml:space="preserve"> for name in ['case_ids','source_version','scoring']:</w:t>
+        <w:br/>
+        <w:t xml:space="preserve">  if a[name]!=b[name]:issues.append('mismatched '+name)</w:t>
+        <w:br/>
+        <w:t xml:space="preserve"> if a['test_labels_seen'] or b['test_labels_seen']:issues.append('test answer-key exposure')</w:t>
+        <w:br/>
+        <w:t xml:space="preserve"> if a['budget_policy']=='not supplied' or b['budget_policy']=='not supplied':issues.append('resource policy not supplied')</w:t>
+        <w:br/>
+        <w:t xml:space="preserve"> elif a['budget_policy']!=b['budget_policy']:issues.append('mismatched resource policy')</w:t>
+        <w:br/>
+        <w:t xml:space="preserve"> return issues</w:t>
+        <w:br/>
+        <w:t>unequal=compare_conditions(conditions(CASES,'old'),conditions(CASES,'current'))</w:t>
+        <w:br/>
+        <w:t>assert 'mismatched source_version' in unequal</w:t>
+        <w:br/>
+        <w:t># Separate picture: aggregate correctness, same eight cases/sources, no tuning on test.</w:t>
+        <w:br/>
+        <w:t>picture_a=Fraction(6,8);picture_b=Fraction(7,8)</w:t>
+        <w:br/>
+        <w:t>assert 100*picture_a==75 and 100*picture_b==Fraction(175,2)</w:t>
+        <w:br/>
+        <w:t>assert 100*(picture_b-picture_a)==Fraction(25,2)</w:t>
+        <w:br/>
+        <w:t>picture_ids=['P'+str(i) for i in range(1,9)]</w:t>
+        <w:br/>
+        <w:t>leaked=compare_conditions(conditions(picture_ids,'same'),conditions(picture_ids,'same',test_labels_seen=True))</w:t>
+        <w:br/>
+        <w:t>assert 'test answer-key exposure' in leaked</w:t>
+        <w:br/>
+        <w:t>print('Added same-procedure old/current source results:',a_old,b_current)</w:t>
+        <w:br/>
+        <w:t>print('Align both to current sources:',a_aligned,b_current,'not a claim about real model equality')</w:t>
+        <w:br/>
+        <w:t>print('Declared-condition issues:',unequal)</w:t>
+        <w:br/>
+        <w:t>print('Separate picture percentages:',float(100*picture_a),float(100*picture_b),'net count difference: one; paired flips unknown')</w:t>
+        <w:br/>
+        <w:t>print('Picture answer-key-exposure variant issues:',leaked)</w:t>
+        <w:br/>
+        <w:t>print('Current task evidence is permitted source material, distinct from hidden evaluation labels. These local fixtures do not measure runtime budgets, real model quality, statistical significance or broad advantage.')</w:t>
+        <w:br/>
+      </w:r>
+    </w:p>
+    <w:p>
+      <w:pPr>
+        <w:pStyle w:val="Heading2"/>
+      </w:pPr>
+      <w:r>
+        <w:t>Expected results and execution/measurement limits</w:t>
+      </w:r>
+    </w:p>
+    <w:p>
+      <w:pPr>
+        <w:pStyle w:val="ListNumber"/>
+      </w:pPr>
+      <w:r>
+        <w:t>Predict each three-case old/current lookup and score. The same deterministic function gives 1/3 on the old register and 3/3 on current; using current for both gives 3/3 each. This constructed counterexample shows how a score gap can arise without a procedure difference, not what a real model would score. The condition checker records source mismatch and unprovided resource policy. Separate picture arithmetic computes 75%/87.5% and marks answer-key exposure as a violation. It uses declared condition records, not proof of unseen execution, actual runtime budgets or model quality. Keep the independent twelve/two/three-second scenario reserved.</w:t>
+      </w:r>
+    </w:p>
+    <w:p>
+      <w:pPr>
+        <w:pStyle w:val="Heading2"/>
+      </w:pPr>
+      <w:r>
+        <w:t>Evidence ledger and reflection</w:t>
       </w:r>
     </w:p>
     <w:tbl>
@@ -2179,14 +3417,6 @@
     </w:p>
     <w:p>
       <w:pPr>
-        <w:pStyle w:val="Heading3"/>
-      </w:pPr>
-      <w:r>
-        <w:t>Plan → try → check</w:t>
-      </w:r>
-    </w:p>
-    <w:p>
-      <w:pPr>
         <w:spacing w:line="336" w:lineRule="auto" w:after="180"/>
       </w:pPr>
       <w:r>
@@ -2198,23 +3428,47 @@
     </w:p>
     <w:p>
       <w:pPr>
+        <w:pStyle w:val="Heading2"/>
+      </w:pPr>
+      <w:r>
+        <w:t>Earlier wording, alternatives and picture transcripts · reference / check after trying</w:t>
+      </w:r>
+    </w:p>
+    <w:p>
+      <w:pPr>
+        <w:pStyle w:val="Heading3"/>
+      </w:pPr>
+      <w:r>
+        <w:t>Predict, investigate and preserve the evidence</w:t>
+      </w:r>
+    </w:p>
+    <w:p>
+      <w:pPr>
+        <w:pStyle w:val="Heading3"/>
+      </w:pPr>
+      <w:r>
+        <w:t>Plan → try → check</w:t>
+      </w:r>
+    </w:p>
+    <w:p>
+      <w:pPr>
         <w:pStyle w:val="Heading1"/>
       </w:pPr>
       <w:r>
-        <w:t>10. Build your understanding</w:t>
-      </w:r>
-    </w:p>
-    <w:p>
-      <w:r>
-        <w:t>Move from recall to tracing, diagnosis and transfer in Baselines and fair comparisons. Explain why each step is justified.</w:t>
-      </w:r>
-    </w:p>
-    <w:p>
-      <w:pPr>
-        <w:pStyle w:val="Heading3"/>
-      </w:pPr>
-      <w:r>
-        <w:t>Explain → apply → challenge</w:t>
+        <w:t>14. Try alone: a more expensive model under a strict task budget</w:t>
+      </w:r>
+    </w:p>
+    <w:p>
+      <w:r>
+        <w:t>Compare complete procedures rather than quality alone.</w:t>
+      </w:r>
+    </w:p>
+    <w:p>
+      <w:pPr>
+        <w:pStyle w:val="Heading2"/>
+      </w:pPr>
+      <w:r>
+        <w:t>Complete selected independent task</w:t>
       </w:r>
     </w:p>
     <w:p>
@@ -2225,54 +3479,7 @@
         <w:rPr>
           <w:b w:val="0"/>
         </w:rPr>
-        <w:t xml:space="preserve">Explain the weekly </w:t>
-      </w:r>
-      <w:r>
-        <w:rPr>
-          <w:b/>
-        </w:rPr>
-        <w:t>mechanism</w:t>
-      </w:r>
-      <w:r>
-        <w:rPr>
-          <w:b w:val="0"/>
-        </w:rPr>
-        <w:t xml:space="preserve"> in your own words. Use the worked scenario to name its </w:t>
-      </w:r>
-      <w:r>
-        <w:rPr>
-          <w:b/>
-        </w:rPr>
-        <w:t>input</w:t>
-      </w:r>
-      <w:r>
-        <w:rPr>
-          <w:b w:val="0"/>
-        </w:rPr>
-        <w:t xml:space="preserve">, decision rule and </w:t>
-      </w:r>
-      <w:r>
-        <w:rPr>
-          <w:b/>
-        </w:rPr>
-        <w:t>output</w:t>
-      </w:r>
-      <w:r>
-        <w:rPr>
-          <w:b w:val="0"/>
-        </w:rPr>
-        <w:t>.</w:t>
-      </w:r>
-    </w:p>
-    <w:p>
-      <w:pPr>
-        <w:spacing w:line="336" w:lineRule="auto" w:after="180"/>
-      </w:pPr>
-      <w:r>
-        <w:rPr>
-          <w:b w:val="0"/>
-        </w:rPr>
-        <w:t xml:space="preserve">A report omits this qualification: A </w:t>
+        <w:t xml:space="preserve">Model uses 12 seconds and </w:t>
       </w:r>
       <w:r>
         <w:rPr>
@@ -2284,7 +3491,58 @@
         <w:rPr>
           <w:b w:val="0"/>
         </w:rPr>
-        <w:t xml:space="preserve"> is credible relative to the task, not merely a procedure easy to outperform. Explain how omitting it could change a reader's interpretation, and write an accurate replacement.</w:t>
+        <w:t xml:space="preserve"> 2 on each case. Task has a 3-second budget. How should results be framed?</w:t>
+      </w:r>
+    </w:p>
+    <w:p>
+      <w:pPr>
+        <w:pStyle w:val="Heading2"/>
+      </w:pPr>
+      <w:r>
+        <w:t>First attempt and support record</w:t>
+      </w:r>
+    </w:p>
+    <w:p>
+      <w:pPr>
+        <w:pStyle w:val="Heading3"/>
+      </w:pPr>
+      <w:r>
+        <w:t>My independent explanation, trace and limits</w:t>
+      </w:r>
+    </w:p>
+    <w:p>
+      <w:r>
+        <w:t>________________________________________________________________</w:t>
+      </w:r>
+    </w:p>
+    <w:p>
+      <w:r>
+        <w:t>________________________________________________________________</w:t>
+      </w:r>
+    </w:p>
+    <w:p>
+      <w:r>
+        <w:t>________________________________________________________________</w:t>
+      </w:r>
+    </w:p>
+    <w:p>
+      <w:r>
+        <w:t>________________________________________________________________</w:t>
+      </w:r>
+    </w:p>
+    <w:p>
+      <w:r>
+        <w:t>________________________________________________________________</w:t>
+      </w:r>
+    </w:p>
+    <w:p>
+      <w:r>
+        <w:t>________________________________________________________________</w:t>
+      </w:r>
+    </w:p>
+    <w:p>
+      <w:r>
+        <w:t>________________________________________________________________</w:t>
       </w:r>
     </w:p>
     <w:p>
@@ -2295,7 +3553,15 @@
         <w:rPr>
           <w:b w:val="0"/>
         </w:rPr>
-        <w:t>For the worked scenario, propose one additional case that could reveal a failure, describe its expected outcome before running it, and explain what would need to remain fixed for a fair comparison.</w:t>
+        <w:t>Attempt this case before feedback. Record any help. Earlier examples below are further practice; a case already practised with feedback cannot establish fresh transfer.</w:t>
+      </w:r>
+    </w:p>
+    <w:p>
+      <w:pPr>
+        <w:pStyle w:val="Heading2"/>
+      </w:pPr>
+      <w:r>
+        <w:t>Feedback after trying</w:t>
       </w:r>
     </w:p>
     <w:p>
@@ -2306,7 +3572,26 @@
         <w:rPr>
           <w:b w:val="0"/>
         </w:rPr>
-        <w:t>Do not reuse W4 as a new final test after receiving feedback.</w:t>
+        <w:t>Attempt the independent case before hints. Record whether you worked alone, used a hint or followed a model. After feedback, fix the first unsupported step and explain why it changed.</w:t>
+      </w:r>
+    </w:p>
+    <w:p>
+      <w:pPr>
+        <w:spacing w:line="336" w:lineRule="auto" w:after="180"/>
+      </w:pPr>
+      <w:r>
+        <w:rPr>
+          <w:b w:val="0"/>
+        </w:rPr>
+        <w:t>A later check uses a changed case, not a copied answer.</w:t>
+      </w:r>
+    </w:p>
+    <w:p>
+      <w:pPr>
+        <w:pStyle w:val="Heading2"/>
+      </w:pPr>
+      <w:r>
+        <w:t>Earlier wording, alternatives and picture transcripts · reference / check after trying</w:t>
       </w:r>
     </w:p>
     <w:p>
@@ -2314,7 +3599,46 @@
         <w:pStyle w:val="Heading3"/>
       </w:pPr>
       <w:r>
-        <w:t>Explain which evidence supports your conclusion and which claim remains unproved.</w:t>
+        <w:t>Independent case: Apply a new case independently</w:t>
+      </w:r>
+    </w:p>
+    <w:p>
+      <w:pPr>
+        <w:pStyle w:val="Heading3"/>
+      </w:pPr>
+      <w:r>
+        <w:t>Attempt this without hints</w:t>
+      </w:r>
+    </w:p>
+    <w:p>
+      <w:pPr>
+        <w:spacing w:line="336" w:lineRule="auto" w:after="180"/>
+      </w:pPr>
+      <w:r>
+        <w:rPr>
+          <w:b w:val="0"/>
+        </w:rPr>
+        <w:t xml:space="preserve">Model uses 12 seconds and </w:t>
+      </w:r>
+      <w:r>
+        <w:rPr>
+          <w:b/>
+        </w:rPr>
+        <w:t>baseline</w:t>
+      </w:r>
+      <w:r>
+        <w:rPr>
+          <w:b w:val="0"/>
+        </w:rPr>
+        <w:t xml:space="preserve"> 2 on each case. Task has a 3-second budget. How should results be framed?</w:t>
+      </w:r>
+    </w:p>
+    <w:p>
+      <w:pPr>
+        <w:pStyle w:val="Heading3"/>
+      </w:pPr>
+      <w:r>
+        <w:t>My independent procedure, result and limitation</w:t>
       </w:r>
     </w:p>
     <w:p>
@@ -2343,16 +3667,58 @@
       </w:r>
     </w:p>
     <w:p>
+      <w:r>
+        <w:t>________________________________________________________________</w:t>
+      </w:r>
+    </w:p>
+    <w:p>
+      <w:r>
+        <w:t>________________________________________________________________</w:t>
+      </w:r>
+    </w:p>
+    <w:p>
+      <w:r>
+        <w:t>________________________________________________________________</w:t>
+      </w:r>
+    </w:p>
+    <w:p>
+      <w:pPr>
+        <w:spacing w:line="336" w:lineRule="auto" w:after="180"/>
+      </w:pPr>
+      <w:r>
+        <w:rPr>
+          <w:b w:val="0"/>
+        </w:rPr>
+        <w:t>Record support used: none, hint or teacher explanation. After feedback, a different case is needed to demonstrate independence.</w:t>
+      </w:r>
+    </w:p>
+    <w:p>
+      <w:pPr>
+        <w:pStyle w:val="Heading3"/>
+      </w:pPr>
+      <w:r>
+        <w:t>Use feedback to improve</w:t>
+      </w:r>
+    </w:p>
+    <w:p>
       <w:pPr>
         <w:pStyle w:val="Heading1"/>
       </w:pPr>
       <w:r>
-        <w:t>11. Connect your project</w:t>
-      </w:r>
-    </w:p>
-    <w:p>
-      <w:r>
-        <w:t>Apply this week’s idea to Reproducible AI Research Study. Keep an annotated decision and the evidence supporting it.</w:t>
+        <w:t>11. Save the baseline implementation and every comparison condition</w:t>
+      </w:r>
+    </w:p>
+    <w:p>
+      <w:r>
+        <w:t>Keep permitted sources, hidden labels and resource budgets explicit.</w:t>
+      </w:r>
+    </w:p>
+    <w:p>
+      <w:pPr>
+        <w:pStyle w:val="Heading2"/>
+      </w:pPr>
+      <w:r>
+        <w:t>Project task and artifact</w:t>
       </w:r>
     </w:p>
     <w:p>
@@ -2567,10 +3933,10 @@
     </w:tbl>
     <w:p>
       <w:pPr>
-        <w:pStyle w:val="Heading3"/>
-      </w:pPr>
-      <w:r>
-        <w:t>Evidence for your project</w:t>
+        <w:pStyle w:val="Heading2"/>
+      </w:pPr>
+      <w:r>
+        <w:t>Actual local calculation or paper trace and limitations</w:t>
       </w:r>
     </w:p>
     <w:p>
@@ -2586,15 +3952,88 @@
     </w:p>
     <w:p>
       <w:pPr>
+        <w:pStyle w:val="Heading2"/>
+      </w:pPr>
+      <w:r>
+        <w:t>Earlier wording, alternatives and picture transcripts · reference / check after trying</w:t>
+      </w:r>
+    </w:p>
+    <w:p>
+      <w:pPr>
+        <w:pStyle w:val="Heading3"/>
+      </w:pPr>
+      <w:r>
+        <w:t>Evidence for your project</w:t>
+      </w:r>
+    </w:p>
+    <w:p>
+      <w:pPr>
         <w:pStyle w:val="Heading1"/>
       </w:pPr>
       <w:r>
-        <w:t>12. Show what you know</w:t>
-      </w:r>
-    </w:p>
-    <w:p>
-      <w:r>
-        <w:t>Use a genuinely new case for independent evidence. Previously discussed examples remain practice; use the separately named independent case before feedback.</w:t>
+        <w:t>16. Explain the observed comparison and the constraint it does not settle</w:t>
+      </w:r>
+    </w:p>
+    <w:p>
+      <w:r>
+        <w:t>A better score need not be a fair or feasible task improvement.</w:t>
+      </w:r>
+    </w:p>
+    <w:p>
+      <w:pPr>
+        <w:pStyle w:val="Heading2"/>
+      </w:pPr>
+      <w:r>
+        <w:t>Retrieve and explain</w:t>
+      </w:r>
+    </w:p>
+    <w:p>
+      <w:pPr>
+        <w:pStyle w:val="ListBullet"/>
+      </w:pPr>
+      <w:r>
+        <w:t>Close your notes. Explain this goal in your own words: Explain the mechanism and terminology of baselines and fair comparisons</w:t>
+      </w:r>
+    </w:p>
+    <w:p>
+      <w:pPr>
+        <w:pStyle w:val="Heading3"/>
+      </w:pPr>
+      <w:r>
+        <w:t>My deciding step, evidence and one remaining question</w:t>
+      </w:r>
+    </w:p>
+    <w:p>
+      <w:r>
+        <w:t>________________________________________________________________</w:t>
+      </w:r>
+    </w:p>
+    <w:p>
+      <w:r>
+        <w:t>________________________________________________________________</w:t>
+      </w:r>
+    </w:p>
+    <w:p>
+      <w:r>
+        <w:t>________________________________________________________________</w:t>
+      </w:r>
+    </w:p>
+    <w:p>
+      <w:r>
+        <w:t>________________________________________________________________</w:t>
+      </w:r>
+    </w:p>
+    <w:p>
+      <w:r>
+        <w:t>________________________________________________________________</w:t>
+      </w:r>
+    </w:p>
+    <w:p>
+      <w:pPr>
+        <w:pStyle w:val="Heading2"/>
+      </w:pPr>
+      <w:r>
+        <w:t>Plan a changed-case return</w:t>
       </w:r>
     </w:p>
     <w:p>
@@ -2605,62 +4044,31 @@
         <w:rPr>
           <w:b w:val="0"/>
         </w:rPr>
-        <w:t>Complete the supported workbook tasks before attempting W4 independently. Record any hints or help used. After feedback, use the teacher's fresh retry rather than copying the earlier answer.</w:t>
-      </w:r>
-    </w:p>
-    <w:p>
-      <w:pPr>
-        <w:spacing w:line="336" w:lineRule="auto" w:after="180"/>
-      </w:pPr>
+        <w:t xml:space="preserve">If you are unsure, return to the worked picture and explain one arrow. If you are ready, change an </w:t>
+      </w:r>
+      <w:r>
+        <w:rPr>
+          <w:b/>
+        </w:rPr>
+        <w:t>input</w:t>
+      </w:r>
       <w:r>
         <w:rPr>
           <w:b w:val="0"/>
         </w:rPr>
-        <w:t>For a project, select a relevant new case, predict the outcome from the declared rule and preserve the result alongside any revision.</w:t>
-      </w:r>
-    </w:p>
-    <w:p>
-      <w:pPr>
-        <w:pStyle w:val="Heading3"/>
-      </w:pPr>
-      <w:r>
-        <w:t>Exit: propose one revealing change to the worked scenario. State the expected outcome and the evidence that would make you revise your explanation.</w:t>
-      </w:r>
-    </w:p>
-    <w:p>
-      <w:r>
-        <w:t>________________________________________________________________</w:t>
-      </w:r>
-    </w:p>
-    <w:p>
-      <w:r>
-        <w:t>________________________________________________________________</w:t>
-      </w:r>
-    </w:p>
-    <w:p>
-      <w:r>
-        <w:t>________________________________________________________________</w:t>
-      </w:r>
-    </w:p>
-    <w:p>
-      <w:r>
-        <w:t>________________________________________________________________</w:t>
-      </w:r>
-    </w:p>
-    <w:p>
-      <w:r>
-        <w:t>________________________________________________________________</w:t>
-      </w:r>
-    </w:p>
-    <w:p>
-      <w:pPr>
-        <w:spacing w:line="336" w:lineRule="auto" w:after="180"/>
-      </w:pPr>
+        <w:t xml:space="preserve"> or assumption and justify your </w:t>
+      </w:r>
+      <w:r>
+        <w:rPr>
+          <w:b/>
+        </w:rPr>
+        <w:t>prediction</w:t>
+      </w:r>
       <w:r>
         <w:rPr>
           <w:b w:val="0"/>
         </w:rPr>
-        <w:t>For the worked scenario, propose one additional case that could reveal a failure, describe its expected outcome before running it, and explain what would need to remain fixed for a fair comparison.</w:t>
+        <w:t>.</w:t>
       </w:r>
     </w:p>
     <w:p>
@@ -2671,14 +4079,336 @@
         <w:rPr>
           <w:b w:val="0"/>
         </w:rPr>
-        <w:t>Do not reuse W4 as a new final test after receiving feedback.</w:t>
-      </w:r>
-    </w:p>
+        <w:t xml:space="preserve">Save your workbook </w:t>
+      </w:r>
+      <w:r>
+        <w:rPr>
+          <w:b/>
+        </w:rPr>
+        <w:t>evidence</w:t>
+      </w:r>
+      <w:r>
+        <w:rPr>
+          <w:b w:val="0"/>
+        </w:rPr>
+        <w:t>. At the next review, try a different case before opening your old answer.</w:t>
+      </w:r>
+    </w:p>
+    <w:p>
+      <w:pPr>
+        <w:pStyle w:val="Heading1"/>
+      </w:pPr>
+      <w:r>
+        <w:t>Reference bank and extra practice</w:t>
+      </w:r>
+    </w:p>
+    <w:p>
+      <w:pPr>
+        <w:pStyle w:val="Heading1"/>
+      </w:pPr>
+      <w:r>
+        <w:t>05. Reference · Use research vocabulary precisely</w:t>
+      </w:r>
+    </w:p>
+    <w:p>
+      <w:r>
+        <w:t>Connect each term to the question, comparison, measurement or evidence.</w:t>
+      </w:r>
+    </w:p>
+    <w:p>
+      <w:pPr>
+        <w:pStyle w:val="Heading2"/>
+      </w:pPr>
+      <w:r>
+        <w:t>Vocabulary and your explanation</w:t>
+      </w:r>
+    </w:p>
+    <w:tbl>
+      <w:tblPr>
+        <w:tblStyle w:val="LightShading-Accent1"/>
+        <w:tblW w:type="auto" w:w="0"/>
+        <w:tblLook w:firstColumn="1" w:firstRow="1" w:lastColumn="0" w:lastRow="0" w:noHBand="0" w:noVBand="1" w:val="04A0"/>
+      </w:tblPr>
+      <w:tblGrid>
+        <w:gridCol w:w="5112"/>
+        <w:gridCol w:w="5112"/>
+      </w:tblGrid>
+      <w:tr>
+        <w:trPr>
+          <w:tblHeader/>
+        </w:trPr>
+        <w:tc>
+          <w:tcPr>
+            <w:tcW w:type="dxa" w:w="5112"/>
+          </w:tcPr>
+          <w:p>
+            <w:r>
+              <w:t>Word</w:t>
+            </w:r>
+          </w:p>
+        </w:tc>
+        <w:tc>
+          <w:tcPr>
+            <w:tcW w:type="dxa" w:w="5112"/>
+          </w:tcPr>
+          <w:p>
+            <w:r>
+              <w:t>Meaning</w:t>
+            </w:r>
+          </w:p>
+        </w:tc>
+      </w:tr>
+      <w:tr>
+        <w:tc>
+          <w:tcPr>
+            <w:tcW w:type="dxa" w:w="5112"/>
+          </w:tcPr>
+          <w:p>
+            <w:r>
+              <w:t>Baseline</w:t>
+            </w:r>
+          </w:p>
+        </w:tc>
+        <w:tc>
+          <w:tcPr>
+            <w:tcW w:type="dxa" w:w="5112"/>
+          </w:tcPr>
+          <w:p>
+            <w:r>
+              <w:t>A relevant reference procedure</w:t>
+            </w:r>
+          </w:p>
+        </w:tc>
+      </w:tr>
+      <w:tr>
+        <w:tc>
+          <w:tcPr>
+            <w:tcW w:type="dxa" w:w="5112"/>
+          </w:tcPr>
+          <w:p>
+            <w:r>
+              <w:t>Matched comparison</w:t>
+            </w:r>
+          </w:p>
+        </w:tc>
+        <w:tc>
+          <w:tcPr>
+            <w:tcW w:type="dxa" w:w="5112"/>
+          </w:tcPr>
+          <w:p>
+            <w:r>
+              <w:t>A comparison with aligned task conditions</w:t>
+            </w:r>
+          </w:p>
+        </w:tc>
+      </w:tr>
+      <w:tr>
+        <w:tc>
+          <w:tcPr>
+            <w:tcW w:type="dxa" w:w="5112"/>
+          </w:tcPr>
+          <w:p>
+            <w:r>
+              <w:t>Resource budget</w:t>
+            </w:r>
+          </w:p>
+        </w:tc>
+        <w:tc>
+          <w:tcPr>
+            <w:tcW w:type="dxa" w:w="5112"/>
+          </w:tcPr>
+          <w:p>
+            <w:r>
+              <w:t>The permitted time or computation</w:t>
+            </w:r>
+          </w:p>
+        </w:tc>
+      </w:tr>
+    </w:tbl>
     <w:p>
       <w:pPr>
         <w:pStyle w:val="Heading3"/>
       </w:pPr>
       <w:r>
+        <w:t>Use two terms to explain a step in this week’s example.</w:t>
+      </w:r>
+    </w:p>
+    <w:p>
+      <w:r>
+        <w:t>________________________________________________________________</w:t>
+      </w:r>
+    </w:p>
+    <w:p>
+      <w:r>
+        <w:t>________________________________________________________________</w:t>
+      </w:r>
+    </w:p>
+    <w:p>
+      <w:r>
+        <w:t>________________________________________________________________</w:t>
+      </w:r>
+    </w:p>
+    <w:p>
+      <w:pPr>
+        <w:pStyle w:val="Heading1"/>
+      </w:pPr>
+      <w:r>
+        <w:t>10. Extra challenge · Explain a stronger case</w:t>
+      </w:r>
+    </w:p>
+    <w:p>
+      <w:r>
+        <w:t>Choose the next challenge after the main route.</w:t>
+      </w:r>
+    </w:p>
+    <w:p>
+      <w:pPr>
+        <w:pStyle w:val="Heading2"/>
+      </w:pPr>
+      <w:r>
+        <w:t>Explain,repair and extend</w:t>
+      </w:r>
+    </w:p>
+    <w:p>
+      <w:pPr>
+        <w:pStyle w:val="Heading3"/>
+      </w:pPr>
+      <w:r>
+        <w:t>Explain → apply → challenge</w:t>
+      </w:r>
+    </w:p>
+    <w:p>
+      <w:pPr>
+        <w:pStyle w:val="ListBullet"/>
+      </w:pPr>
+      <w:r>
+        <w:t>Explain the weekly mechanism in your own words. Use the worked scenario to name its input, decision rule and output.</w:t>
+      </w:r>
+    </w:p>
+    <w:p>
+      <w:pPr>
+        <w:pStyle w:val="ListBullet"/>
+      </w:pPr>
+      <w:r>
+        <w:t>A report omits this qualification: A baseline is credible relative to the task, not merely a procedure easy to outperform. Explain how omitting it could change a reader's interpretation, and write an accurate replacement.</w:t>
+      </w:r>
+    </w:p>
+    <w:p>
+      <w:pPr>
+        <w:pStyle w:val="ListBullet"/>
+      </w:pPr>
+      <w:r>
+        <w:t>For the worked scenario, propose one additional case that could reveal a failure, describe its expected outcome before running it, and explain what would need to remain fixed for a fair comparison. Do not reuse W4 as a new final test after receiving feedback.</w:t>
+      </w:r>
+    </w:p>
+    <w:p>
+      <w:pPr>
+        <w:pStyle w:val="Heading3"/>
+      </w:pPr>
+      <w:r>
+        <w:t>Explain which evidence supports your conclusion and which claim remains unproved.</w:t>
+      </w:r>
+    </w:p>
+    <w:p>
+      <w:r>
+        <w:t>________________________________________________________________</w:t>
+      </w:r>
+    </w:p>
+    <w:p>
+      <w:r>
+        <w:t>________________________________________________________________</w:t>
+      </w:r>
+    </w:p>
+    <w:p>
+      <w:r>
+        <w:t>________________________________________________________________</w:t>
+      </w:r>
+    </w:p>
+    <w:p>
+      <w:r>
+        <w:t>________________________________________________________________</w:t>
+      </w:r>
+    </w:p>
+    <w:p>
+      <w:r>
+        <w:t>________________________________________________________________</w:t>
+      </w:r>
+    </w:p>
+    <w:p>
+      <w:pPr>
+        <w:pStyle w:val="Heading1"/>
+      </w:pPr>
+      <w:r>
+        <w:t>12. Reference · Check the research reasoning and its limits</w:t>
+      </w:r>
+    </w:p>
+    <w:p>
+      <w:r>
+        <w:t>Use after practice; reserve the selected independent case for its first attempt.</w:t>
+      </w:r>
+    </w:p>
+    <w:p>
+      <w:pPr>
+        <w:pStyle w:val="Heading2"/>
+      </w:pPr>
+      <w:r>
+        <w:t>Current explanation and response</w:t>
+      </w:r>
+    </w:p>
+    <w:p>
+      <w:pPr>
+        <w:pStyle w:val="ListBullet"/>
+      </w:pPr>
+      <w:r>
+        <w:t>Complete the supported workbook tasks before attempting W4 independently. Record any hints or help used. After feedback, use the teacher's fresh retry rather than copying the earlier answer. For a project, select a relevant new case, predict the outcome from the declared rule and preserve the result alongside any revision.</w:t>
+      </w:r>
+    </w:p>
+    <w:p>
+      <w:pPr>
+        <w:pStyle w:val="Heading3"/>
+      </w:pPr>
+      <w:r>
+        <w:t>Exit: propose one revealing change to the worked scenario. State the expected outcome and the evidence that would make you revise your explanation.</w:t>
+      </w:r>
+    </w:p>
+    <w:p>
+      <w:r>
+        <w:t>________________________________________________________________</w:t>
+      </w:r>
+    </w:p>
+    <w:p>
+      <w:r>
+        <w:t>________________________________________________________________</w:t>
+      </w:r>
+    </w:p>
+    <w:p>
+      <w:r>
+        <w:t>________________________________________________________________</w:t>
+      </w:r>
+    </w:p>
+    <w:p>
+      <w:r>
+        <w:t>________________________________________________________________</w:t>
+      </w:r>
+    </w:p>
+    <w:p>
+      <w:r>
+        <w:t>________________________________________________________________</w:t>
+      </w:r>
+    </w:p>
+    <w:p>
+      <w:pPr>
+        <w:pStyle w:val="ListBullet"/>
+      </w:pPr>
+      <w:r>
+        <w:t>For the worked scenario, propose one additional case that could reveal a failure, describe its expected outcome before running it, and explain what would need to remain fixed for a fair comparison. Do not reuse W4 as a new final test after receiving feedback.</w:t>
+      </w:r>
+    </w:p>
+    <w:p>
+      <w:pPr>
+        <w:pStyle w:val="Heading3"/>
+      </w:pPr>
+      <w:r>
         <w:t>My limited claim and a useful next check</w:t>
       </w:r>
     </w:p>
@@ -2707,12 +4437,20 @@
         <w:pStyle w:val="Heading1"/>
       </w:pPr>
       <w:r>
-        <w:t>13. Study a complete case</w:t>
-      </w:r>
-    </w:p>
-    <w:p>
-      <w:r>
-        <w:t>Revisit the complete Baselines and fair comparisons case for supported practice. Repeated examples do not become fresh assessments.</w:t>
+        <w:t>13. Extra practice · Revisit the complete trace</w:t>
+      </w:r>
+    </w:p>
+    <w:p>
+      <w:r>
+        <w:t>Predict before reading the supplied steps.</w:t>
+      </w:r>
+    </w:p>
+    <w:p>
+      <w:pPr>
+        <w:pStyle w:val="Heading2"/>
+      </w:pPr>
+      <w:r>
+        <w:t>Complete trace and evidence</w:t>
       </w:r>
     </w:p>
     <w:p>
@@ -2794,7 +4532,7 @@
           </w:tcPr>
           <w:p>
             <w:r>
-              <w:t>For a room-reporting study use manual authoritative lookup or a deterministic same-room rule, not random room names.</w:t>
+              <w:t>For a room-reporting study use manual authoritative lookup or a deterministic lookup matching the requested room, not random room names.</w:t>
             </w:r>
           </w:p>
         </w:tc>
@@ -2881,232 +4619,20 @@
         <w:pStyle w:val="Heading1"/>
       </w:pPr>
       <w:r>
-        <w:t>14. Try a new case independently</w:t>
-      </w:r>
-    </w:p>
-    <w:p>
-      <w:r>
-        <w:t>Attempt the reserved new case before feedback. Record support; the earlier examples below remain additional practice.</w:t>
-      </w:r>
-    </w:p>
-    <w:p>
-      <w:pPr>
-        <w:pStyle w:val="Heading3"/>
-      </w:pPr>
-      <w:r>
-        <w:t>Independent case: Apply a new case independently</w:t>
-      </w:r>
-    </w:p>
-    <w:p>
-      <w:pPr>
-        <w:spacing w:line="336" w:lineRule="auto" w:after="180"/>
-        <w:shd w:fill="F5F1FB"/>
-      </w:pPr>
-      <w:r>
-        <w:rPr>
-          <w:b w:val="0"/>
-        </w:rPr>
-        <w:t xml:space="preserve">Model uses12 seconds and </w:t>
-      </w:r>
-      <w:r>
-        <w:rPr>
-          <w:b/>
-        </w:rPr>
-        <w:t>baseline</w:t>
-      </w:r>
-      <w:r>
-        <w:rPr>
-          <w:b w:val="0"/>
-        </w:rPr>
-        <w:t>2 on each case. Task has a3-second budget. How should results be framed?</w:t>
-      </w:r>
-    </w:p>
-    <w:p>
-      <w:pPr>
-        <w:pStyle w:val="Heading3"/>
-      </w:pPr>
-      <w:r>
-        <w:t>My independent explanation, trace and limits</w:t>
-      </w:r>
-    </w:p>
-    <w:p>
-      <w:r>
-        <w:t>________________________________________________________________</w:t>
-      </w:r>
-    </w:p>
-    <w:p>
-      <w:r>
-        <w:t>________________________________________________________________</w:t>
-      </w:r>
-    </w:p>
-    <w:p>
-      <w:r>
-        <w:t>________________________________________________________________</w:t>
-      </w:r>
-    </w:p>
-    <w:p>
-      <w:r>
-        <w:t>________________________________________________________________</w:t>
-      </w:r>
-    </w:p>
-    <w:p>
-      <w:r>
-        <w:t>________________________________________________________________</w:t>
-      </w:r>
-    </w:p>
-    <w:p>
-      <w:r>
-        <w:t>________________________________________________________________</w:t>
-      </w:r>
-    </w:p>
-    <w:p>
-      <w:r>
-        <w:t>________________________________________________________________</w:t>
-      </w:r>
-    </w:p>
-    <w:p>
-      <w:pPr>
-        <w:spacing w:line="336" w:lineRule="auto" w:after="180"/>
-      </w:pPr>
-      <w:r>
-        <w:rPr>
-          <w:b w:val="0"/>
-        </w:rPr>
-        <w:t>Attempt this case before feedback. Record any help. Earlier examples below are further practice; a case already practised with feedback cannot establish fresh transfer.</w:t>
-      </w:r>
-    </w:p>
-    <w:p>
-      <w:pPr>
-        <w:pStyle w:val="Heading3"/>
-      </w:pPr>
-      <w:r>
-        <w:t>Attempt this without hints</w:t>
-      </w:r>
-    </w:p>
-    <w:p>
-      <w:pPr>
-        <w:spacing w:line="336" w:lineRule="auto" w:after="180"/>
-        <w:shd w:fill="F5F1FB"/>
-      </w:pPr>
-      <w:r>
-        <w:rPr>
-          <w:b w:val="0"/>
-        </w:rPr>
-        <w:t xml:space="preserve">Model uses12 seconds and </w:t>
-      </w:r>
-      <w:r>
-        <w:rPr>
-          <w:b/>
-        </w:rPr>
-        <w:t>baseline</w:t>
-      </w:r>
-      <w:r>
-        <w:rPr>
-          <w:b w:val="0"/>
-        </w:rPr>
-        <w:t>2 on each case. Task has a3-second budget. How should results be framed?</w:t>
-      </w:r>
-    </w:p>
-    <w:p>
-      <w:pPr>
-        <w:pStyle w:val="Heading3"/>
-      </w:pPr>
-      <w:r>
-        <w:t>My independent procedure, result and limitation</w:t>
-      </w:r>
-    </w:p>
-    <w:p>
-      <w:r>
-        <w:t>________________________________________________________________</w:t>
-      </w:r>
-    </w:p>
-    <w:p>
-      <w:r>
-        <w:t>________________________________________________________________</w:t>
-      </w:r>
-    </w:p>
-    <w:p>
-      <w:r>
-        <w:t>________________________________________________________________</w:t>
-      </w:r>
-    </w:p>
-    <w:p>
-      <w:r>
-        <w:t>________________________________________________________________</w:t>
-      </w:r>
-    </w:p>
-    <w:p>
-      <w:r>
-        <w:t>________________________________________________________________</w:t>
-      </w:r>
-    </w:p>
-    <w:p>
-      <w:r>
-        <w:t>________________________________________________________________</w:t>
-      </w:r>
-    </w:p>
-    <w:p>
-      <w:r>
-        <w:t>________________________________________________________________</w:t>
-      </w:r>
-    </w:p>
-    <w:p>
-      <w:r>
-        <w:t>________________________________________________________________</w:t>
-      </w:r>
-    </w:p>
-    <w:p>
-      <w:pPr>
-        <w:spacing w:line="336" w:lineRule="auto" w:after="180"/>
-      </w:pPr>
-      <w:r>
-        <w:rPr>
-          <w:b w:val="0"/>
-        </w:rPr>
-        <w:t>Record support used: none, hint or teacher explanation. After feedback, a different case is needed to demonstrate independence.</w:t>
-      </w:r>
-    </w:p>
-    <w:p>
-      <w:pPr>
-        <w:pStyle w:val="Heading3"/>
-      </w:pPr>
-      <w:r>
-        <w:t>Use feedback to improve</w:t>
-      </w:r>
-    </w:p>
-    <w:p>
-      <w:pPr>
-        <w:spacing w:line="336" w:lineRule="auto" w:after="180"/>
-      </w:pPr>
-      <w:r>
-        <w:rPr>
-          <w:b w:val="0"/>
-        </w:rPr>
-        <w:t>Attempt the independent case before hints. Record whether you worked alone, used a hint or followed a model. After feedback, fix the first unsupported step and explain why it changed.</w:t>
-      </w:r>
-    </w:p>
-    <w:p>
-      <w:pPr>
-        <w:spacing w:line="336" w:lineRule="auto" w:after="180"/>
-      </w:pPr>
-      <w:r>
-        <w:rPr>
-          <w:b w:val="0"/>
-        </w:rPr>
-        <w:t>A later check uses a changed case, not a copied answer.</w:t>
-      </w:r>
-    </w:p>
-    <w:p>
-      <w:pPr>
-        <w:pStyle w:val="Heading1"/>
-      </w:pPr>
-      <w:r>
-        <w:t>15. Your lesson route</w:t>
-      </w:r>
-    </w:p>
-    <w:p>
-      <w:r>
-        <w:t>Use this map to navigate Baselines and fair comparisons, connect the goals to tasks and keep one evidence record for each attempt.</w:t>
+        <w:t>15. Reference · The earlier route checklist</w:t>
+      </w:r>
+    </w:p>
+    <w:p>
+      <w:r>
+        <w:t>Use one main route rather than repeating the lesson.</w:t>
+      </w:r>
+    </w:p>
+    <w:p>
+      <w:pPr>
+        <w:pStyle w:val="Heading2"/>
+      </w:pPr>
+      <w:r>
+        <w:t>Targets,route and first prediction</w:t>
       </w:r>
     </w:p>
     <w:p>
@@ -3297,12 +4823,117 @@
         <w:pStyle w:val="Heading1"/>
       </w:pPr>
       <w:r>
-        <w:t>16. Finish and return</w:t>
-      </w:r>
-    </w:p>
-    <w:p>
-      <w:r>
-        <w:t>Explain Baselines and fair comparisons without notes, identify a remaining question and plan a later check with a changed case.</w:t>
+        <w:t>17. Extra practice · Predict,check and repair</w:t>
+      </w:r>
+    </w:p>
+    <w:p>
+      <w:r>
+        <w:t>Keep supported feedback separate from the independent case.</w:t>
+      </w:r>
+    </w:p>
+    <w:p>
+      <w:pPr>
+        <w:pStyle w:val="Heading2"/>
+      </w:pPr>
+      <w:r>
+        <w:t>First supported question and optional hint</w:t>
+      </w:r>
+    </w:p>
+    <w:p>
+      <w:pPr>
+        <w:pStyle w:val="ListBullet"/>
+      </w:pPr>
+      <w:r>
+        <w:t>A baseline deserves a fair chance. Two classifiers answer the same eight fixed questions with the same allowed sources.</w:t>
+      </w:r>
+    </w:p>
+    <w:p>
+      <w:pPr>
+        <w:pStyle w:val="Heading3"/>
+      </w:pPr>
+      <w:r>
+        <w:t>Practice 1: explain the deciding evidence</w:t>
+      </w:r>
+    </w:p>
+    <w:p>
+      <w:pPr>
+        <w:pStyle w:val="ListBullet"/>
+      </w:pPr>
+      <w:r>
+        <w:t>Which labelled step matches this detail? B adds one correct case here; compare resources and failure types too.</w:t>
+      </w:r>
+    </w:p>
+    <w:p>
+      <w:pPr>
+        <w:pStyle w:val="ListBullet"/>
+      </w:pPr>
+      <w:r>
+        <w:t>1. Declare baseline</w:t>
+      </w:r>
+    </w:p>
+    <w:p>
+      <w:pPr>
+        <w:pStyle w:val="ListBullet"/>
+      </w:pPr>
+      <w:r>
+        <w:t>2. Interpret cautiously</w:t>
+      </w:r>
+    </w:p>
+    <w:p>
+      <w:pPr>
+        <w:pStyle w:val="ListBullet"/>
+      </w:pPr>
+      <w:r>
+        <w:t>3. Measure fairly</w:t>
+      </w:r>
+    </w:p>
+    <w:p>
+      <w:pPr>
+        <w:pStyle w:val="Heading3"/>
+      </w:pPr>
+      <w:r>
+        <w:t>My selected conclusion, deciding fact and explanation</w:t>
+      </w:r>
+    </w:p>
+    <w:p>
+      <w:r>
+        <w:t>________________________________________________________________</w:t>
+      </w:r>
+    </w:p>
+    <w:p>
+      <w:r>
+        <w:t>________________________________________________________________</w:t>
+      </w:r>
+    </w:p>
+    <w:p>
+      <w:r>
+        <w:t>________________________________________________________________</w:t>
+      </w:r>
+    </w:p>
+    <w:p>
+      <w:r>
+        <w:t>________________________________________________________________</w:t>
+      </w:r>
+    </w:p>
+    <w:p>
+      <w:r>
+        <w:t>________________________________________________________________</w:t>
+      </w:r>
+    </w:p>
+    <w:p>
+      <w:pPr>
+        <w:pStyle w:val="ListBullet"/>
+      </w:pPr>
+      <w:r>
+        <w:t>Hint if needed: Read the steps in the pictorial case. Match the supplied detail to the stage that performs or records it.</w:t>
+      </w:r>
+    </w:p>
+    <w:p>
+      <w:pPr>
+        <w:pStyle w:val="Heading2"/>
+      </w:pPr>
+      <w:r>
+        <w:t>Check after the first attempt · reference / check after trying</w:t>
       </w:r>
     </w:p>
     <w:p>
@@ -3313,7 +4944,157 @@
         <w:rPr>
           <w:b w:val="0"/>
         </w:rPr>
-        <w:t xml:space="preserve">Close your notes. Explain this goal in your own words: Explain the </w:t>
+        <w:t xml:space="preserve">After your attempt, compare with the supported explanation: Interpret cautiously B adds one correct case here; compare resources and failure types too. A </w:t>
+      </w:r>
+      <w:r>
+        <w:rPr>
+          <w:b/>
+        </w:rPr>
+        <w:t>baseline</w:t>
+      </w:r>
+      <w:r>
+        <w:rPr>
+          <w:b w:val="0"/>
+        </w:rPr>
+        <w:t xml:space="preserve"> anchors the claim of improvement.</w:t>
+      </w:r>
+    </w:p>
+    <w:p>
+      <w:pPr>
+        <w:spacing w:line="336" w:lineRule="auto" w:after="180"/>
+      </w:pPr>
+      <w:r>
+        <w:rPr>
+          <w:b w:val="0"/>
+        </w:rPr>
+        <w:t>Fair comparison keeps information access, cases and scoring aligned while allowing the declared method difference.</w:t>
+      </w:r>
+    </w:p>
+    <w:p>
+      <w:pPr>
+        <w:pStyle w:val="Heading2"/>
+      </w:pPr>
+      <w:r>
+        <w:t>Changed-case question and optional hint</w:t>
+      </w:r>
+    </w:p>
+    <w:p>
+      <w:pPr>
+        <w:pStyle w:val="Heading3"/>
+      </w:pPr>
+      <w:r>
+        <w:t>Practice 2: explain the deciding evidence</w:t>
+      </w:r>
+    </w:p>
+    <w:p>
+      <w:pPr>
+        <w:pStyle w:val="ListBullet"/>
+      </w:pPr>
+      <w:r>
+        <w:t>Changed-case practice: Give B the answer key before testing. Which conclusion is supported by the supplied facts?</w:t>
+      </w:r>
+    </w:p>
+    <w:p>
+      <w:pPr>
+        <w:pStyle w:val="ListBullet"/>
+      </w:pPr>
+      <w:r>
+        <w:t>1. We can decide the result without examining the changed input or the procedure.</w:t>
+      </w:r>
+    </w:p>
+    <w:p>
+      <w:pPr>
+        <w:pStyle w:val="ListBullet"/>
+      </w:pPr>
+      <w:r>
+        <w:t>2. The resulting comparison is invalid as unseen evaluation.</w:t>
+      </w:r>
+    </w:p>
+    <w:p>
+      <w:pPr>
+        <w:pStyle w:val="ListBullet"/>
+      </w:pPr>
+      <w:r>
+        <w:t>3. This one example guarantees correct results for every future input.</w:t>
+      </w:r>
+    </w:p>
+    <w:p>
+      <w:pPr>
+        <w:pStyle w:val="Heading3"/>
+      </w:pPr>
+      <w:r>
+        <w:t>My selected conclusion, deciding fact and explanation</w:t>
+      </w:r>
+    </w:p>
+    <w:p>
+      <w:r>
+        <w:t>________________________________________________________________</w:t>
+      </w:r>
+    </w:p>
+    <w:p>
+      <w:r>
+        <w:t>________________________________________________________________</w:t>
+      </w:r>
+    </w:p>
+    <w:p>
+      <w:r>
+        <w:t>________________________________________________________________</w:t>
+      </w:r>
+    </w:p>
+    <w:p>
+      <w:r>
+        <w:t>________________________________________________________________</w:t>
+      </w:r>
+    </w:p>
+    <w:p>
+      <w:r>
+        <w:t>________________________________________________________________</w:t>
+      </w:r>
+    </w:p>
+    <w:p>
+      <w:pPr>
+        <w:pStyle w:val="ListBullet"/>
+      </w:pPr>
+      <w:r>
+        <w:t>Hint if needed: Use the changed condition and the deciding step in the pictorial trace. The answer must say what follows from those facts.</w:t>
+      </w:r>
+    </w:p>
+    <w:p>
+      <w:pPr>
+        <w:pStyle w:val="Heading2"/>
+      </w:pPr>
+      <w:r>
+        <w:t>Check after the changed attempt · reference / check after trying</w:t>
+      </w:r>
+    </w:p>
+    <w:p>
+      <w:pPr>
+        <w:spacing w:line="336" w:lineRule="auto" w:after="180"/>
+      </w:pPr>
+      <w:r>
+        <w:rPr>
+          <w:b w:val="0"/>
+        </w:rPr>
+        <w:t>After your attempt, compare with the supported explanation: The resulting comparison is invalid as unseen evaluation. B would receive privileged information that A did not receive.</w:t>
+      </w:r>
+    </w:p>
+    <w:p>
+      <w:pPr>
+        <w:pStyle w:val="Heading2"/>
+      </w:pPr>
+      <w:r>
+        <w:t>Repair and retain the record</w:t>
+      </w:r>
+    </w:p>
+    <w:p>
+      <w:pPr>
+        <w:spacing w:line="336" w:lineRule="auto" w:after="180"/>
+      </w:pPr>
+      <w:r>
+        <w:rPr>
+          <w:b w:val="0"/>
+        </w:rPr>
+        <w:t xml:space="preserve">Review Hypotheses and measurable outcomes (ai-7/7). Goal: Explain the </w:t>
       </w:r>
       <w:r>
         <w:rPr>
@@ -3325,7 +5106,75 @@
         <w:rPr>
           <w:b w:val="0"/>
         </w:rPr>
-        <w:t xml:space="preserve"> and terminology of </w:t>
+        <w:t xml:space="preserve"> and terminology of hypotheses and measurable outcomes. Short practice: Name the predicted outcome and how unsupported is scored.</w:t>
+      </w:r>
+    </w:p>
+    <w:p>
+      <w:pPr>
+        <w:spacing w:line="336" w:lineRule="auto" w:after="180"/>
+      </w:pPr>
+      <w:r>
+        <w:rPr>
+          <w:b w:val="0"/>
+        </w:rPr>
+        <w:t>If B sounds friendlier but ties A’s unsupported count, does the recorded improvement hypothesis receive support?. Return to this week and explain what you changed.</w:t>
+      </w:r>
+    </w:p>
+    <w:p>
+      <w:pPr>
+        <w:spacing w:line="336" w:lineRule="auto" w:after="180"/>
+      </w:pPr>
+      <w:r>
+        <w:rPr>
+          <w:b w:val="0"/>
+        </w:rPr>
+        <w:t xml:space="preserve">Review Replication and reproduction (ai-7/5). Goal: Explain the </w:t>
+      </w:r>
+      <w:r>
+        <w:rPr>
+          <w:b/>
+        </w:rPr>
+        <w:t>mechanism</w:t>
+      </w:r>
+      <w:r>
+        <w:rPr>
+          <w:b w:val="0"/>
+        </w:rPr>
+        <w:t xml:space="preserve"> and terminology of replication and reproduction. Short practice: Calculate the scores from the original and new four-record sets.</w:t>
+      </w:r>
+    </w:p>
+    <w:p>
+      <w:pPr>
+        <w:spacing w:line="336" w:lineRule="auto" w:after="180"/>
+      </w:pPr>
+      <w:r>
+        <w:rPr>
+          <w:b w:val="0"/>
+        </w:rPr>
+        <w:t>Which activity reproduces saved analysis, which repeats the protocol, and why does a different rerun of the original data need investigation?. Return to this week and explain what you changed.</w:t>
+      </w:r>
+    </w:p>
+    <w:p>
+      <w:pPr>
+        <w:spacing w:line="336" w:lineRule="auto" w:after="180"/>
+      </w:pPr>
+      <w:r>
+        <w:rPr>
+          <w:b w:val="0"/>
+        </w:rPr>
+        <w:t xml:space="preserve">Review Reading a research claim (ai-7/2). Goal: Explain the </w:t>
+      </w:r>
+      <w:r>
+        <w:rPr>
+          <w:b/>
+        </w:rPr>
+        <w:t>mechanism</w:t>
+      </w:r>
+      <w:r>
+        <w:rPr>
+          <w:b w:val="0"/>
+        </w:rPr>
+        <w:t xml:space="preserve"> and terminology of reading a research claim. Short practice: Calculate the </w:t>
       </w:r>
       <w:r>
         <w:rPr>
@@ -3337,40 +5186,7 @@
         <w:rPr>
           <w:b w:val="0"/>
         </w:rPr>
-        <w:t>s and fair comparisons</w:t>
-      </w:r>
-    </w:p>
-    <w:p>
-      <w:pPr>
-        <w:pStyle w:val="Heading3"/>
-      </w:pPr>
-      <w:r>
-        <w:t>My deciding step, evidence and one remaining question</w:t>
-      </w:r>
-    </w:p>
-    <w:p>
-      <w:r>
-        <w:t>________________________________________________________________</w:t>
-      </w:r>
-    </w:p>
-    <w:p>
-      <w:r>
-        <w:t>________________________________________________________________</w:t>
-      </w:r>
-    </w:p>
-    <w:p>
-      <w:r>
-        <w:t>________________________________________________________________</w:t>
-      </w:r>
-    </w:p>
-    <w:p>
-      <w:r>
-        <w:t>________________________________________________________________</w:t>
-      </w:r>
-    </w:p>
-    <w:p>
-      <w:r>
-        <w:t>________________________________________________________________</w:t>
+        <w:t xml:space="preserve"> and new rates for 2/10 and 4/10.</w:t>
       </w:r>
     </w:p>
     <w:p>
@@ -3381,42 +5197,18 @@
         <w:rPr>
           <w:b w:val="0"/>
         </w:rPr>
-        <w:t xml:space="preserve">If you are unsure, return to the worked picture and explain one arrow. If you are ready, change an </w:t>
-      </w:r>
-      <w:r>
-        <w:rPr>
-          <w:b/>
-        </w:rPr>
-        <w:t>input</w:t>
-      </w:r>
+        <w:t>Explain both twice the rate and the percentage-point change, and say why neither measures every learner’s improvement.. Return to this week and explain what you changed.</w:t>
+      </w:r>
+    </w:p>
+    <w:p>
+      <w:pPr>
+        <w:spacing w:line="336" w:lineRule="auto" w:after="180"/>
+      </w:pPr>
       <w:r>
         <w:rPr>
           <w:b w:val="0"/>
         </w:rPr>
-        <w:t xml:space="preserve"> or assumption and justify your </w:t>
-      </w:r>
-      <w:r>
-        <w:rPr>
-          <w:b/>
-        </w:rPr>
-        <w:t>prediction</w:t>
-      </w:r>
-      <w:r>
-        <w:rPr>
-          <w:b w:val="0"/>
-        </w:rPr>
-        <w:t>.</w:t>
-      </w:r>
-    </w:p>
-    <w:p>
-      <w:pPr>
-        <w:spacing w:line="336" w:lineRule="auto" w:after="180"/>
-      </w:pPr>
-      <w:r>
-        <w:rPr>
-          <w:b w:val="0"/>
-        </w:rPr>
-        <w:t xml:space="preserve">Save your workbook </w:t>
+        <w:t xml:space="preserve">Use Download completed work in the hosted lesson to export your answers, reflections, practice feedback and code-run </w:t>
       </w:r>
       <w:r>
         <w:rPr>
@@ -3428,20 +5220,26 @@
         <w:rPr>
           <w:b w:val="0"/>
         </w:rPr>
-        <w:t>. At the next review, try a different case before opening your old answer.</w:t>
-      </w:r>
-    </w:p>
-    <w:p>
-      <w:pPr>
-        <w:pStyle w:val="Heading1"/>
-      </w:pPr>
-      <w:r>
-        <w:t>17. Supported practice, repair and portfolio</w:t>
-      </w:r>
-    </w:p>
-    <w:p>
-      <w:r>
-        <w:t>Attempt supported questions before using hints or feedback. Review a missing building block, then keep the completed work.</w:t>
+        <w:t>. Open the HTML copy to read or print it.</w:t>
+      </w:r>
+    </w:p>
+    <w:p>
+      <w:pPr>
+        <w:spacing w:line="336" w:lineRule="auto" w:after="180"/>
+      </w:pPr>
+      <w:r>
+        <w:rPr>
+          <w:b w:val="0"/>
+        </w:rPr>
+        <w:t>Drafts stay in this browser when storage is available; clear drafts on a shared device.</w:t>
+      </w:r>
+    </w:p>
+    <w:p>
+      <w:pPr>
+        <w:pStyle w:val="Heading2"/>
+      </w:pPr>
+      <w:r>
+        <w:t>Earlier wording, alternatives and picture transcripts · reference / check after trying</w:t>
       </w:r>
     </w:p>
     <w:p>
@@ -3457,86 +5255,10 @@
     </w:p>
     <w:p>
       <w:pPr>
-        <w:spacing w:line="336" w:lineRule="auto" w:after="180"/>
-      </w:pPr>
-      <w:r>
-        <w:rPr>
-          <w:b w:val="0"/>
-        </w:rPr>
-        <w:t xml:space="preserve">A </w:t>
-      </w:r>
-      <w:r>
-        <w:rPr>
-          <w:b/>
-        </w:rPr>
-        <w:t>baseline</w:t>
-      </w:r>
-      <w:r>
-        <w:rPr>
-          <w:b w:val="0"/>
-        </w:rPr>
-        <w:t xml:space="preserve"> deserves a fair chance. Two classifiers answer the same eight fixed questions with the same allowed sources.</w:t>
-      </w:r>
-    </w:p>
-    <w:p>
-      <w:pPr>
         <w:pStyle w:val="Heading3"/>
       </w:pPr>
       <w:r>
-        <w:t>Practice 1: explain the deciding evidence</w:t>
-      </w:r>
-    </w:p>
-    <w:p>
-      <w:pPr>
-        <w:spacing w:line="336" w:lineRule="auto" w:after="180"/>
-      </w:pPr>
-      <w:r>
-        <w:rPr>
-          <w:b w:val="0"/>
-        </w:rPr>
-        <w:t>Which labelled step matches this detail? B adds one correct case here; compare resources and failure types too.</w:t>
-      </w:r>
-    </w:p>
-    <w:p>
-      <w:pPr>
-        <w:spacing w:line="336" w:lineRule="auto" w:after="180"/>
-        <w:shd w:fill="F4F9FC"/>
-      </w:pPr>
-      <w:r>
-        <w:rPr>
-          <w:b w:val="0"/>
-        </w:rPr>
-        <w:t xml:space="preserve">1. Declare </w:t>
-      </w:r>
-      <w:r>
-        <w:rPr>
-          <w:b/>
-        </w:rPr>
-        <w:t>baseline</w:t>
-      </w:r>
-    </w:p>
-    <w:p>
-      <w:pPr>
-        <w:spacing w:line="336" w:lineRule="auto" w:after="180"/>
-        <w:shd w:fill="F4F9FC"/>
-      </w:pPr>
-      <w:r>
-        <w:rPr>
-          <w:b w:val="0"/>
-        </w:rPr>
-        <w:t>2. Interpret cautiously</w:t>
-      </w:r>
-    </w:p>
-    <w:p>
-      <w:pPr>
-        <w:spacing w:line="336" w:lineRule="auto" w:after="180"/>
-        <w:shd w:fill="F4F9FC"/>
-      </w:pPr>
-      <w:r>
-        <w:rPr>
-          <w:b w:val="0"/>
-        </w:rPr>
-        <w:t>3. Measure fairly</w:t>
+        <w:t>Repair a missing building block</w:t>
       </w:r>
     </w:p>
     <w:p>
@@ -3544,439 +5266,25 @@
         <w:pStyle w:val="Heading3"/>
       </w:pPr>
       <w:r>
-        <w:t>My selected conclusion, deciding fact and explanation</w:t>
-      </w:r>
-    </w:p>
-    <w:p>
-      <w:r>
-        <w:t>________________________________________________________________</w:t>
-      </w:r>
-    </w:p>
-    <w:p>
-      <w:r>
-        <w:t>________________________________________________________________</w:t>
-      </w:r>
-    </w:p>
-    <w:p>
-      <w:r>
-        <w:t>________________________________________________________________</w:t>
-      </w:r>
-    </w:p>
-    <w:p>
-      <w:r>
-        <w:t>________________________________________________________________</w:t>
-      </w:r>
-    </w:p>
-    <w:p>
-      <w:r>
-        <w:t>________________________________________________________________</w:t>
-      </w:r>
-    </w:p>
-    <w:p>
-      <w:pPr>
-        <w:pStyle w:val="Heading3"/>
-      </w:pPr>
-      <w:r>
-        <w:t>Hint · try first</w:t>
-      </w:r>
-    </w:p>
-    <w:p>
-      <w:pPr>
-        <w:spacing w:line="336" w:lineRule="auto" w:after="180"/>
-        <w:shd w:fill="F1F6F8"/>
-      </w:pPr>
-      <w:r>
-        <w:rPr>
-          <w:b w:val="0"/>
-        </w:rPr>
-        <w:t>Hint if needed: Read the steps in the pictorial case. Match the supplied detail to the stage that performs or records it.</w:t>
-      </w:r>
-    </w:p>
-    <w:p>
-      <w:pPr>
-        <w:pStyle w:val="Heading3"/>
-      </w:pPr>
-      <w:r>
-        <w:t>Feedback · compare after trying</w:t>
-      </w:r>
-    </w:p>
-    <w:p>
-      <w:pPr>
-        <w:spacing w:line="336" w:lineRule="auto" w:after="180"/>
-        <w:shd w:fill="F1F6FC"/>
-      </w:pPr>
-      <w:r>
-        <w:rPr>
-          <w:b w:val="0"/>
-        </w:rPr>
-        <w:t xml:space="preserve">After your attempt, compare with the supported explanation: Interpret cautiously B adds one correct case here; compare resources and failure types too. A </w:t>
-      </w:r>
-      <w:r>
-        <w:rPr>
-          <w:b/>
-        </w:rPr>
-        <w:t>baseline</w:t>
-      </w:r>
-      <w:r>
-        <w:rPr>
-          <w:b w:val="0"/>
-        </w:rPr>
-        <w:t xml:space="preserve"> anchors the claim of improvement.</w:t>
-      </w:r>
-    </w:p>
-    <w:p>
-      <w:pPr>
-        <w:spacing w:line="336" w:lineRule="auto" w:after="180"/>
-        <w:shd w:fill="F1F6FC"/>
-      </w:pPr>
-      <w:r>
-        <w:rPr>
-          <w:b w:val="0"/>
-        </w:rPr>
-        <w:t>Fair comparison keeps information access, cases and scoring aligned while allowing the declared method difference.</w:t>
-      </w:r>
-    </w:p>
-    <w:p>
-      <w:pPr>
-        <w:pStyle w:val="Heading3"/>
-      </w:pPr>
-      <w:r>
-        <w:t>Practice 2: explain the deciding evidence</w:t>
-      </w:r>
-    </w:p>
-    <w:p>
-      <w:pPr>
-        <w:pStyle w:val="Heading3"/>
-      </w:pPr>
-      <w:r>
-        <w:t>Changed case · predict first</w:t>
-      </w:r>
-    </w:p>
-    <w:p>
-      <w:pPr>
-        <w:spacing w:line="336" w:lineRule="auto" w:after="180"/>
-        <w:shd w:fill="F5F1FB"/>
-      </w:pPr>
-      <w:r>
-        <w:rPr>
-          <w:b w:val="0"/>
-        </w:rPr>
-        <w:t>Changed-case practice: Give B the answer key before testing. Which conclusion is supported by the supplied facts?</w:t>
-      </w:r>
-    </w:p>
-    <w:p>
-      <w:pPr>
-        <w:spacing w:line="336" w:lineRule="auto" w:after="180"/>
-        <w:shd w:fill="F4F9FC"/>
-      </w:pPr>
-      <w:r>
-        <w:rPr>
-          <w:b w:val="0"/>
-        </w:rPr>
-        <w:t xml:space="preserve">1. We can decide the result without examining the changed </w:t>
-      </w:r>
-      <w:r>
-        <w:rPr>
-          <w:b/>
-        </w:rPr>
-        <w:t>input</w:t>
-      </w:r>
-      <w:r>
-        <w:rPr>
-          <w:b w:val="0"/>
-        </w:rPr>
-        <w:t xml:space="preserve"> or the procedure.</w:t>
-      </w:r>
-    </w:p>
-    <w:p>
-      <w:pPr>
-        <w:spacing w:line="336" w:lineRule="auto" w:after="180"/>
-        <w:shd w:fill="F4F9FC"/>
-      </w:pPr>
-      <w:r>
-        <w:rPr>
-          <w:b w:val="0"/>
-        </w:rPr>
-        <w:t>2. The resulting comparison is invalid as unseen evaluation.</w:t>
-      </w:r>
-    </w:p>
-    <w:p>
-      <w:pPr>
-        <w:spacing w:line="336" w:lineRule="auto" w:after="180"/>
-        <w:shd w:fill="F4F9FC"/>
-      </w:pPr>
-      <w:r>
-        <w:rPr>
-          <w:b w:val="0"/>
-        </w:rPr>
-        <w:t xml:space="preserve">3. This one example guarantees correct results for every future </w:t>
-      </w:r>
-      <w:r>
-        <w:rPr>
-          <w:b/>
-        </w:rPr>
-        <w:t>input</w:t>
-      </w:r>
-      <w:r>
-        <w:rPr>
-          <w:b w:val="0"/>
-        </w:rPr>
-        <w:t>.</w:t>
-      </w:r>
-    </w:p>
-    <w:p>
-      <w:pPr>
-        <w:pStyle w:val="Heading3"/>
-      </w:pPr>
-      <w:r>
-        <w:t>My selected conclusion, deciding fact and explanation</w:t>
-      </w:r>
-    </w:p>
-    <w:p>
-      <w:r>
-        <w:t>________________________________________________________________</w:t>
-      </w:r>
-    </w:p>
-    <w:p>
-      <w:r>
-        <w:t>________________________________________________________________</w:t>
-      </w:r>
-    </w:p>
-    <w:p>
-      <w:r>
-        <w:t>________________________________________________________________</w:t>
-      </w:r>
-    </w:p>
-    <w:p>
-      <w:r>
-        <w:t>________________________________________________________________</w:t>
-      </w:r>
-    </w:p>
-    <w:p>
-      <w:r>
-        <w:t>________________________________________________________________</w:t>
-      </w:r>
-    </w:p>
-    <w:p>
-      <w:pPr>
-        <w:pStyle w:val="Heading3"/>
-      </w:pPr>
-      <w:r>
-        <w:t>Hint · try first</w:t>
-      </w:r>
-    </w:p>
-    <w:p>
-      <w:pPr>
-        <w:spacing w:line="336" w:lineRule="auto" w:after="180"/>
-        <w:shd w:fill="F1F6F8"/>
-      </w:pPr>
-      <w:r>
-        <w:rPr>
-          <w:b w:val="0"/>
-        </w:rPr>
-        <w:t>Hint if needed: Use the changed condition and the deciding step in the pictorial trace. The answer must say what follows from those facts.</w:t>
-      </w:r>
-    </w:p>
-    <w:p>
-      <w:pPr>
-        <w:pStyle w:val="Heading3"/>
-      </w:pPr>
-      <w:r>
-        <w:t>Feedback · compare after trying</w:t>
-      </w:r>
-    </w:p>
-    <w:p>
-      <w:pPr>
-        <w:spacing w:line="336" w:lineRule="auto" w:after="180"/>
-        <w:shd w:fill="F1F6FC"/>
-      </w:pPr>
-      <w:r>
-        <w:rPr>
-          <w:b w:val="0"/>
-        </w:rPr>
-        <w:t>After your attempt, compare with the supported explanation: The resulting comparison is invalid as unseen evaluation. B would receive privileged information that A did not receive.</w:t>
-      </w:r>
-    </w:p>
-    <w:p>
-      <w:pPr>
-        <w:pStyle w:val="Heading3"/>
-      </w:pPr>
-      <w:r>
-        <w:t>Repair a missing building block</w:t>
-      </w:r>
-    </w:p>
-    <w:p>
-      <w:pPr>
-        <w:spacing w:line="336" w:lineRule="auto" w:after="180"/>
-      </w:pPr>
-      <w:r>
-        <w:rPr>
-          <w:b w:val="0"/>
-        </w:rPr>
-        <w:t xml:space="preserve">Review Hypotheses and measurable outcomes (ai-7/7). Goal: Explain the </w:t>
-      </w:r>
-      <w:r>
-        <w:rPr>
-          <w:b/>
-        </w:rPr>
-        <w:t>mechanism</w:t>
-      </w:r>
-      <w:r>
-        <w:rPr>
-          <w:b w:val="0"/>
-        </w:rPr>
-        <w:t xml:space="preserve"> and terminology of hypotheses and measurable outcomes. Short practice: Name the predicted outcome and how unsupported is scored.</w:t>
-      </w:r>
-    </w:p>
-    <w:p>
-      <w:pPr>
-        <w:spacing w:line="336" w:lineRule="auto" w:after="180"/>
-      </w:pPr>
-      <w:r>
-        <w:rPr>
-          <w:b w:val="0"/>
-        </w:rPr>
-        <w:t>If B sounds friendlier but ties A’s unsupported count, does the recorded improvement hypothesis receive support?. Return to this week and explain what you changed.</w:t>
-      </w:r>
-    </w:p>
-    <w:p>
-      <w:pPr>
-        <w:spacing w:line="336" w:lineRule="auto" w:after="180"/>
-      </w:pPr>
-      <w:r>
-        <w:rPr>
-          <w:b w:val="0"/>
-        </w:rPr>
-        <w:t xml:space="preserve">Review Replication and reproduction (ai-7/5). Goal: Explain the </w:t>
-      </w:r>
-      <w:r>
-        <w:rPr>
-          <w:b/>
-        </w:rPr>
-        <w:t>mechanism</w:t>
-      </w:r>
-      <w:r>
-        <w:rPr>
-          <w:b w:val="0"/>
-        </w:rPr>
-        <w:t xml:space="preserve"> and terminology of replication and reproduction. Short practice: Calculate the scores from the original and new four-record sets.</w:t>
-      </w:r>
-    </w:p>
-    <w:p>
-      <w:pPr>
-        <w:spacing w:line="336" w:lineRule="auto" w:after="180"/>
-      </w:pPr>
-      <w:r>
-        <w:rPr>
-          <w:b w:val="0"/>
-        </w:rPr>
-        <w:t>Which activity reproduces saved analysis, which repeats the protocol, and why does a different rerun of the original data need investigation?. Return to this week and explain what you changed.</w:t>
-      </w:r>
-    </w:p>
-    <w:p>
-      <w:pPr>
-        <w:spacing w:line="336" w:lineRule="auto" w:after="180"/>
-      </w:pPr>
-      <w:r>
-        <w:rPr>
-          <w:b w:val="0"/>
-        </w:rPr>
-        <w:t xml:space="preserve">Review Reading a research claim (ai-7/2). Goal: Explain the </w:t>
-      </w:r>
-      <w:r>
-        <w:rPr>
-          <w:b/>
-        </w:rPr>
-        <w:t>mechanism</w:t>
-      </w:r>
-      <w:r>
-        <w:rPr>
-          <w:b w:val="0"/>
-        </w:rPr>
-        <w:t xml:space="preserve"> and terminology of reading a research claim. Short practice: Calculate the </w:t>
-      </w:r>
-      <w:r>
-        <w:rPr>
-          <w:b/>
-        </w:rPr>
-        <w:t>baseline</w:t>
-      </w:r>
-      <w:r>
-        <w:rPr>
-          <w:b w:val="0"/>
-        </w:rPr>
-        <w:t xml:space="preserve"> and new rates for 2/10 and 4/10.</w:t>
-      </w:r>
-    </w:p>
-    <w:p>
-      <w:pPr>
-        <w:spacing w:line="336" w:lineRule="auto" w:after="180"/>
-      </w:pPr>
-      <w:r>
-        <w:rPr>
-          <w:b w:val="0"/>
-        </w:rPr>
-        <w:t>Explain both twice the rate and the percentage-point change, and say why neither measures every learner’s improvement.. Return to this week and explain what you changed.</w:t>
-      </w:r>
-    </w:p>
-    <w:p>
-      <w:pPr>
-        <w:pStyle w:val="Heading3"/>
-      </w:pPr>
-      <w:r>
         <w:t>Keep your completed work</w:t>
       </w:r>
     </w:p>
     <w:p>
       <w:pPr>
-        <w:spacing w:line="336" w:lineRule="auto" w:after="180"/>
-      </w:pPr>
-      <w:r>
-        <w:rPr>
-          <w:b w:val="0"/>
-        </w:rPr>
-        <w:t xml:space="preserve">Use Download completed work in the hosted lesson to export your answers, reflections, practice feedback and code-run </w:t>
-      </w:r>
-      <w:r>
-        <w:rPr>
-          <w:b/>
-        </w:rPr>
-        <w:t>evidence</w:t>
-      </w:r>
-      <w:r>
-        <w:rPr>
-          <w:b w:val="0"/>
-        </w:rPr>
-        <w:t>. Open the HTML copy to read or print it.</w:t>
-      </w:r>
-    </w:p>
-    <w:p>
-      <w:pPr>
-        <w:spacing w:line="336" w:lineRule="auto" w:after="180"/>
-      </w:pPr>
-      <w:r>
-        <w:rPr>
-          <w:b w:val="0"/>
-        </w:rPr>
-        <w:t>Drafts stay in this browser when storage is available; clear drafts on a shared device.</w:t>
-      </w:r>
-    </w:p>
-    <w:p>
-      <w:pPr>
         <w:pStyle w:val="Heading1"/>
       </w:pPr>
       <w:r>
-        <w:t>18. Visual concept journey</w:t>
-      </w:r>
-    </w:p>
-    <w:p>
-      <w:r>
-        <w:t>Explain each Baselines and fair comparisons graphic using its labels, deciding evidence and relevant limitation.</w:t>
-      </w:r>
-    </w:p>
-    <w:p>
-      <w:pPr>
-        <w:pStyle w:val="Heading3"/>
+        <w:t>18. Reference · Six-picture concept journey</w:t>
+      </w:r>
+    </w:p>
+    <w:p>
+      <w:r>
+        <w:t>Choose the picture that supports the current explanation.</w:t>
+      </w:r>
+    </w:p>
+    <w:p>
+      <w:pPr>
+        <w:pStyle w:val="Heading2"/>
       </w:pPr>
       <w:r>
         <w:t>01. Baselines and fair comparisons: the case</w:t>
@@ -3987,7 +5295,7 @@
         <w:drawing>
           <wp:inline xmlns:a="http://schemas.openxmlformats.org/drawingml/2006/main" xmlns:pic="http://schemas.openxmlformats.org/drawingml/2006/picture">
             <wp:extent cx="5486400" cy="2834640"/>
-            <wp:docPr id="3" name="Picture 3" descr="A baseline deserves a fair chance. Two classifiers answer the same eight fixed questions with the same allowed sources. Supplied facts: Simple rule A: 6/8 correct. New model B: 7/8 correct. No test case is used to tune either version."/>
+            <wp:docPr id="5" name="Picture 5" descr="A baseline deserves a fair chance. Two classifiers answer the same eight fixed questions with the same allowed sources. Supplied facts: Simple rule A: 6/8 correct. New model B: 7/8 correct. No test case is used to tune either version."/>
             <wp:cNvGraphicFramePr>
               <a:graphicFrameLocks noChangeAspect="1"/>
             </wp:cNvGraphicFramePr>
@@ -3996,187 +5304,6 @@
                 <pic:pic>
                   <pic:nvPicPr>
                     <pic:cNvPr id="0" name="academy-story-ai-7-8-01.png"/>
-                    <pic:cNvPicPr/>
-                  </pic:nvPicPr>
-                  <pic:blipFill>
-                    <a:blip r:embed="rId11"/>
-                    <a:stretch>
-                      <a:fillRect/>
-                    </a:stretch>
-                  </pic:blipFill>
-                  <pic:spPr>
-                    <a:xfrm>
-                      <a:off x="0" y="0"/>
-                      <a:ext cx="5486400" cy="2834640"/>
-                    </a:xfrm>
-                    <a:prstGeom prst="rect"/>
-                  </pic:spPr>
-                </pic:pic>
-              </a:graphicData>
-            </a:graphic>
-          </wp:inline>
-        </w:drawing>
-      </w:r>
-    </w:p>
-    <w:p>
-      <w:pPr>
-        <w:spacing w:line="336" w:lineRule="auto" w:after="180"/>
-      </w:pPr>
-      <w:r>
-        <w:rPr>
-          <w:b w:val="0"/>
-        </w:rPr>
-        <w:t xml:space="preserve">A </w:t>
-      </w:r>
-      <w:r>
-        <w:rPr>
-          <w:b/>
-        </w:rPr>
-        <w:t>baseline</w:t>
-      </w:r>
-      <w:r>
-        <w:rPr>
-          <w:b w:val="0"/>
-        </w:rPr>
-        <w:t xml:space="preserve"> deserves a fair chance. Two classifiers answer the same eight fixed questions with the same allowed sources. Supplied facts: Simple rule A: 6/8 correct. New model B: 7/8 correct.</w:t>
-      </w:r>
-    </w:p>
-    <w:p>
-      <w:pPr>
-        <w:spacing w:line="336" w:lineRule="auto" w:after="180"/>
-      </w:pPr>
-      <w:r>
-        <w:rPr>
-          <w:b w:val="0"/>
-        </w:rPr>
-        <w:t>No test case is used to tune either version.</w:t>
-      </w:r>
-    </w:p>
-    <w:p>
-      <w:pPr>
-        <w:spacing w:line="336" w:lineRule="auto" w:after="180"/>
-        <w:shd w:fill="F5F1FB"/>
-      </w:pPr>
-      <w:r>
-        <w:rPr>
-          <w:b w:val="0"/>
-        </w:rPr>
-        <w:t>Point to the given fact that matters most. Explain why it matters.</w:t>
-      </w:r>
-    </w:p>
-    <w:p>
-      <w:pPr>
-        <w:pStyle w:val="Heading3"/>
-      </w:pPr>
-      <w:r>
-        <w:t>02. Follow the deciding steps</w:t>
-      </w:r>
-    </w:p>
-    <w:p>
-      <w:r>
-        <w:drawing>
-          <wp:inline xmlns:a="http://schemas.openxmlformats.org/drawingml/2006/main" xmlns:pic="http://schemas.openxmlformats.org/drawingml/2006/picture">
-            <wp:extent cx="5486400" cy="3182112"/>
-            <wp:docPr id="4" name="Picture 4" descr="Declare baseline: A uses a simple documented rule rather than an intentionally weak placeholder. → Measure fairly: A is 75%; B is 87.5% on the same eight cases. → Interpret cautiously: B adds one correct case here; compare resources and failure types too."/>
-            <wp:cNvGraphicFramePr>
-              <a:graphicFrameLocks noChangeAspect="1"/>
-            </wp:cNvGraphicFramePr>
-            <a:graphic>
-              <a:graphicData uri="http://schemas.openxmlformats.org/drawingml/2006/picture">
-                <pic:pic>
-                  <pic:nvPicPr>
-                    <pic:cNvPr id="0" name="academy-story-ai-7-8-02.png"/>
-                    <pic:cNvPicPr/>
-                  </pic:nvPicPr>
-                  <pic:blipFill>
-                    <a:blip r:embed="rId12"/>
-                    <a:stretch>
-                      <a:fillRect/>
-                    </a:stretch>
-                  </pic:blipFill>
-                  <pic:spPr>
-                    <a:xfrm>
-                      <a:off x="0" y="0"/>
-                      <a:ext cx="5486400" cy="3182112"/>
-                    </a:xfrm>
-                    <a:prstGeom prst="rect"/>
-                  </pic:spPr>
-                </pic:pic>
-              </a:graphicData>
-            </a:graphic>
-          </wp:inline>
-        </w:drawing>
-      </w:r>
-    </w:p>
-    <w:p>
-      <w:pPr>
-        <w:spacing w:line="336" w:lineRule="auto" w:after="180"/>
-      </w:pPr>
-      <w:r>
-        <w:rPr>
-          <w:b w:val="0"/>
-        </w:rPr>
-        <w:t xml:space="preserve">Declare </w:t>
-      </w:r>
-      <w:r>
-        <w:rPr>
-          <w:b/>
-        </w:rPr>
-        <w:t>baseline</w:t>
-      </w:r>
-      <w:r>
-        <w:rPr>
-          <w:b w:val="0"/>
-        </w:rPr>
-        <w:t>: A uses a simple documented rule rather than an intentionally weak placeholder. → Measure fairly: A is 75%; B is 87.5% on the same eight cases. → Interpret cautiously: B adds one correct case here; compare resources and failure types too.</w:t>
-      </w:r>
-    </w:p>
-    <w:p>
-      <w:pPr>
-        <w:spacing w:line="336" w:lineRule="auto" w:after="180"/>
-        <w:shd w:fill="F5F1FB"/>
-      </w:pPr>
-      <w:r>
-        <w:rPr>
-          <w:b w:val="0"/>
-        </w:rPr>
-        <w:t xml:space="preserve">Point to each numbered stage and explain which recorded </w:t>
-      </w:r>
-      <w:r>
-        <w:rPr>
-          <w:b/>
-        </w:rPr>
-        <w:t>input</w:t>
-      </w:r>
-      <w:r>
-        <w:rPr>
-          <w:b w:val="0"/>
-        </w:rPr>
-        <w:t xml:space="preserve"> it uses.</w:t>
-      </w:r>
-    </w:p>
-    <w:p>
-      <w:pPr>
-        <w:pStyle w:val="Heading3"/>
-      </w:pPr>
-      <w:r>
-        <w:t>03. Two versions on eight shared cases</w:t>
-      </w:r>
-    </w:p>
-    <w:p>
-      <w:r>
-        <w:drawing>
-          <wp:inline xmlns:a="http://schemas.openxmlformats.org/drawingml/2006/main" xmlns:pic="http://schemas.openxmlformats.org/drawingml/2006/picture">
-            <wp:extent cx="5486400" cy="2834640"/>
-            <wp:docPr id="5" name="Picture 5" descr="Two versions on eight shared cases. Units: correct answers out of 8. A: 6. B: 7."/>
-            <wp:cNvGraphicFramePr>
-              <a:graphicFrameLocks noChangeAspect="1"/>
-            </wp:cNvGraphicFramePr>
-            <a:graphic>
-              <a:graphicData uri="http://schemas.openxmlformats.org/drawingml/2006/picture">
-                <pic:pic>
-                  <pic:nvPicPr>
-                    <pic:cNvPr id="0" name="academy-story-ai-7-8-03.png"/>
                     <pic:cNvPicPr/>
                   </pic:nvPicPr>
                   <pic:blipFill>
@@ -4207,13 +5334,191 @@
         <w:rPr>
           <w:b w:val="0"/>
         </w:rPr>
+        <w:t xml:space="preserve">A </w:t>
+      </w:r>
+      <w:r>
+        <w:rPr>
+          <w:b/>
+        </w:rPr>
+        <w:t>baseline</w:t>
+      </w:r>
+      <w:r>
+        <w:rPr>
+          <w:b w:val="0"/>
+        </w:rPr>
+        <w:t xml:space="preserve"> deserves a fair chance. Two classifiers answer the same eight fixed questions with the same allowed sources. Supplied facts: Simple rule A: 6/8 correct. New model B: 7/8 correct.</w:t>
+      </w:r>
+    </w:p>
+    <w:p>
+      <w:pPr>
+        <w:spacing w:line="336" w:lineRule="auto" w:after="180"/>
+      </w:pPr>
+      <w:r>
+        <w:rPr>
+          <w:b w:val="0"/>
+        </w:rPr>
+        <w:t>No test case is used to tune either version.</w:t>
+      </w:r>
+    </w:p>
+    <w:p>
+      <w:pPr>
+        <w:spacing w:line="336" w:lineRule="auto" w:after="180"/>
+      </w:pPr>
+      <w:r>
+        <w:rPr>
+          <w:b w:val="0"/>
+        </w:rPr>
+        <w:t>Point to the given fact that matters most. Explain why it matters.</w:t>
+      </w:r>
+    </w:p>
+    <w:p>
+      <w:pPr>
+        <w:pStyle w:val="Heading2"/>
+      </w:pPr>
+      <w:r>
+        <w:t>02. Follow the deciding steps</w:t>
+      </w:r>
+    </w:p>
+    <w:p>
+      <w:r>
+        <w:drawing>
+          <wp:inline xmlns:a="http://schemas.openxmlformats.org/drawingml/2006/main" xmlns:pic="http://schemas.openxmlformats.org/drawingml/2006/picture">
+            <wp:extent cx="5486400" cy="3182112"/>
+            <wp:docPr id="6" name="Picture 6" descr="Declare baseline: A uses a simple documented rule rather than an intentionally weak placeholder. → Measure fairly: A is 75%; B is 87.5% on the same eight cases. → Interpret cautiously: B adds one correct case here; compare resources and failure types too."/>
+            <wp:cNvGraphicFramePr>
+              <a:graphicFrameLocks noChangeAspect="1"/>
+            </wp:cNvGraphicFramePr>
+            <a:graphic>
+              <a:graphicData uri="http://schemas.openxmlformats.org/drawingml/2006/picture">
+                <pic:pic>
+                  <pic:nvPicPr>
+                    <pic:cNvPr id="0" name="academy-story-ai-7-8-02.png"/>
+                    <pic:cNvPicPr/>
+                  </pic:nvPicPr>
+                  <pic:blipFill>
+                    <a:blip r:embed="rId9"/>
+                    <a:stretch>
+                      <a:fillRect/>
+                    </a:stretch>
+                  </pic:blipFill>
+                  <pic:spPr>
+                    <a:xfrm>
+                      <a:off x="0" y="0"/>
+                      <a:ext cx="5486400" cy="3182112"/>
+                    </a:xfrm>
+                    <a:prstGeom prst="rect"/>
+                  </pic:spPr>
+                </pic:pic>
+              </a:graphicData>
+            </a:graphic>
+          </wp:inline>
+        </w:drawing>
+      </w:r>
+    </w:p>
+    <w:p>
+      <w:pPr>
+        <w:spacing w:line="336" w:lineRule="auto" w:after="180"/>
+      </w:pPr>
+      <w:r>
+        <w:rPr>
+          <w:b w:val="0"/>
+        </w:rPr>
+        <w:t xml:space="preserve">Declare </w:t>
+      </w:r>
+      <w:r>
+        <w:rPr>
+          <w:b/>
+        </w:rPr>
+        <w:t>baseline</w:t>
+      </w:r>
+      <w:r>
+        <w:rPr>
+          <w:b w:val="0"/>
+        </w:rPr>
+        <w:t>: A uses a simple documented rule rather than an intentionally weak placeholder. → Measure fairly: A is 75%; B is 87.5% on the same eight cases. → Interpret cautiously: B adds one correct case here; compare resources and failure types too.</w:t>
+      </w:r>
+    </w:p>
+    <w:p>
+      <w:pPr>
+        <w:spacing w:line="336" w:lineRule="auto" w:after="180"/>
+      </w:pPr>
+      <w:r>
+        <w:rPr>
+          <w:b w:val="0"/>
+        </w:rPr>
+        <w:t xml:space="preserve">Point to each numbered stage and explain which recorded </w:t>
+      </w:r>
+      <w:r>
+        <w:rPr>
+          <w:b/>
+        </w:rPr>
+        <w:t>input</w:t>
+      </w:r>
+      <w:r>
+        <w:rPr>
+          <w:b w:val="0"/>
+        </w:rPr>
+        <w:t xml:space="preserve"> it uses.</w:t>
+      </w:r>
+    </w:p>
+    <w:p>
+      <w:pPr>
+        <w:pStyle w:val="Heading2"/>
+      </w:pPr>
+      <w:r>
+        <w:t>03. Two versions on eight shared cases</w:t>
+      </w:r>
+    </w:p>
+    <w:p>
+      <w:r>
+        <w:drawing>
+          <wp:inline xmlns:a="http://schemas.openxmlformats.org/drawingml/2006/main" xmlns:pic="http://schemas.openxmlformats.org/drawingml/2006/picture">
+            <wp:extent cx="5486400" cy="2834640"/>
+            <wp:docPr id="7" name="Picture 7" descr="Two versions on eight shared cases. Units: correct answers out of 8. A: 6. B: 7."/>
+            <wp:cNvGraphicFramePr>
+              <a:graphicFrameLocks noChangeAspect="1"/>
+            </wp:cNvGraphicFramePr>
+            <a:graphic>
+              <a:graphicData uri="http://schemas.openxmlformats.org/drawingml/2006/picture">
+                <pic:pic>
+                  <pic:nvPicPr>
+                    <pic:cNvPr id="0" name="academy-story-ai-7-8-03.png"/>
+                    <pic:cNvPicPr/>
+                  </pic:nvPicPr>
+                  <pic:blipFill>
+                    <a:blip r:embed="rId14"/>
+                    <a:stretch>
+                      <a:fillRect/>
+                    </a:stretch>
+                  </pic:blipFill>
+                  <pic:spPr>
+                    <a:xfrm>
+                      <a:off x="0" y="0"/>
+                      <a:ext cx="5486400" cy="2834640"/>
+                    </a:xfrm>
+                    <a:prstGeom prst="rect"/>
+                  </pic:spPr>
+                </pic:pic>
+              </a:graphicData>
+            </a:graphic>
+          </wp:inline>
+        </w:drawing>
+      </w:r>
+    </w:p>
+    <w:p>
+      <w:pPr>
+        <w:spacing w:line="336" w:lineRule="auto" w:after="180"/>
+      </w:pPr>
+      <w:r>
+        <w:rPr>
+          <w:b w:val="0"/>
+        </w:rPr>
         <w:t>Two versions on eight shared cases. Units: correct answers out of 8. A: 6. B: 7.</w:t>
       </w:r>
     </w:p>
     <w:p>
       <w:pPr>
         <w:spacing w:line="336" w:lineRule="auto" w:after="180"/>
-        <w:shd w:fill="F5F1FB"/>
       </w:pPr>
       <w:r>
         <w:rPr>
@@ -4224,7 +5529,7 @@
     </w:p>
     <w:p>
       <w:pPr>
-        <w:pStyle w:val="Heading3"/>
+        <w:pStyle w:val="Heading2"/>
       </w:pPr>
       <w:r>
         <w:t>04. Change one thing. Trace what follows.</w:t>
@@ -4235,7 +5540,7 @@
         <w:drawing>
           <wp:inline xmlns:a="http://schemas.openxmlformats.org/drawingml/2006/main" xmlns:pic="http://schemas.openxmlformats.org/drawingml/2006/picture">
             <wp:extent cx="5486400" cy="3026664"/>
-            <wp:docPr id="6" name="Picture 6" descr="Original case: B adds one correct case here; compare resources and failure types too. Changed condition: Give B the answer key before testing. Expected result: The resulting comparison is invalid as unseen evaluation. Reason: B would receive privileged information that A did not receive."/>
+            <wp:docPr id="8" name="Picture 8" descr="Original case: B adds one correct case here; compare resources and failure types too. Changed condition: Give B the answer key before testing. Expected result: The resulting comparison is invalid as unseen evaluation. Reason: B would receive privileged information that A did not receive."/>
             <wp:cNvGraphicFramePr>
               <a:graphicFrameLocks noChangeAspect="1"/>
             </wp:cNvGraphicFramePr>
@@ -4247,7 +5552,7 @@
                     <pic:cNvPicPr/>
                   </pic:nvPicPr>
                   <pic:blipFill>
-                    <a:blip r:embed="rId14"/>
+                    <a:blip r:embed="rId10"/>
                     <a:stretch>
                       <a:fillRect/>
                     </a:stretch>
@@ -4291,7 +5596,6 @@
     <w:p>
       <w:pPr>
         <w:spacing w:line="336" w:lineRule="auto" w:after="180"/>
-        <w:shd w:fill="F5F1FB"/>
       </w:pPr>
       <w:r>
         <w:rPr>
@@ -4302,7 +5606,7 @@
     </w:p>
     <w:p>
       <w:pPr>
-        <w:pStyle w:val="Heading3"/>
+        <w:pStyle w:val="Heading2"/>
       </w:pPr>
       <w:r>
         <w:t>05. Connect the explanation to its limit</w:t>
@@ -4313,7 +5617,7 @@
         <w:drawing>
           <wp:inline xmlns:a="http://schemas.openxmlformats.org/drawingml/2006/main" xmlns:pic="http://schemas.openxmlformats.org/drawingml/2006/picture">
             <wp:extent cx="5486400" cy="2834640"/>
-            <wp:docPr id="7" name="Picture 7" descr="A baseline anchors the claim of improvement. Fair comparison keeps information access, cases and scoring aligned while allowing the declared method difference. Limit: Eight cases do not establish a stable advantage or statistical significance."/>
+            <wp:docPr id="9" name="Picture 9" descr="A baseline anchors the claim of improvement. Fair comparison keeps information access, cases and scoring aligned while allowing the declared method difference. Limit: These eight-case aggregate results alone establish neither a stable advantage nor a reported statistical-significance result."/>
             <wp:cNvGraphicFramePr>
               <a:graphicFrameLocks noChangeAspect="1"/>
             </wp:cNvGraphicFramePr>
@@ -4364,24 +5668,12 @@
         <w:rPr>
           <w:b w:val="0"/>
         </w:rPr>
-        <w:t xml:space="preserve"> anchors the claim of improvement. Fair comparison keeps information access, cases and scoring aligned while allowing the declared method difference.</w:t>
+        <w:t xml:space="preserve"> anchors the claim of improvement. Fair comparison keeps information access, cases and scoring aligned while allowing the declared method difference. Limit: These eight-case aggregate results alone establish neither a stable advantage nor a reported statistical-significance result.</w:t>
       </w:r>
     </w:p>
     <w:p>
       <w:pPr>
         <w:spacing w:line="336" w:lineRule="auto" w:after="180"/>
-      </w:pPr>
-      <w:r>
-        <w:rPr>
-          <w:b w:val="0"/>
-        </w:rPr>
-        <w:t>Limit: Eight cases do not establish a stable advantage or statistical significance.</w:t>
-      </w:r>
-    </w:p>
-    <w:p>
-      <w:pPr>
-        <w:spacing w:line="336" w:lineRule="auto" w:after="180"/>
-        <w:shd w:fill="F5F1FB"/>
       </w:pPr>
       <w:r>
         <w:rPr>
@@ -4392,7 +5684,7 @@
     </w:p>
     <w:p>
       <w:pPr>
-        <w:pStyle w:val="Heading3"/>
+        <w:pStyle w:val="Heading2"/>
       </w:pPr>
       <w:r>
         <w:t>06. Make the idea visible in your project</w:t>
@@ -4403,7 +5695,7 @@
         <w:drawing>
           <wp:inline xmlns:a="http://schemas.openxmlformats.org/drawingml/2006/main" xmlns:pic="http://schemas.openxmlformats.org/drawingml/2006/picture">
             <wp:extent cx="5486400" cy="3681984"/>
-            <wp:docPr id="8" name="Picture 8" descr="For the Reproducible AI Research Study, retain an annotated worked trace and the changed-case reasoning. Connect the claim to its records, units and assumptions so another investigator can challenge or reproduce it. Draw your input, deciding step, result and limit. Supported question: Calculate 6/8 and 7/8 correctness and name the one-case gain. Why is giving B the answer key incompatible with an unseen comparison to the simple baseline?"/>
+            <wp:docPr id="10" name="Picture 10" descr="For the Reproducible AI Research Study, retain an annotated worked trace and the changed-case reasoning. Connect the claim to its records, units and assumptions so another investigator can challenge or reproduce it. Draw your input, deciding step, result and limit. Supported question: Calculate 6/8 and 7/8 correctness and name the one-case gain. Why is giving B the answer key incompatible with an unseen comparison to the simple baseline?"/>
             <wp:cNvGraphicFramePr>
               <a:graphicFrameLocks noChangeAspect="1"/>
             </wp:cNvGraphicFramePr>
@@ -4483,7 +5775,6 @@
     <w:p>
       <w:pPr>
         <w:spacing w:line="336" w:lineRule="auto" w:after="180"/>
-        <w:shd w:fill="F5F1FB"/>
       </w:pPr>
       <w:r>
         <w:rPr>
@@ -4502,6 +5793,62 @@
           <w:b w:val="0"/>
         </w:rPr>
         <w:t>.</w:t>
+      </w:r>
+    </w:p>
+    <w:p>
+      <w:pPr>
+        <w:pStyle w:val="Heading2"/>
+      </w:pPr>
+      <w:r>
+        <w:t>Earlier wording, alternatives and picture transcripts · reference / check after trying</w:t>
+      </w:r>
+    </w:p>
+    <w:p>
+      <w:pPr>
+        <w:pStyle w:val="Heading3"/>
+      </w:pPr>
+      <w:r>
+        <w:t>01. Baselines and fair comparisons: the case</w:t>
+      </w:r>
+    </w:p>
+    <w:p>
+      <w:pPr>
+        <w:pStyle w:val="Heading3"/>
+      </w:pPr>
+      <w:r>
+        <w:t>02. Follow the deciding steps</w:t>
+      </w:r>
+    </w:p>
+    <w:p>
+      <w:pPr>
+        <w:pStyle w:val="Heading3"/>
+      </w:pPr>
+      <w:r>
+        <w:t>03. Two versions on eight shared cases</w:t>
+      </w:r>
+    </w:p>
+    <w:p>
+      <w:pPr>
+        <w:pStyle w:val="Heading3"/>
+      </w:pPr>
+      <w:r>
+        <w:t>04. Change one thing. Trace what follows.</w:t>
+      </w:r>
+    </w:p>
+    <w:p>
+      <w:pPr>
+        <w:pStyle w:val="Heading3"/>
+      </w:pPr>
+      <w:r>
+        <w:t>05. Connect the explanation to its limit</w:t>
+      </w:r>
+    </w:p>
+    <w:p>
+      <w:pPr>
+        <w:pStyle w:val="Heading3"/>
+      </w:pPr>
+      <w:r>
+        <w:t>06. Make the idea visible in your project</w:t>
       </w:r>
     </w:p>
     <w:sectPr>
